--- a/WebContent/docx/EGFR_ALK_ROS1基因检测报告.docx
+++ b/WebContent/docx/EGFR_ALK_ROS1基因检测报告.docx
@@ -12,6 +12,55 @@
           <w:szCs w:val="40"/>
         </w:rPr>
       </w:pPr>
+      <w:r>
+        <w:rPr>
+          <w:color w:val="7F7F7F"/>
+          <w:sz w:val="20"/>
+          <w:szCs w:val="20"/>
+          <w:highlight w:val="none"/>
+          <w:lang w:eastAsia="zh-CN"/>
+        </w:rPr>
+        <w:drawing>
+          <wp:inline distT="0" distB="0" distL="0" distR="0">
+            <wp:extent cx="1369060" cy="389255"/>
+            <wp:effectExtent l="0" t="0" r="2540" b="6350"/>
+            <wp:docPr id="17" name="图片 17" descr="C:\Users\JT\Desktop\2019.3.1-诺禾致源logo-最新版\logo-透明底.pnglogo-透明底"/>
+            <wp:cNvGraphicFramePr>
+              <a:graphicFrameLocks xmlns:a="http://schemas.openxmlformats.org/drawingml/2006/main" noChangeAspect="1"/>
+            </wp:cNvGraphicFramePr>
+            <a:graphic xmlns:a="http://schemas.openxmlformats.org/drawingml/2006/main">
+              <a:graphicData uri="http://schemas.openxmlformats.org/drawingml/2006/picture">
+                <pic:pic xmlns:pic="http://schemas.openxmlformats.org/drawingml/2006/picture">
+                  <pic:nvPicPr>
+                    <pic:cNvPr id="17" name="图片 17" descr="C:\Users\JT\Desktop\2019.3.1-诺禾致源logo-最新版\logo-透明底.pnglogo-透明底"/>
+                    <pic:cNvPicPr>
+                      <a:picLocks noChangeAspect="1"/>
+                    </pic:cNvPicPr>
+                  </pic:nvPicPr>
+                  <pic:blipFill>
+                    <a:blip r:embed="rId6"/>
+                    <a:srcRect/>
+                    <a:stretch>
+                      <a:fillRect/>
+                    </a:stretch>
+                  </pic:blipFill>
+                  <pic:spPr>
+                    <a:xfrm>
+                      <a:off x="0" y="0"/>
+                      <a:ext cx="1369060" cy="389255"/>
+                    </a:xfrm>
+                    <a:prstGeom prst="rect">
+                      <a:avLst/>
+                    </a:prstGeom>
+                  </pic:spPr>
+                </pic:pic>
+              </a:graphicData>
+            </a:graphic>
+          </wp:inline>
+        </w:drawing>
+      </w:r>
+      <w:bookmarkStart w:id="10" w:name="_GoBack"/>
+      <w:bookmarkEnd w:id="10"/>
       <w:r>
         <w:rPr>
           <w:sz w:val="22"/>
@@ -387,8 +436,8 @@
     <w:tbl>
       <w:tblPr>
         <w:tblStyle w:val="7"/>
-        <w:tblW w:w="4850" w:type="pct"/>
-        <w:tblInd w:w="159" w:type="dxa"/>
+        <w:tblW w:w="5000" w:type="pct"/>
+        <w:jc w:val="center"/>
         <w:tblBorders>
           <w:top w:val="single" w:color="auto" w:sz="12" w:space="0"/>
           <w:left w:val="none" w:color="auto" w:sz="0" w:space="0"/>
@@ -406,9 +455,9 @@
         </w:tblCellMar>
       </w:tblPr>
       <w:tblGrid>
-        <w:gridCol w:w="3392"/>
-        <w:gridCol w:w="3489"/>
-        <w:gridCol w:w="3481"/>
+        <w:gridCol w:w="3219"/>
+        <w:gridCol w:w="3408"/>
+        <w:gridCol w:w="3455"/>
       </w:tblGrid>
       <w:tr>
         <w:tblPrEx>
@@ -430,10 +479,11 @@
         <w:trPr>
           <w:cantSplit/>
           <w:trHeight w:val="454" w:hRule="atLeast"/>
+          <w:jc w:val="center"/>
         </w:trPr>
         <w:tc>
           <w:tcPr>
-            <w:tcW w:w="1636" w:type="pct"/>
+            <w:tcW w:w="1596" w:type="pct"/>
             <w:tcBorders>
               <w:tl2br w:val="nil"/>
               <w:tr2bl w:val="nil"/>
@@ -479,7 +529,7 @@
         </w:tc>
         <w:tc>
           <w:tcPr>
-            <w:tcW w:w="1683" w:type="pct"/>
+            <w:tcW w:w="1690" w:type="pct"/>
             <w:tcBorders>
               <w:tl2br w:val="nil"/>
               <w:tr2bl w:val="nil"/>
@@ -525,7 +575,7 @@
         </w:tc>
         <w:tc>
           <w:tcPr>
-            <w:tcW w:w="1679" w:type="pct"/>
+            <w:tcW w:w="1713" w:type="pct"/>
             <w:tcBorders>
               <w:tl2br w:val="nil"/>
               <w:tr2bl w:val="nil"/>
@@ -590,10 +640,11 @@
         <w:trPr>
           <w:cantSplit/>
           <w:trHeight w:val="454" w:hRule="atLeast"/>
+          <w:jc w:val="center"/>
         </w:trPr>
         <w:tc>
           <w:tcPr>
-            <w:tcW w:w="1636" w:type="pct"/>
+            <w:tcW w:w="1596" w:type="pct"/>
             <w:tcBorders>
               <w:tl2br w:val="nil"/>
               <w:tr2bl w:val="nil"/>
@@ -639,7 +690,7 @@
         </w:tc>
         <w:tc>
           <w:tcPr>
-            <w:tcW w:w="1683" w:type="pct"/>
+            <w:tcW w:w="1690" w:type="pct"/>
             <w:tcBorders>
               <w:tl2br w:val="nil"/>
               <w:tr2bl w:val="nil"/>
@@ -685,7 +736,7 @@
         </w:tc>
         <w:tc>
           <w:tcPr>
-            <w:tcW w:w="1679" w:type="pct"/>
+            <w:tcW w:w="1713" w:type="pct"/>
             <w:tcBorders>
               <w:tl2br w:val="nil"/>
               <w:tr2bl w:val="nil"/>
@@ -750,10 +801,11 @@
         <w:trPr>
           <w:cantSplit/>
           <w:trHeight w:val="454" w:hRule="atLeast"/>
+          <w:jc w:val="center"/>
         </w:trPr>
         <w:tc>
           <w:tcPr>
-            <w:tcW w:w="1636" w:type="pct"/>
+            <w:tcW w:w="1596" w:type="pct"/>
             <w:tcBorders>
               <w:tl2br w:val="nil"/>
               <w:tr2bl w:val="nil"/>
@@ -799,7 +851,7 @@
         </w:tc>
         <w:tc>
           <w:tcPr>
-            <w:tcW w:w="1683" w:type="pct"/>
+            <w:tcW w:w="1690" w:type="pct"/>
             <w:tcBorders>
               <w:tl2br w:val="nil"/>
               <w:tr2bl w:val="nil"/>
@@ -835,7 +887,7 @@
         </w:tc>
         <w:tc>
           <w:tcPr>
-            <w:tcW w:w="1679" w:type="pct"/>
+            <w:tcW w:w="1713" w:type="pct"/>
             <w:tcBorders>
               <w:tl2br w:val="nil"/>
               <w:tr2bl w:val="nil"/>
@@ -900,10 +952,11 @@
         <w:trPr>
           <w:cantSplit/>
           <w:trHeight w:val="454" w:hRule="atLeast"/>
+          <w:jc w:val="center"/>
         </w:trPr>
         <w:tc>
           <w:tcPr>
-            <w:tcW w:w="1636" w:type="pct"/>
+            <w:tcW w:w="1596" w:type="pct"/>
             <w:tcBorders>
               <w:tl2br w:val="nil"/>
               <w:tr2bl w:val="nil"/>
@@ -949,7 +1002,7 @@
         </w:tc>
         <w:tc>
           <w:tcPr>
-            <w:tcW w:w="1683" w:type="pct"/>
+            <w:tcW w:w="1690" w:type="pct"/>
             <w:tcBorders>
               <w:tl2br w:val="nil"/>
               <w:tr2bl w:val="nil"/>
@@ -996,7 +1049,7 @@
         </w:tc>
         <w:tc>
           <w:tcPr>
-            <w:tcW w:w="1679" w:type="pct"/>
+            <w:tcW w:w="1713" w:type="pct"/>
             <w:tcBorders>
               <w:tl2br w:val="nil"/>
               <w:tr2bl w:val="nil"/>
@@ -1061,11 +1114,12 @@
         <w:trPr>
           <w:cantSplit/>
           <w:trHeight w:val="454" w:hRule="atLeast"/>
+          <w:jc w:val="center"/>
         </w:trPr>
         <w:tc>
           <w:tcPr>
-            <w:tcW w:w="5000" w:type="pct"/>
-            <w:gridSpan w:val="3"/>
+            <w:tcW w:w="3286" w:type="pct"/>
+            <w:gridSpan w:val="2"/>
             <w:tcBorders>
               <w:tl2br w:val="nil"/>
               <w:tr2bl w:val="nil"/>
@@ -1109,6 +1163,43 @@
             </w:r>
           </w:p>
         </w:tc>
+        <w:tc>
+          <w:tcPr>
+            <w:tcW w:w="1713" w:type="pct"/>
+            <w:tcBorders>
+              <w:tl2br w:val="nil"/>
+              <w:tr2bl w:val="nil"/>
+            </w:tcBorders>
+            <w:shd w:val="clear" w:color="auto" w:fill="auto"/>
+            <w:vAlign w:val="center"/>
+          </w:tcPr>
+          <w:p>
+            <w:pPr>
+              <w:adjustRightInd w:val="0"/>
+              <w:snapToGrid w:val="0"/>
+              <w:spacing w:after="0" w:line="240" w:lineRule="auto"/>
+              <w:jc w:val="both"/>
+              <w:rPr>
+                <w:rFonts w:ascii="Times New Roman" w:hAnsi="Times New Roman" w:eastAsia="微软雅黑" w:cs="微软雅黑"/>
+                <w:bCs/>
+                <w:color w:val="000000"/>
+                <w:sz w:val="24"/>
+                <w:szCs w:val="24"/>
+              </w:rPr>
+            </w:pPr>
+            <w:r>
+              <w:rPr>
+                <w:rFonts w:hint="eastAsia" w:ascii="Times New Roman" w:hAnsi="Times New Roman" w:eastAsia="微软雅黑" w:cs="Times New Roman"/>
+                <w:bCs/>
+                <w:color w:val="000000"/>
+                <w:sz w:val="24"/>
+                <w:szCs w:val="24"/>
+                <w:lang w:val="en-US" w:eastAsia="zh-CN"/>
+              </w:rPr>
+              <w:t>样本采集时间：{{sample.collect_date}}</w:t>
+            </w:r>
+          </w:p>
+        </w:tc>
       </w:tr>
     </w:tbl>
     <w:p>
@@ -1160,41 +1251,6 @@
           <w:szCs w:val="28"/>
         </w:rPr>
         <w:t>基因检测</w:t>
-      </w:r>
-    </w:p>
-    <w:p>
-      <w:pPr>
-        <w:numPr>
-          <w:ilvl w:val="0"/>
-          <w:numId w:val="3"/>
-        </w:numPr>
-        <w:spacing w:line="400" w:lineRule="exact"/>
-        <w:rPr>
-          <w:rFonts w:ascii="Times New Roman" w:hAnsi="Times New Roman" w:eastAsia="微软雅黑" w:cs="微软雅黑"/>
-          <w:b/>
-          <w:sz w:val="28"/>
-          <w:szCs w:val="28"/>
-        </w:rPr>
-      </w:pPr>
-      <w:r>
-        <w:rPr>
-          <w:rFonts w:hint="eastAsia" w:ascii="Times New Roman" w:hAnsi="Times New Roman" w:eastAsia="微软雅黑" w:cs="微软雅黑"/>
-          <w:b/>
-          <w:sz w:val="28"/>
-          <w:szCs w:val="28"/>
-        </w:rPr>
-        <w:t>检测方法：</w:t>
-      </w:r>
-      <w:r>
-        <w:rPr>
-          <w:rFonts w:hint="eastAsia" w:ascii="Times New Roman" w:hAnsi="Times New Roman" w:eastAsia="微软雅黑" w:cs="微软雅黑"/>
-          <w:b w:val="0"/>
-          <w:bCs/>
-          <w:sz w:val="28"/>
-          <w:szCs w:val="28"/>
-          <w:lang w:val="en-US" w:eastAsia="zh-CN"/>
-        </w:rPr>
-        <w:t>PCR测序法</w:t>
       </w:r>
     </w:p>
     <w:p>
@@ -1235,11 +1291,11 @@
         </w:tblCellMar>
       </w:tblPr>
       <w:tblGrid>
-        <w:gridCol w:w="5262"/>
-        <w:gridCol w:w="831"/>
-        <w:gridCol w:w="1727"/>
-        <w:gridCol w:w="838"/>
-        <w:gridCol w:w="1756"/>
+        <w:gridCol w:w="4960"/>
+        <w:gridCol w:w="784"/>
+        <w:gridCol w:w="1628"/>
+        <w:gridCol w:w="790"/>
+        <w:gridCol w:w="1655"/>
       </w:tblGrid>
       <w:tr>
         <w:tblPrEx>
@@ -1585,225 +1641,6 @@
     </w:p>
     <w:tbl>
       <w:tblPr>
-        <w:tblStyle w:val="7"/>
-        <w:tblpPr w:leftFromText="181" w:rightFromText="181" w:vertAnchor="page" w:horzAnchor="page" w:tblpXSpec="center" w:tblpY="15875"/>
-        <w:tblW w:w="4850" w:type="pct"/>
-        <w:jc w:val="center"/>
-        <w:tblLayout w:type="autofit"/>
-        <w:tblCellMar>
-          <w:top w:w="0" w:type="dxa"/>
-          <w:left w:w="0" w:type="dxa"/>
-          <w:bottom w:w="0" w:type="dxa"/>
-          <w:right w:w="0" w:type="dxa"/>
-        </w:tblCellMar>
-      </w:tblPr>
-      <w:tblGrid>
-        <w:gridCol w:w="1444"/>
-        <w:gridCol w:w="1444"/>
-        <w:gridCol w:w="1444"/>
-        <w:gridCol w:w="1802"/>
-        <w:gridCol w:w="1469"/>
-        <w:gridCol w:w="2549"/>
-      </w:tblGrid>
-      <w:tr>
-        <w:tblPrEx>
-          <w:tblCellMar>
-            <w:top w:w="0" w:type="dxa"/>
-            <w:left w:w="0" w:type="dxa"/>
-            <w:bottom w:w="0" w:type="dxa"/>
-            <w:right w:w="0" w:type="dxa"/>
-          </w:tblCellMar>
-        </w:tblPrEx>
-        <w:trPr>
-          <w:cantSplit/>
-          <w:trHeight w:val="442" w:hRule="atLeast"/>
-          <w:jc w:val="center"/>
-        </w:trPr>
-        <w:tc>
-          <w:tcPr>
-            <w:tcW w:w="711" w:type="pct"/>
-            <w:vAlign w:val="center"/>
-          </w:tcPr>
-          <w:p>
-            <w:pPr>
-              <w:pStyle w:val="12"/>
-              <w:adjustRightInd w:val="0"/>
-              <w:snapToGrid w:val="0"/>
-              <w:spacing w:after="0" w:line="240" w:lineRule="auto"/>
-              <w:ind w:left="13" w:right="95"/>
-              <w:jc w:val="both"/>
-              <w:rPr>
-                <w:rFonts w:ascii="Times New Roman" w:hAnsi="Times New Roman" w:eastAsia="微软雅黑" w:cs="微软雅黑"/>
-                <w:b/>
-                <w:sz w:val="28"/>
-                <w:szCs w:val="28"/>
-              </w:rPr>
-            </w:pPr>
-            <w:r>
-              <w:rPr>
-                <w:rFonts w:ascii="Times New Roman" w:hAnsi="Times New Roman" w:eastAsia="微软雅黑" w:cs="微软雅黑"/>
-                <w:b/>
-                <w:sz w:val="28"/>
-                <w:szCs w:val="28"/>
-              </w:rPr>
-              <w:t>检测人：</w:t>
-            </w:r>
-          </w:p>
-        </w:tc>
-        <w:tc>
-          <w:tcPr>
-            <w:tcW w:w="711" w:type="pct"/>
-            <w:vAlign w:val="center"/>
-          </w:tcPr>
-          <w:p>
-            <w:pPr>
-              <w:pStyle w:val="12"/>
-              <w:adjustRightInd w:val="0"/>
-              <w:snapToGrid w:val="0"/>
-              <w:spacing w:after="0" w:line="240" w:lineRule="auto"/>
-              <w:ind w:left="13" w:right="95" w:firstLine="482"/>
-              <w:jc w:val="both"/>
-              <w:rPr>
-                <w:rFonts w:ascii="Times New Roman" w:hAnsi="Times New Roman" w:eastAsia="微软雅黑" w:cs="微软雅黑"/>
-                <w:b/>
-                <w:sz w:val="28"/>
-                <w:szCs w:val="28"/>
-              </w:rPr>
-            </w:pPr>
-          </w:p>
-        </w:tc>
-        <w:tc>
-          <w:tcPr>
-            <w:tcW w:w="711" w:type="pct"/>
-            <w:vAlign w:val="center"/>
-          </w:tcPr>
-          <w:p>
-            <w:pPr>
-              <w:pStyle w:val="12"/>
-              <w:adjustRightInd w:val="0"/>
-              <w:snapToGrid w:val="0"/>
-              <w:spacing w:after="0" w:line="240" w:lineRule="auto"/>
-              <w:ind w:left="13" w:right="95"/>
-              <w:jc w:val="both"/>
-              <w:rPr>
-                <w:rFonts w:ascii="Times New Roman" w:hAnsi="Times New Roman" w:eastAsia="微软雅黑" w:cs="微软雅黑"/>
-                <w:b/>
-                <w:sz w:val="28"/>
-                <w:szCs w:val="28"/>
-              </w:rPr>
-            </w:pPr>
-            <w:r>
-              <w:rPr>
-                <w:rFonts w:ascii="Times New Roman" w:hAnsi="Times New Roman" w:eastAsia="微软雅黑" w:cs="微软雅黑"/>
-                <w:b/>
-                <w:sz w:val="28"/>
-                <w:szCs w:val="28"/>
-              </w:rPr>
-              <w:t>复核人</w:t>
-            </w:r>
-            <w:r>
-              <w:rPr>
-                <w:rFonts w:hint="eastAsia" w:ascii="Times New Roman" w:hAnsi="Times New Roman" w:eastAsia="微软雅黑" w:cs="微软雅黑"/>
-                <w:b/>
-                <w:sz w:val="28"/>
-                <w:szCs w:val="28"/>
-                <w:lang w:eastAsia="zh-CN"/>
-              </w:rPr>
-              <w:t>：</w:t>
-            </w:r>
-          </w:p>
-        </w:tc>
-        <w:tc>
-          <w:tcPr>
-            <w:tcW w:w="887" w:type="pct"/>
-            <w:vAlign w:val="center"/>
-          </w:tcPr>
-          <w:p>
-            <w:pPr>
-              <w:pStyle w:val="12"/>
-              <w:adjustRightInd w:val="0"/>
-              <w:snapToGrid w:val="0"/>
-              <w:spacing w:after="0" w:line="240" w:lineRule="auto"/>
-              <w:ind w:firstLine="562"/>
-              <w:jc w:val="both"/>
-              <w:rPr>
-                <w:rFonts w:ascii="Times New Roman" w:hAnsi="Times New Roman" w:eastAsia="微软雅黑" w:cs="微软雅黑"/>
-                <w:b/>
-                <w:sz w:val="28"/>
-                <w:szCs w:val="28"/>
-              </w:rPr>
-            </w:pPr>
-          </w:p>
-        </w:tc>
-        <w:tc>
-          <w:tcPr>
-            <w:tcW w:w="723" w:type="pct"/>
-            <w:vAlign w:val="center"/>
-          </w:tcPr>
-          <w:p>
-            <w:pPr>
-              <w:pStyle w:val="12"/>
-              <w:adjustRightInd w:val="0"/>
-              <w:snapToGrid w:val="0"/>
-              <w:spacing w:after="0" w:line="240" w:lineRule="auto"/>
-              <w:jc w:val="both"/>
-              <w:rPr>
-                <w:rFonts w:ascii="Times New Roman" w:hAnsi="Times New Roman" w:eastAsia="微软雅黑" w:cs="微软雅黑"/>
-                <w:b/>
-                <w:sz w:val="28"/>
-                <w:szCs w:val="28"/>
-                <w:lang w:eastAsia="zh-CN"/>
-              </w:rPr>
-            </w:pPr>
-            <w:r>
-              <w:rPr>
-                <w:rFonts w:hint="eastAsia" w:ascii="Times New Roman" w:hAnsi="Times New Roman" w:eastAsia="微软雅黑" w:cs="微软雅黑"/>
-                <w:b/>
-                <w:sz w:val="28"/>
-                <w:szCs w:val="28"/>
-                <w:lang w:eastAsia="zh-CN"/>
-              </w:rPr>
-              <w:t>报告日期：</w:t>
-            </w:r>
-          </w:p>
-        </w:tc>
-        <w:tc>
-          <w:tcPr>
-            <w:tcW w:w="1254" w:type="pct"/>
-            <w:vAlign w:val="center"/>
-          </w:tcPr>
-          <w:p>
-            <w:pPr>
-              <w:pStyle w:val="12"/>
-              <w:adjustRightInd w:val="0"/>
-              <w:snapToGrid w:val="0"/>
-              <w:spacing w:after="0" w:line="240" w:lineRule="auto"/>
-              <w:ind w:right="15" w:firstLine="562"/>
-              <w:jc w:val="both"/>
-              <w:rPr>
-                <w:rFonts w:ascii="Times New Roman" w:hAnsi="Times New Roman" w:eastAsia="微软雅黑" w:cs="微软雅黑"/>
-                <w:b/>
-                <w:sz w:val="28"/>
-                <w:szCs w:val="28"/>
-                <w:lang w:eastAsia="zh-CN"/>
-              </w:rPr>
-            </w:pPr>
-            <w:r>
-              <w:rPr>
-                <w:rFonts w:hint="eastAsia" w:ascii="Times New Roman" w:hAnsi="Times New Roman" w:eastAsia="微软雅黑" w:cs="微软雅黑"/>
-                <w:b/>
-                <w:sz w:val="28"/>
-                <w:szCs w:val="28"/>
-                <w:lang w:eastAsia="zh-CN"/>
-              </w:rPr>
-              <w:t>{{reportdate}}</w:t>
-            </w:r>
-          </w:p>
-        </w:tc>
-      </w:tr>
-    </w:tbl>
-    <w:tbl>
-      <w:tblPr>
         <w:tblStyle w:val="8"/>
         <w:tblW w:w="4850" w:type="pct"/>
         <w:jc w:val="center"/>
@@ -1824,9 +1661,9 @@
         </w:tblCellMar>
       </w:tblPr>
       <w:tblGrid>
-        <w:gridCol w:w="1631"/>
-        <w:gridCol w:w="2261"/>
-        <w:gridCol w:w="6470"/>
+        <w:gridCol w:w="1539"/>
+        <w:gridCol w:w="2134"/>
+        <w:gridCol w:w="6107"/>
       </w:tblGrid>
       <w:tr>
         <w:tblPrEx>
@@ -3406,10 +3243,1154 @@
     <w:p>
       <w:pPr>
         <w:rPr>
+          <w:rFonts w:hint="default" w:ascii="Times New Roman" w:hAnsi="Times New Roman" w:eastAsia="微软雅黑" w:cs="Times New Roman"/>
+          <w:sz w:val="24"/>
+          <w:szCs w:val="24"/>
+          <w:lang w:val="en-US" w:eastAsia="zh-CN"/>
+        </w:rPr>
+      </w:pPr>
+      <w:r>
+        <w:rPr>
+          <w:rFonts w:hint="eastAsia" w:ascii="Times New Roman" w:hAnsi="Times New Roman" w:eastAsia="微软雅黑" w:cs="Times New Roman"/>
+          <w:sz w:val="24"/>
+          <w:szCs w:val="24"/>
+          <w:lang w:eastAsia="zh-CN"/>
+        </w:rPr>
+        <w:t xml:space="preserve">{% if testedby == </w:t>
+      </w:r>
+      <w:r>
+        <w:rPr>
+          <w:rFonts w:ascii="Times New Roman" w:hAnsi="Times New Roman" w:eastAsia="微软雅黑" w:cs="Times New Roman"/>
+          <w:sz w:val="24"/>
+          <w:szCs w:val="24"/>
+          <w:lang w:eastAsia="zh-CN"/>
+        </w:rPr>
+        <w:t>“</w:t>
+      </w:r>
+      <w:r>
+        <w:rPr>
+          <w:rFonts w:hint="eastAsia" w:ascii="Times New Roman" w:hAnsi="Times New Roman" w:eastAsia="微软雅黑" w:cs="Times New Roman"/>
+          <w:sz w:val="24"/>
+          <w:szCs w:val="24"/>
+          <w:lang w:eastAsia="zh-CN"/>
+        </w:rPr>
+        <w:t>1</w:t>
+      </w:r>
+      <w:r>
+        <w:rPr>
+          <w:rFonts w:ascii="Times New Roman" w:hAnsi="Times New Roman" w:eastAsia="微软雅黑" w:cs="Times New Roman"/>
+          <w:sz w:val="24"/>
+          <w:szCs w:val="24"/>
+          <w:lang w:eastAsia="zh-CN"/>
+        </w:rPr>
+        <w:t>”</w:t>
+      </w:r>
+      <w:r>
+        <w:rPr>
+          <w:rFonts w:hint="eastAsia" w:ascii="Times New Roman" w:hAnsi="Times New Roman" w:eastAsia="微软雅黑" w:cs="Times New Roman"/>
+          <w:sz w:val="24"/>
+          <w:szCs w:val="24"/>
+          <w:lang w:eastAsia="zh-CN"/>
+        </w:rPr>
+        <w:t xml:space="preserve"> %}</w:t>
+      </w:r>
+    </w:p>
+    <w:p>
+      <w:pPr>
+        <w:rPr>
+          <w:lang w:eastAsia="zh-CN"/>
+        </w:rPr>
+      </w:pPr>
+    </w:p>
+    <w:p>
+      <w:pPr>
+        <w:rPr>
+          <w:lang w:eastAsia="zh-CN"/>
+        </w:rPr>
+      </w:pPr>
+    </w:p>
+    <w:tbl>
+      <w:tblPr>
+        <w:tblStyle w:val="14"/>
+        <w:tblW w:w="6772" w:type="dxa"/>
+        <w:jc w:val="right"/>
+        <w:tblLayout w:type="fixed"/>
+        <w:tblCellMar>
+          <w:top w:w="0" w:type="dxa"/>
+          <w:left w:w="0" w:type="dxa"/>
+          <w:bottom w:w="0" w:type="dxa"/>
+          <w:right w:w="0" w:type="dxa"/>
+        </w:tblCellMar>
+      </w:tblPr>
+      <w:tblGrid>
+        <w:gridCol w:w="1272"/>
+        <w:gridCol w:w="2040"/>
+        <w:gridCol w:w="1166"/>
+        <w:gridCol w:w="2294"/>
+      </w:tblGrid>
+      <w:tr>
+        <w:tblPrEx>
+          <w:tblCellMar>
+            <w:top w:w="0" w:type="dxa"/>
+            <w:left w:w="0" w:type="dxa"/>
+            <w:bottom w:w="0" w:type="dxa"/>
+            <w:right w:w="0" w:type="dxa"/>
+          </w:tblCellMar>
+        </w:tblPrEx>
+        <w:trPr>
+          <w:trHeight w:val="441" w:hRule="exact"/>
+          <w:jc w:val="right"/>
+        </w:trPr>
+        <w:tc>
+          <w:tcPr>
+            <w:tcW w:w="1272" w:type="dxa"/>
+            <w:vAlign w:val="center"/>
+          </w:tcPr>
+          <w:p>
+            <w:pPr>
+              <w:pStyle w:val="12"/>
+              <w:spacing w:before="13"/>
+              <w:ind w:left="13" w:right="95"/>
+              <w:jc w:val="both"/>
+              <w:rPr>
+                <w:rFonts w:ascii="Times New Roman" w:hAnsi="Times New Roman" w:cs="Times New Roman"/>
+                <w:b/>
+                <w:sz w:val="24"/>
+                <w:szCs w:val="24"/>
+              </w:rPr>
+            </w:pPr>
+            <w:r>
+              <w:rPr>
+                <w:rFonts w:ascii="Times New Roman" w:hAnsi="Times New Roman" w:cs="Times New Roman"/>
+                <w:b/>
+                <w:sz w:val="24"/>
+                <w:szCs w:val="24"/>
+              </w:rPr>
+              <w:t>检测人：</w:t>
+            </w:r>
+          </w:p>
+        </w:tc>
+        <w:tc>
+          <w:tcPr>
+            <w:tcW w:w="2040" w:type="dxa"/>
+            <w:vAlign w:val="center"/>
+          </w:tcPr>
+          <w:p>
+            <w:pPr>
+              <w:pStyle w:val="12"/>
+              <w:spacing w:before="13"/>
+              <w:jc w:val="both"/>
+              <w:rPr>
+                <w:rFonts w:ascii="Times New Roman" w:hAnsi="Times New Roman" w:cs="Times New Roman"/>
+                <w:b/>
+                <w:sz w:val="24"/>
+                <w:szCs w:val="24"/>
+              </w:rPr>
+            </w:pPr>
+            <w:r>
+              <w:rPr>
+                <w:sz w:val="22"/>
+              </w:rPr>
+              <mc:AlternateContent>
+                <mc:Choice Requires="wpg">
+                  <w:drawing>
+                    <wp:anchor distT="0" distB="0" distL="114300" distR="114300" simplePos="0" relativeHeight="251662336" behindDoc="0" locked="0" layoutInCell="1" allowOverlap="1">
+                      <wp:simplePos x="0" y="0"/>
+                      <wp:positionH relativeFrom="column">
+                        <wp:posOffset>7620</wp:posOffset>
+                      </wp:positionH>
+                      <wp:positionV relativeFrom="paragraph">
+                        <wp:posOffset>-480060</wp:posOffset>
+                      </wp:positionV>
+                      <wp:extent cx="3058160" cy="1442720"/>
+                      <wp:effectExtent l="0" t="0" r="5080" b="5080"/>
+                      <wp:wrapNone/>
+                      <wp:docPr id="9" name="组合 9"/>
+                      <wp:cNvGraphicFramePr/>
+                      <a:graphic xmlns:a="http://schemas.openxmlformats.org/drawingml/2006/main">
+                        <a:graphicData uri="http://schemas.microsoft.com/office/word/2010/wordprocessingGroup">
+                          <wpg:wgp>
+                            <wpg:cNvGrpSpPr/>
+                            <wpg:grpSpPr>
+                              <a:xfrm>
+                                <a:off x="0" y="0"/>
+                                <a:ext cx="3058160" cy="1442720"/>
+                                <a:chOff x="19211" y="18842"/>
+                                <a:chExt cx="4816" cy="2272"/>
+                              </a:xfrm>
+                            </wpg:grpSpPr>
+                            <wpg:grpSp>
+                              <wpg:cNvPr id="4" name="组合 6"/>
+                              <wpg:cNvGrpSpPr/>
+                              <wpg:grpSpPr>
+                                <a:xfrm>
+                                  <a:off x="19211" y="18842"/>
+                                  <a:ext cx="4816" cy="2273"/>
+                                  <a:chOff x="19199" y="18902"/>
+                                  <a:chExt cx="4816" cy="2273"/>
+                                </a:xfrm>
+                              </wpg:grpSpPr>
+                              <pic:pic xmlns:pic="http://schemas.openxmlformats.org/drawingml/2006/picture">
+                                <pic:nvPicPr>
+                                  <pic:cNvPr id="16" name="图片 6" descr="蔡冬雪"/>
+                                  <pic:cNvPicPr>
+                                    <a:picLocks noChangeAspect="1"/>
+                                  </pic:cNvPicPr>
+                                </pic:nvPicPr>
+                                <pic:blipFill>
+                                  <a:blip r:embed="rId7">
+                                    <a:clrChange>
+                                      <a:clrFrom>
+                                        <a:srgbClr val="FFFFFF">
+                                          <a:alpha val="100000"/>
+                                        </a:srgbClr>
+                                      </a:clrFrom>
+                                      <a:clrTo>
+                                        <a:srgbClr val="FFFFFF">
+                                          <a:alpha val="100000"/>
+                                          <a:alpha val="0"/>
+                                        </a:srgbClr>
+                                      </a:clrTo>
+                                    </a:clrChange>
+                                  </a:blip>
+                                  <a:srcRect l="18656" t="33322" r="18897" b="26699"/>
+                                  <a:stretch>
+                                    <a:fillRect/>
+                                  </a:stretch>
+                                </pic:blipFill>
+                                <pic:spPr>
+                                  <a:xfrm>
+                                    <a:off x="19199" y="19551"/>
+                                    <a:ext cx="1261" cy="566"/>
+                                  </a:xfrm>
+                                  <a:prstGeom prst="rect">
+                                    <a:avLst/>
+                                  </a:prstGeom>
+                                </pic:spPr>
+                              </pic:pic>
+                              <pic:pic xmlns:pic="http://schemas.openxmlformats.org/drawingml/2006/picture">
+                                <pic:nvPicPr>
+                                  <pic:cNvPr id="21" name="图片 25"/>
+                                  <pic:cNvPicPr>
+                                    <a:picLocks noChangeAspect="1" noChangeArrowheads="1"/>
+                                  </pic:cNvPicPr>
+                                </pic:nvPicPr>
+                                <pic:blipFill>
+                                  <a:blip r:embed="rId8">
+                                    <a:extLst>
+                                      <a:ext uri="{28A0092B-C50C-407E-A947-70E740481C1C}">
+                                        <a14:useLocalDpi xmlns:a14="http://schemas.microsoft.com/office/drawing/2010/main" val="0"/>
+                                      </a:ext>
+                                    </a:extLst>
+                                  </a:blip>
+                                  <a:srcRect/>
+                                  <a:stretch>
+                                    <a:fillRect/>
+                                  </a:stretch>
+                                </pic:blipFill>
+                                <pic:spPr>
+                                  <a:xfrm>
+                                    <a:off x="21742" y="18902"/>
+                                    <a:ext cx="2273" cy="2273"/>
+                                  </a:xfrm>
+                                  <a:prstGeom prst="rect">
+                                    <a:avLst/>
+                                  </a:prstGeom>
+                                  <a:noFill/>
+                                  <a:ln>
+                                    <a:noFill/>
+                                  </a:ln>
+                                </pic:spPr>
+                              </pic:pic>
+                            </wpg:grpSp>
+                            <pic:pic xmlns:pic="http://schemas.openxmlformats.org/drawingml/2006/picture">
+                              <pic:nvPicPr>
+                                <pic:cNvPr id="12" name="图片 4" descr="王建丽"/>
+                                <pic:cNvPicPr>
+                                  <a:picLocks noChangeAspect="1"/>
+                                </pic:cNvPicPr>
+                              </pic:nvPicPr>
+                              <pic:blipFill>
+                                <a:blip r:embed="rId9">
+                                  <a:clrChange>
+                                    <a:clrFrom>
+                                      <a:srgbClr val="FFFFFF">
+                                        <a:alpha val="100000"/>
+                                      </a:srgbClr>
+                                    </a:clrFrom>
+                                    <a:clrTo>
+                                      <a:srgbClr val="FFFFFF">
+                                        <a:alpha val="100000"/>
+                                        <a:alpha val="0"/>
+                                      </a:srgbClr>
+                                    </a:clrTo>
+                                  </a:clrChange>
+                                </a:blip>
+                                <a:stretch>
+                                  <a:fillRect/>
+                                </a:stretch>
+                              </pic:blipFill>
+                              <pic:spPr>
+                                <a:xfrm>
+                                  <a:off x="22261" y="19395"/>
+                                  <a:ext cx="1258" cy="713"/>
+                                </a:xfrm>
+                                <a:prstGeom prst="rect">
+                                  <a:avLst/>
+                                </a:prstGeom>
+                              </pic:spPr>
+                            </pic:pic>
+                          </wpg:wgp>
+                        </a:graphicData>
+                      </a:graphic>
+                    </wp:anchor>
+                  </w:drawing>
+                </mc:Choice>
+                <mc:Fallback>
+                  <w:pict>
+                    <v:group id="_x0000_s1026" o:spid="_x0000_s1026" o:spt="203" style="position:absolute;left:0pt;margin-left:0.6pt;margin-top:-37.8pt;height:113.6pt;width:240.8pt;z-index:251662336;mso-width-relative:page;mso-height-relative:page;" coordorigin="19211,18842" coordsize="4816,2272" o:gfxdata="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">
+                      <o:lock v:ext="edit" aspectratio="f"/>
+                      <v:group id="组合 6" o:spid="_x0000_s1026" o:spt="203" style="position:absolute;left:19211;top:18842;height:2273;width:4816;" coordorigin="19199,18902" coordsize="4816,2273" o:gfxdata="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">
+                        <o:lock v:ext="edit" aspectratio="f"/>
+                        <v:shape id="图片 6" o:spid="_x0000_s1026" o:spt="75" alt="蔡冬雪" type="#_x0000_t75" style="position:absolute;left:19199;top:19551;height:566;width:1261;" filled="f" o:preferrelative="t" stroked="f" coordsize="21600,21600" o:gfxdata="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">
+                          <v:fill on="f" focussize="0,0"/>
+                          <v:stroke on="f"/>
+                          <v:imagedata r:id="rId7" cropleft="12226f" croptop="21838f" cropright="12384f" cropbottom="17497f" chromakey="#FFFFFF" o:title=""/>
+                          <o:lock v:ext="edit" aspectratio="t"/>
+                        </v:shape>
+                        <v:shape id="图片 25" o:spid="_x0000_s1026" o:spt="75" type="#_x0000_t75" style="position:absolute;left:21742;top:18902;height:2273;width:2273;" filled="f" o:preferrelative="t" stroked="f" coordsize="21600,21600" o:gfxdata="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">
+                          <v:fill on="f" focussize="0,0"/>
+                          <v:stroke on="f"/>
+                          <v:imagedata r:id="rId8" o:title=""/>
+                          <o:lock v:ext="edit" aspectratio="t"/>
+                        </v:shape>
+                      </v:group>
+                      <v:shape id="图片 4" o:spid="_x0000_s1026" o:spt="75" alt="王建丽" type="#_x0000_t75" style="position:absolute;left:22261;top:19395;height:713;width:1258;" filled="f" o:preferrelative="t" stroked="f" coordsize="21600,21600" o:gfxdata="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">
+                        <v:fill on="f" focussize="0,0"/>
+                        <v:stroke on="f"/>
+                        <v:imagedata r:id="rId9" chromakey="#FFFFFF" o:title=""/>
+                        <o:lock v:ext="edit" aspectratio="t"/>
+                      </v:shape>
+                    </v:group>
+                  </w:pict>
+                </mc:Fallback>
+              </mc:AlternateContent>
+            </w:r>
+          </w:p>
+        </w:tc>
+        <w:tc>
+          <w:tcPr>
+            <w:tcW w:w="1166" w:type="dxa"/>
+            <w:vAlign w:val="center"/>
+          </w:tcPr>
+          <w:p>
+            <w:pPr>
+              <w:pStyle w:val="12"/>
+              <w:spacing w:before="13"/>
+              <w:jc w:val="both"/>
+              <w:rPr>
+                <w:rFonts w:ascii="Times New Roman" w:hAnsi="Times New Roman" w:cs="Times New Roman"/>
+                <w:b/>
+                <w:sz w:val="24"/>
+                <w:szCs w:val="24"/>
+              </w:rPr>
+            </w:pPr>
+            <w:r>
+              <w:rPr>
+                <w:rFonts w:ascii="Times New Roman" w:hAnsi="Times New Roman" w:cs="Times New Roman"/>
+                <w:b/>
+                <w:sz w:val="24"/>
+                <w:szCs w:val="24"/>
+              </w:rPr>
+              <w:t>复核人</w:t>
+            </w:r>
+            <w:r>
+              <w:rPr>
+                <w:rFonts w:ascii="Times New Roman" w:hAnsi="Times New Roman" w:cs="Times New Roman"/>
+                <w:b/>
+                <w:sz w:val="24"/>
+                <w:szCs w:val="24"/>
+                <w:lang w:eastAsia="zh-CN"/>
+              </w:rPr>
+              <w:t>：</w:t>
+            </w:r>
+          </w:p>
+        </w:tc>
+        <w:tc>
+          <w:tcPr>
+            <w:tcW w:w="2294" w:type="dxa"/>
+            <w:vAlign w:val="center"/>
+          </w:tcPr>
+          <w:p>
+            <w:pPr>
+              <w:pStyle w:val="12"/>
+              <w:spacing w:before="13"/>
+              <w:ind w:right="15"/>
+              <w:jc w:val="both"/>
+              <w:rPr>
+                <w:rFonts w:ascii="Times New Roman" w:hAnsi="Times New Roman" w:cs="Times New Roman"/>
+                <w:b/>
+                <w:sz w:val="24"/>
+                <w:szCs w:val="24"/>
+              </w:rPr>
+            </w:pPr>
+          </w:p>
+        </w:tc>
+      </w:tr>
+      <w:tr>
+        <w:tblPrEx>
+          <w:tblCellMar>
+            <w:top w:w="0" w:type="dxa"/>
+            <w:left w:w="0" w:type="dxa"/>
+            <w:bottom w:w="0" w:type="dxa"/>
+            <w:right w:w="0" w:type="dxa"/>
+          </w:tblCellMar>
+        </w:tblPrEx>
+        <w:trPr>
+          <w:trHeight w:val="457" w:hRule="exact"/>
+          <w:jc w:val="right"/>
+        </w:trPr>
+        <w:tc>
+          <w:tcPr>
+            <w:tcW w:w="1272" w:type="dxa"/>
+            <w:vAlign w:val="center"/>
+          </w:tcPr>
+          <w:p>
+            <w:pPr>
+              <w:pStyle w:val="12"/>
+              <w:spacing w:line="341" w:lineRule="exact"/>
+              <w:ind w:left="13" w:right="165"/>
+              <w:jc w:val="both"/>
+              <w:rPr>
+                <w:rFonts w:ascii="Times New Roman" w:hAnsi="Times New Roman" w:cs="Times New Roman"/>
+                <w:b/>
+                <w:sz w:val="24"/>
+                <w:szCs w:val="24"/>
+              </w:rPr>
+            </w:pPr>
+            <w:r>
+              <w:rPr>
+                <w:rFonts w:ascii="Times New Roman" w:hAnsi="Times New Roman" w:cs="Times New Roman"/>
+                <w:b/>
+                <w:sz w:val="24"/>
+                <w:szCs w:val="24"/>
+              </w:rPr>
+              <w:t>日</w:t>
+            </w:r>
+            <w:r>
+              <w:rPr>
+                <w:rFonts w:ascii="Times New Roman" w:hAnsi="Times New Roman" w:cs="Times New Roman"/>
+                <w:b/>
+                <w:sz w:val="24"/>
+                <w:szCs w:val="24"/>
+                <w:lang w:eastAsia="zh-CN"/>
+              </w:rPr>
+              <w:t xml:space="preserve">  </w:t>
+            </w:r>
+            <w:r>
+              <w:rPr>
+                <w:rFonts w:ascii="Times New Roman" w:hAnsi="Times New Roman" w:cs="Times New Roman"/>
+                <w:b/>
+                <w:sz w:val="24"/>
+                <w:szCs w:val="24"/>
+              </w:rPr>
+              <w:t>期：</w:t>
+            </w:r>
+          </w:p>
+        </w:tc>
+        <w:tc>
+          <w:tcPr>
+            <w:tcW w:w="2040" w:type="dxa"/>
+            <w:vAlign w:val="center"/>
+          </w:tcPr>
+          <w:p>
+            <w:pPr>
+              <w:pStyle w:val="12"/>
+              <w:spacing w:line="363" w:lineRule="exact"/>
+              <w:jc w:val="both"/>
+              <w:rPr>
+                <w:rFonts w:ascii="Times New Roman" w:hAnsi="Times New Roman" w:cs="Times New Roman"/>
+                <w:sz w:val="24"/>
+                <w:szCs w:val="24"/>
+              </w:rPr>
+            </w:pPr>
+            <w:r>
+              <w:rPr>
+                <w:rFonts w:ascii="Times New Roman" w:hAnsi="Times New Roman" w:cs="Times New Roman"/>
+                <w:kern w:val="2"/>
+                <w:sz w:val="24"/>
+                <w:szCs w:val="24"/>
+                <w:lang w:eastAsia="zh-CN"/>
+              </w:rPr>
+              <w:t>{{ reportdate }}</w:t>
+            </w:r>
+          </w:p>
+        </w:tc>
+        <w:tc>
+          <w:tcPr>
+            <w:tcW w:w="1166" w:type="dxa"/>
+            <w:vAlign w:val="center"/>
+          </w:tcPr>
+          <w:p>
+            <w:pPr>
+              <w:pStyle w:val="12"/>
+              <w:spacing w:line="341" w:lineRule="exact"/>
+              <w:jc w:val="both"/>
+              <w:rPr>
+                <w:rFonts w:ascii="Times New Roman" w:hAnsi="Times New Roman" w:cs="Times New Roman"/>
+                <w:b/>
+                <w:sz w:val="24"/>
+                <w:szCs w:val="24"/>
+              </w:rPr>
+            </w:pPr>
+            <w:r>
+              <w:rPr>
+                <w:rFonts w:ascii="Times New Roman" w:hAnsi="Times New Roman" w:cs="Times New Roman"/>
+                <w:b/>
+                <w:sz w:val="24"/>
+                <w:szCs w:val="24"/>
+              </w:rPr>
+              <w:t>日</w:t>
+            </w:r>
+            <w:r>
+              <w:rPr>
+                <w:rFonts w:ascii="Times New Roman" w:hAnsi="Times New Roman" w:cs="Times New Roman"/>
+                <w:b/>
+                <w:sz w:val="24"/>
+                <w:szCs w:val="24"/>
+                <w:lang w:eastAsia="zh-CN"/>
+              </w:rPr>
+              <w:t xml:space="preserve">  </w:t>
+            </w:r>
+            <w:r>
+              <w:rPr>
+                <w:rFonts w:ascii="Times New Roman" w:hAnsi="Times New Roman" w:cs="Times New Roman"/>
+                <w:b/>
+                <w:sz w:val="24"/>
+                <w:szCs w:val="24"/>
+              </w:rPr>
+              <w:t>期：</w:t>
+            </w:r>
+          </w:p>
+        </w:tc>
+        <w:tc>
+          <w:tcPr>
+            <w:tcW w:w="2294" w:type="dxa"/>
+            <w:vAlign w:val="center"/>
+          </w:tcPr>
+          <w:p>
+            <w:pPr>
+              <w:pStyle w:val="12"/>
+              <w:spacing w:line="363" w:lineRule="exact"/>
+              <w:ind w:right="15"/>
+              <w:jc w:val="both"/>
+              <w:rPr>
+                <w:rFonts w:ascii="Times New Roman" w:hAnsi="Times New Roman" w:cs="Times New Roman"/>
+                <w:sz w:val="24"/>
+                <w:szCs w:val="24"/>
+              </w:rPr>
+            </w:pPr>
+            <w:r>
+              <w:rPr>
+                <w:rFonts w:ascii="Times New Roman" w:hAnsi="Times New Roman" w:cs="Times New Roman"/>
+                <w:kern w:val="2"/>
+                <w:sz w:val="24"/>
+                <w:szCs w:val="24"/>
+                <w:lang w:eastAsia="zh-CN"/>
+              </w:rPr>
+              <w:t>{{ reportdate }}</w:t>
+            </w:r>
+          </w:p>
+        </w:tc>
+      </w:tr>
+    </w:tbl>
+    <w:p>
+      <w:pPr>
+        <w:rPr>
+          <w:rFonts w:ascii="Times New Roman" w:hAnsi="Times New Roman" w:eastAsia="微软雅黑" w:cs="Times New Roman"/>
+          <w:sz w:val="24"/>
+          <w:szCs w:val="24"/>
+          <w:lang w:eastAsia="zh-CN"/>
+        </w:rPr>
+      </w:pPr>
+      <w:r>
+        <w:rPr>
+          <w:rFonts w:hint="eastAsia" w:ascii="Times New Roman" w:hAnsi="Times New Roman" w:eastAsia="微软雅黑" w:cs="Times New Roman"/>
+          <w:sz w:val="24"/>
+          <w:szCs w:val="24"/>
+          <w:lang w:eastAsia="zh-CN"/>
+        </w:rPr>
+        <w:t xml:space="preserve">{% endif %}{% if testedby == </w:t>
+      </w:r>
+      <w:r>
+        <w:rPr>
+          <w:rFonts w:ascii="Times New Roman" w:hAnsi="Times New Roman" w:eastAsia="微软雅黑" w:cs="Times New Roman"/>
+          <w:sz w:val="24"/>
+          <w:szCs w:val="24"/>
+          <w:lang w:eastAsia="zh-CN"/>
+        </w:rPr>
+        <w:t>“</w:t>
+      </w:r>
+      <w:r>
+        <w:rPr>
+          <w:rFonts w:hint="eastAsia" w:ascii="Times New Roman" w:hAnsi="Times New Roman" w:eastAsia="微软雅黑" w:cs="Times New Roman"/>
+          <w:sz w:val="24"/>
+          <w:szCs w:val="24"/>
+          <w:lang w:eastAsia="zh-CN"/>
+        </w:rPr>
+        <w:t>2</w:t>
+      </w:r>
+      <w:r>
+        <w:rPr>
+          <w:rFonts w:ascii="Times New Roman" w:hAnsi="Times New Roman" w:eastAsia="微软雅黑" w:cs="Times New Roman"/>
+          <w:sz w:val="24"/>
+          <w:szCs w:val="24"/>
+          <w:lang w:eastAsia="zh-CN"/>
+        </w:rPr>
+        <w:t>”</w:t>
+      </w:r>
+      <w:r>
+        <w:rPr>
+          <w:rFonts w:hint="eastAsia" w:ascii="Times New Roman" w:hAnsi="Times New Roman" w:eastAsia="微软雅黑" w:cs="Times New Roman"/>
+          <w:sz w:val="24"/>
+          <w:szCs w:val="24"/>
+          <w:lang w:eastAsia="zh-CN"/>
+        </w:rPr>
+        <w:t xml:space="preserve"> %}</w:t>
+      </w:r>
+    </w:p>
+    <w:p>
+      <w:pPr>
+        <w:rPr>
+          <w:rFonts w:hint="default"/>
+          <w:sz w:val="24"/>
+          <w:lang w:val="en-US" w:eastAsia="zh-CN"/>
+        </w:rPr>
+      </w:pPr>
+    </w:p>
+    <w:p>
+      <w:pPr>
+        <w:rPr>
+          <w:sz w:val="24"/>
+          <w:lang w:eastAsia="zh-CN"/>
+        </w:rPr>
+      </w:pPr>
+    </w:p>
+    <w:tbl>
+      <w:tblPr>
+        <w:tblStyle w:val="14"/>
+        <w:tblW w:w="6772" w:type="dxa"/>
+        <w:jc w:val="right"/>
+        <w:tblLayout w:type="fixed"/>
+        <w:tblCellMar>
+          <w:top w:w="0" w:type="dxa"/>
+          <w:left w:w="0" w:type="dxa"/>
+          <w:bottom w:w="0" w:type="dxa"/>
+          <w:right w:w="0" w:type="dxa"/>
+        </w:tblCellMar>
+      </w:tblPr>
+      <w:tblGrid>
+        <w:gridCol w:w="1272"/>
+        <w:gridCol w:w="2040"/>
+        <w:gridCol w:w="1166"/>
+        <w:gridCol w:w="2294"/>
+      </w:tblGrid>
+      <w:tr>
+        <w:tblPrEx>
+          <w:tblCellMar>
+            <w:top w:w="0" w:type="dxa"/>
+            <w:left w:w="0" w:type="dxa"/>
+            <w:bottom w:w="0" w:type="dxa"/>
+            <w:right w:w="0" w:type="dxa"/>
+          </w:tblCellMar>
+        </w:tblPrEx>
+        <w:trPr>
+          <w:trHeight w:val="441" w:hRule="exact"/>
+          <w:jc w:val="right"/>
+        </w:trPr>
+        <w:tc>
+          <w:tcPr>
+            <w:tcW w:w="1272" w:type="dxa"/>
+            <w:vAlign w:val="center"/>
+          </w:tcPr>
+          <w:p>
+            <w:pPr>
+              <w:pStyle w:val="12"/>
+              <w:spacing w:before="13"/>
+              <w:ind w:left="13" w:right="95"/>
+              <w:jc w:val="both"/>
+              <w:rPr>
+                <w:rFonts w:ascii="Times New Roman" w:hAnsi="Times New Roman" w:cs="Times New Roman"/>
+                <w:b/>
+                <w:sz w:val="24"/>
+                <w:szCs w:val="24"/>
+              </w:rPr>
+            </w:pPr>
+            <w:r>
+              <w:rPr>
+                <w:rFonts w:ascii="Times New Roman" w:hAnsi="Times New Roman" w:cs="Times New Roman"/>
+                <w:b/>
+                <w:sz w:val="24"/>
+                <w:szCs w:val="24"/>
+              </w:rPr>
+              <w:t>检测人：</w:t>
+            </w:r>
+          </w:p>
+        </w:tc>
+        <w:tc>
+          <w:tcPr>
+            <w:tcW w:w="2040" w:type="dxa"/>
+            <w:vAlign w:val="center"/>
+          </w:tcPr>
+          <w:p>
+            <w:pPr>
+              <w:pStyle w:val="12"/>
+              <w:spacing w:before="13"/>
+              <w:jc w:val="both"/>
+              <w:rPr>
+                <w:rFonts w:ascii="Times New Roman" w:hAnsi="Times New Roman" w:cs="Times New Roman"/>
+                <w:b/>
+                <w:sz w:val="24"/>
+                <w:szCs w:val="24"/>
+              </w:rPr>
+            </w:pPr>
+            <w:r>
+              <w:rPr>
+                <w:sz w:val="22"/>
+              </w:rPr>
+              <mc:AlternateContent>
+                <mc:Choice Requires="wpg">
+                  <w:drawing>
+                    <wp:anchor distT="0" distB="0" distL="114300" distR="114300" simplePos="0" relativeHeight="251663360" behindDoc="0" locked="0" layoutInCell="1" allowOverlap="1">
+                      <wp:simplePos x="0" y="0"/>
+                      <wp:positionH relativeFrom="column">
+                        <wp:posOffset>0</wp:posOffset>
+                      </wp:positionH>
+                      <wp:positionV relativeFrom="paragraph">
+                        <wp:posOffset>-370840</wp:posOffset>
+                      </wp:positionV>
+                      <wp:extent cx="3134360" cy="1443355"/>
+                      <wp:effectExtent l="0" t="0" r="5080" b="4445"/>
+                      <wp:wrapNone/>
+                      <wp:docPr id="14" name="组合 14"/>
+                      <wp:cNvGraphicFramePr/>
+                      <a:graphic xmlns:a="http://schemas.openxmlformats.org/drawingml/2006/main">
+                        <a:graphicData uri="http://schemas.microsoft.com/office/word/2010/wordprocessingGroup">
+                          <wpg:wgp>
+                            <wpg:cNvGrpSpPr/>
+                            <wpg:grpSpPr>
+                              <a:xfrm>
+                                <a:off x="0" y="0"/>
+                                <a:ext cx="3134360" cy="1443355"/>
+                                <a:chOff x="19199" y="20810"/>
+                                <a:chExt cx="4936" cy="2273"/>
+                              </a:xfrm>
+                            </wpg:grpSpPr>
+                            <wpg:grpSp>
+                              <wpg:cNvPr id="15" name="组合 23"/>
+                              <wpg:cNvGrpSpPr/>
+                              <wpg:grpSpPr>
+                                <a:xfrm>
+                                  <a:off x="19199" y="20810"/>
+                                  <a:ext cx="4936" cy="2273"/>
+                                  <a:chOff x="19199" y="20810"/>
+                                  <a:chExt cx="4936" cy="2273"/>
+                                </a:xfrm>
+                              </wpg:grpSpPr>
+                              <pic:pic xmlns:pic="http://schemas.openxmlformats.org/drawingml/2006/picture">
+                                <pic:nvPicPr>
+                                  <pic:cNvPr id="13" name="图片 1"/>
+                                  <pic:cNvPicPr>
+                                    <a:picLocks noChangeAspect="1"/>
+                                  </pic:cNvPicPr>
+                                </pic:nvPicPr>
+                                <pic:blipFill>
+                                  <a:blip r:embed="rId10">
+                                    <a:clrChange>
+                                      <a:clrFrom>
+                                        <a:srgbClr val="FFFFFF">
+                                          <a:alpha val="100000"/>
+                                        </a:srgbClr>
+                                      </a:clrFrom>
+                                      <a:clrTo>
+                                        <a:srgbClr val="FFFFFF">
+                                          <a:alpha val="100000"/>
+                                          <a:alpha val="0"/>
+                                        </a:srgbClr>
+                                      </a:clrTo>
+                                    </a:clrChange>
+                                  </a:blip>
+                                  <a:srcRect l="10922" t="11667"/>
+                                  <a:stretch>
+                                    <a:fillRect/>
+                                  </a:stretch>
+                                </pic:blipFill>
+                                <pic:spPr>
+                                  <a:xfrm>
+                                    <a:off x="19199" y="21203"/>
+                                    <a:ext cx="1672" cy="901"/>
+                                  </a:xfrm>
+                                  <a:prstGeom prst="rect">
+                                    <a:avLst/>
+                                  </a:prstGeom>
+                                  <a:noFill/>
+                                  <a:ln>
+                                    <a:noFill/>
+                                  </a:ln>
+                                </pic:spPr>
+                              </pic:pic>
+                              <pic:pic xmlns:pic="http://schemas.openxmlformats.org/drawingml/2006/picture">
+                                <pic:nvPicPr>
+                                  <pic:cNvPr id="18" name="图片 25"/>
+                                  <pic:cNvPicPr>
+                                    <a:picLocks noChangeAspect="1" noChangeArrowheads="1"/>
+                                  </pic:cNvPicPr>
+                                </pic:nvPicPr>
+                                <pic:blipFill>
+                                  <a:blip r:embed="rId8">
+                                    <a:extLst>
+                                      <a:ext uri="{28A0092B-C50C-407E-A947-70E740481C1C}">
+                                        <a14:useLocalDpi xmlns:a14="http://schemas.microsoft.com/office/drawing/2010/main" val="0"/>
+                                      </a:ext>
+                                    </a:extLst>
+                                  </a:blip>
+                                  <a:srcRect/>
+                                  <a:stretch>
+                                    <a:fillRect/>
+                                  </a:stretch>
+                                </pic:blipFill>
+                                <pic:spPr>
+                                  <a:xfrm>
+                                    <a:off x="21862" y="20810"/>
+                                    <a:ext cx="2273" cy="2273"/>
+                                  </a:xfrm>
+                                  <a:prstGeom prst="rect">
+                                    <a:avLst/>
+                                  </a:prstGeom>
+                                  <a:noFill/>
+                                  <a:ln>
+                                    <a:noFill/>
+                                  </a:ln>
+                                </pic:spPr>
+                              </pic:pic>
+                            </wpg:grpSp>
+                            <pic:pic xmlns:pic="http://schemas.openxmlformats.org/drawingml/2006/picture">
+                              <pic:nvPicPr>
+                                <pic:cNvPr id="19" name="图片 11" descr="王建丽"/>
+                                <pic:cNvPicPr>
+                                  <a:picLocks noChangeAspect="1"/>
+                                </pic:cNvPicPr>
+                              </pic:nvPicPr>
+                              <pic:blipFill>
+                                <a:blip r:embed="rId9">
+                                  <a:clrChange>
+                                    <a:clrFrom>
+                                      <a:srgbClr val="FFFFFF">
+                                        <a:alpha val="100000"/>
+                                      </a:srgbClr>
+                                    </a:clrFrom>
+                                    <a:clrTo>
+                                      <a:srgbClr val="FFFFFF">
+                                        <a:alpha val="100000"/>
+                                        <a:alpha val="0"/>
+                                      </a:srgbClr>
+                                    </a:clrTo>
+                                  </a:clrChange>
+                                </a:blip>
+                                <a:stretch>
+                                  <a:fillRect/>
+                                </a:stretch>
+                              </pic:blipFill>
+                              <pic:spPr>
+                                <a:xfrm>
+                                  <a:off x="22321" y="21215"/>
+                                  <a:ext cx="1488" cy="842"/>
+                                </a:xfrm>
+                                <a:prstGeom prst="rect">
+                                  <a:avLst/>
+                                </a:prstGeom>
+                              </pic:spPr>
+                            </pic:pic>
+                          </wpg:wgp>
+                        </a:graphicData>
+                      </a:graphic>
+                    </wp:anchor>
+                  </w:drawing>
+                </mc:Choice>
+                <mc:Fallback>
+                  <w:pict>
+                    <v:group id="_x0000_s1026" o:spid="_x0000_s1026" o:spt="203" style="position:absolute;left:0pt;margin-left:0pt;margin-top:-29.2pt;height:113.65pt;width:246.8pt;z-index:251663360;mso-width-relative:page;mso-height-relative:page;" coordorigin="19199,20810" coordsize="4936,2273" o:gfxdata="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">
+                      <o:lock v:ext="edit" aspectratio="f"/>
+                      <v:group id="组合 23" o:spid="_x0000_s1026" o:spt="203" style="position:absolute;left:19199;top:20810;height:2273;width:4936;" coordorigin="19199,20810" coordsize="4936,2273" o:gfxdata="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">
+                        <o:lock v:ext="edit" aspectratio="f"/>
+                        <v:shape id="图片 1" o:spid="_x0000_s1026" o:spt="75" type="#_x0000_t75" style="position:absolute;left:19199;top:21203;height:901;width:1672;" filled="f" o:preferrelative="t" stroked="f" coordsize="21600,21600" o:gfxdata="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">
+                          <v:fill on="f" focussize="0,0"/>
+                          <v:stroke on="f"/>
+                          <v:imagedata r:id="rId10" cropleft="7158f" croptop="7646f" chromakey="#FFFFFF" o:title=""/>
+                          <o:lock v:ext="edit" aspectratio="t"/>
+                        </v:shape>
+                        <v:shape id="图片 25" o:spid="_x0000_s1026" o:spt="75" type="#_x0000_t75" style="position:absolute;left:21862;top:20810;height:2273;width:2273;" filled="f" o:preferrelative="t" stroked="f" coordsize="21600,21600" o:gfxdata="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">
+                          <v:fill on="f" focussize="0,0"/>
+                          <v:stroke on="f"/>
+                          <v:imagedata r:id="rId8" o:title=""/>
+                          <o:lock v:ext="edit" aspectratio="t"/>
+                        </v:shape>
+                      </v:group>
+                      <v:shape id="图片 11" o:spid="_x0000_s1026" o:spt="75" alt="王建丽" type="#_x0000_t75" style="position:absolute;left:22321;top:21215;height:842;width:1488;" filled="f" o:preferrelative="t" stroked="f" coordsize="21600,21600" o:gfxdata="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">
+                        <v:fill on="f" focussize="0,0"/>
+                        <v:stroke on="f"/>
+                        <v:imagedata r:id="rId9" chromakey="#FFFFFF" o:title=""/>
+                        <o:lock v:ext="edit" aspectratio="t"/>
+                      </v:shape>
+                    </v:group>
+                  </w:pict>
+                </mc:Fallback>
+              </mc:AlternateContent>
+            </w:r>
+          </w:p>
+        </w:tc>
+        <w:tc>
+          <w:tcPr>
+            <w:tcW w:w="1166" w:type="dxa"/>
+            <w:vAlign w:val="center"/>
+          </w:tcPr>
+          <w:p>
+            <w:pPr>
+              <w:pStyle w:val="12"/>
+              <w:spacing w:before="13"/>
+              <w:jc w:val="both"/>
+              <w:rPr>
+                <w:rFonts w:ascii="Times New Roman" w:hAnsi="Times New Roman" w:cs="Times New Roman"/>
+                <w:b/>
+                <w:sz w:val="24"/>
+                <w:szCs w:val="24"/>
+              </w:rPr>
+            </w:pPr>
+            <w:r>
+              <w:rPr>
+                <w:rFonts w:ascii="Times New Roman" w:hAnsi="Times New Roman" w:cs="Times New Roman"/>
+                <w:b/>
+                <w:sz w:val="24"/>
+                <w:szCs w:val="24"/>
+              </w:rPr>
+              <w:t>复核人</w:t>
+            </w:r>
+            <w:r>
+              <w:rPr>
+                <w:rFonts w:ascii="Times New Roman" w:hAnsi="Times New Roman" w:cs="Times New Roman"/>
+                <w:b/>
+                <w:sz w:val="24"/>
+                <w:szCs w:val="24"/>
+                <w:lang w:eastAsia="zh-CN"/>
+              </w:rPr>
+              <w:t>：</w:t>
+            </w:r>
+          </w:p>
+        </w:tc>
+        <w:tc>
+          <w:tcPr>
+            <w:tcW w:w="2294" w:type="dxa"/>
+            <w:vAlign w:val="center"/>
+          </w:tcPr>
+          <w:p>
+            <w:pPr>
+              <w:pStyle w:val="12"/>
+              <w:spacing w:before="13"/>
+              <w:ind w:right="15"/>
+              <w:jc w:val="both"/>
+              <w:rPr>
+                <w:rFonts w:ascii="Times New Roman" w:hAnsi="Times New Roman" w:cs="Times New Roman"/>
+                <w:b/>
+                <w:sz w:val="24"/>
+                <w:szCs w:val="24"/>
+              </w:rPr>
+            </w:pPr>
+          </w:p>
+        </w:tc>
+      </w:tr>
+      <w:tr>
+        <w:tblPrEx>
+          <w:tblCellMar>
+            <w:top w:w="0" w:type="dxa"/>
+            <w:left w:w="0" w:type="dxa"/>
+            <w:bottom w:w="0" w:type="dxa"/>
+            <w:right w:w="0" w:type="dxa"/>
+          </w:tblCellMar>
+        </w:tblPrEx>
+        <w:trPr>
+          <w:trHeight w:val="457" w:hRule="exact"/>
+          <w:jc w:val="right"/>
+        </w:trPr>
+        <w:tc>
+          <w:tcPr>
+            <w:tcW w:w="1272" w:type="dxa"/>
+            <w:vAlign w:val="center"/>
+          </w:tcPr>
+          <w:p>
+            <w:pPr>
+              <w:pStyle w:val="12"/>
+              <w:spacing w:line="341" w:lineRule="exact"/>
+              <w:ind w:left="13" w:right="165"/>
+              <w:jc w:val="both"/>
+              <w:rPr>
+                <w:rFonts w:ascii="Times New Roman" w:hAnsi="Times New Roman" w:cs="Times New Roman"/>
+                <w:b/>
+                <w:sz w:val="24"/>
+                <w:szCs w:val="24"/>
+              </w:rPr>
+            </w:pPr>
+            <w:r>
+              <w:rPr>
+                <w:rFonts w:ascii="Times New Roman" w:hAnsi="Times New Roman" w:cs="Times New Roman"/>
+                <w:b/>
+                <w:sz w:val="24"/>
+                <w:szCs w:val="24"/>
+              </w:rPr>
+              <w:t>日</w:t>
+            </w:r>
+            <w:r>
+              <w:rPr>
+                <w:rFonts w:ascii="Times New Roman" w:hAnsi="Times New Roman" w:cs="Times New Roman"/>
+                <w:b/>
+                <w:sz w:val="24"/>
+                <w:szCs w:val="24"/>
+                <w:lang w:eastAsia="zh-CN"/>
+              </w:rPr>
+              <w:t xml:space="preserve">  </w:t>
+            </w:r>
+            <w:r>
+              <w:rPr>
+                <w:rFonts w:ascii="Times New Roman" w:hAnsi="Times New Roman" w:cs="Times New Roman"/>
+                <w:b/>
+                <w:sz w:val="24"/>
+                <w:szCs w:val="24"/>
+              </w:rPr>
+              <w:t>期：</w:t>
+            </w:r>
+          </w:p>
+        </w:tc>
+        <w:tc>
+          <w:tcPr>
+            <w:tcW w:w="2040" w:type="dxa"/>
+            <w:vAlign w:val="center"/>
+          </w:tcPr>
+          <w:p>
+            <w:pPr>
+              <w:pStyle w:val="12"/>
+              <w:spacing w:line="363" w:lineRule="exact"/>
+              <w:jc w:val="both"/>
+              <w:rPr>
+                <w:rFonts w:ascii="Times New Roman" w:hAnsi="Times New Roman" w:cs="Times New Roman"/>
+                <w:sz w:val="24"/>
+                <w:szCs w:val="24"/>
+              </w:rPr>
+            </w:pPr>
+            <w:r>
+              <w:rPr>
+                <w:rFonts w:ascii="Times New Roman" w:hAnsi="Times New Roman" w:cs="Times New Roman"/>
+                <w:kern w:val="2"/>
+                <w:sz w:val="24"/>
+                <w:szCs w:val="24"/>
+                <w:lang w:eastAsia="zh-CN"/>
+              </w:rPr>
+              <w:t>{{ reportdate }}</w:t>
+            </w:r>
+          </w:p>
+        </w:tc>
+        <w:tc>
+          <w:tcPr>
+            <w:tcW w:w="1166" w:type="dxa"/>
+            <w:vAlign w:val="center"/>
+          </w:tcPr>
+          <w:p>
+            <w:pPr>
+              <w:pStyle w:val="12"/>
+              <w:spacing w:line="341" w:lineRule="exact"/>
+              <w:jc w:val="both"/>
+              <w:rPr>
+                <w:rFonts w:ascii="Times New Roman" w:hAnsi="Times New Roman" w:cs="Times New Roman"/>
+                <w:b/>
+                <w:sz w:val="24"/>
+                <w:szCs w:val="24"/>
+              </w:rPr>
+            </w:pPr>
+            <w:r>
+              <w:rPr>
+                <w:rFonts w:ascii="Times New Roman" w:hAnsi="Times New Roman" w:cs="Times New Roman"/>
+                <w:b/>
+                <w:sz w:val="24"/>
+                <w:szCs w:val="24"/>
+              </w:rPr>
+              <w:t>日</w:t>
+            </w:r>
+            <w:r>
+              <w:rPr>
+                <w:rFonts w:ascii="Times New Roman" w:hAnsi="Times New Roman" w:cs="Times New Roman"/>
+                <w:b/>
+                <w:sz w:val="24"/>
+                <w:szCs w:val="24"/>
+                <w:lang w:eastAsia="zh-CN"/>
+              </w:rPr>
+              <w:t xml:space="preserve">  </w:t>
+            </w:r>
+            <w:r>
+              <w:rPr>
+                <w:rFonts w:ascii="Times New Roman" w:hAnsi="Times New Roman" w:cs="Times New Roman"/>
+                <w:b/>
+                <w:sz w:val="24"/>
+                <w:szCs w:val="24"/>
+              </w:rPr>
+              <w:t>期：</w:t>
+            </w:r>
+          </w:p>
+        </w:tc>
+        <w:tc>
+          <w:tcPr>
+            <w:tcW w:w="2294" w:type="dxa"/>
+            <w:vAlign w:val="center"/>
+          </w:tcPr>
+          <w:p>
+            <w:pPr>
+              <w:pStyle w:val="12"/>
+              <w:spacing w:line="363" w:lineRule="exact"/>
+              <w:ind w:right="15"/>
+              <w:jc w:val="both"/>
+              <w:rPr>
+                <w:rFonts w:ascii="Times New Roman" w:hAnsi="Times New Roman" w:cs="Times New Roman"/>
+                <w:sz w:val="24"/>
+                <w:szCs w:val="24"/>
+              </w:rPr>
+            </w:pPr>
+            <w:r>
+              <w:rPr>
+                <w:rFonts w:ascii="Times New Roman" w:hAnsi="Times New Roman" w:cs="Times New Roman"/>
+                <w:kern w:val="2"/>
+                <w:sz w:val="24"/>
+                <w:szCs w:val="24"/>
+                <w:lang w:eastAsia="zh-CN"/>
+              </w:rPr>
+              <w:t>{{ reportdate }}</w:t>
+            </w:r>
+          </w:p>
+        </w:tc>
+      </w:tr>
+    </w:tbl>
+    <w:p>
+      <w:pPr>
+        <w:rPr>
           <w:rFonts w:ascii="Times New Roman" w:hAnsi="Times New Roman" w:eastAsia="微软雅黑" w:cs="微软雅黑"/>
           <w:sz w:val="24"/>
         </w:rPr>
       </w:pPr>
+      <w:r>
+        <w:rPr>
+          <w:rFonts w:hint="eastAsia" w:ascii="Times New Roman" w:hAnsi="Times New Roman" w:eastAsia="微软雅黑" w:cs="Times New Roman"/>
+          <w:sz w:val="24"/>
+          <w:szCs w:val="24"/>
+          <w:lang w:eastAsia="zh-CN"/>
+        </w:rPr>
+        <w:t>{% endif %}</w:t>
+      </w:r>
       <w:r>
         <w:rPr>
           <w:rFonts w:ascii="Times New Roman" w:hAnsi="Times New Roman" w:eastAsia="微软雅黑" w:cs="微软雅黑"/>
@@ -3440,15 +4421,15 @@
           </w14:shadow>
         </w:rPr>
       </w:pPr>
-      <w:bookmarkStart w:id="0" w:name="_Toc1707_WPSOffice_Level1"/>
-      <w:bookmarkStart w:id="1" w:name="_Toc2409"/>
-      <w:bookmarkStart w:id="2" w:name="_Toc22658"/>
-      <w:bookmarkStart w:id="3" w:name="_Toc13196_WPSOffice_Level1"/>
-      <w:bookmarkStart w:id="4" w:name="_Toc21764_WPSOffice_Level1"/>
-      <w:bookmarkStart w:id="5" w:name="_Toc16594"/>
-      <w:bookmarkStart w:id="6" w:name="_Toc28240"/>
-      <w:bookmarkStart w:id="7" w:name="_Toc27302"/>
-      <w:bookmarkStart w:id="8" w:name="_Toc12505"/>
+      <w:bookmarkStart w:id="0" w:name="_Toc16594"/>
+      <w:bookmarkStart w:id="1" w:name="_Toc12505"/>
+      <w:bookmarkStart w:id="2" w:name="_Toc2409"/>
+      <w:bookmarkStart w:id="3" w:name="_Toc22658"/>
+      <w:bookmarkStart w:id="4" w:name="_Toc13196_WPSOffice_Level1"/>
+      <w:bookmarkStart w:id="5" w:name="_Toc21764_WPSOffice_Level1"/>
+      <w:bookmarkStart w:id="6" w:name="_Toc27302"/>
+      <w:bookmarkStart w:id="7" w:name="_Toc28240"/>
+      <w:bookmarkStart w:id="8" w:name="_Toc1707_WPSOffice_Level1"/>
       <w:r>
         <w:rPr>
           <w:rFonts w:ascii="Times New Roman" w:hAnsi="Times New Roman"/>
@@ -3766,7 +4747,6 @@
           <w:lang w:val="en-US" w:eastAsia="zh-CN"/>
         </w:rPr>
       </w:pPr>
-      <w:bookmarkStart w:id="9" w:name="_GoBack"/>
       <w:r>
         <w:rPr>
           <w:rFonts w:hint="eastAsia" w:ascii="Times New Roman" w:hAnsi="Times New Roman" w:eastAsia="微软雅黑" w:cs="Times New Roman"/>
@@ -3780,7 +4760,6 @@
         <w:t>ROS1</w:t>
       </w:r>
     </w:p>
-    <w:bookmarkEnd w:id="9"/>
     <w:p>
       <w:pPr>
         <w:ind w:firstLine="180" w:firstLineChars="100"/>
@@ -5584,205 +6563,1815 @@
           <w:spacing w:val="-1"/>
           <w:sz w:val="18"/>
           <w:szCs w:val="18"/>
+          <w:lang w:val="en-US" w:eastAsia="zh-CN" w:bidi="ar"/>
+        </w:rPr>
+      </w:pPr>
+      <w:r>
+        <w:rPr>
+          <w:rFonts w:hint="eastAsia" w:ascii="Times New Roman" w:hAnsi="Times New Roman" w:eastAsia="微软雅黑" w:cs="Times New Roman"/>
+          <w:spacing w:val="-1"/>
+          <w:sz w:val="18"/>
+          <w:szCs w:val="18"/>
+          <w:lang w:val="en-US" w:eastAsia="zh-CN" w:bidi="ar"/>
+        </w:rPr>
+        <w:t>在非小细胞肺癌中，</w:t>
+      </w:r>
+      <w:r>
+        <w:rPr>
+          <w:rFonts w:hint="default" w:ascii="Times New Roman" w:hAnsi="Times New Roman" w:eastAsia="微软雅黑" w:cs="Times New Roman"/>
+          <w:spacing w:val="-1"/>
+          <w:sz w:val="18"/>
+          <w:szCs w:val="18"/>
+          <w:lang w:val="en-US" w:eastAsia="zh-CN" w:bidi="ar"/>
+        </w:rPr>
+        <w:t>ROS1</w:t>
+      </w:r>
+      <w:r>
+        <w:rPr>
+          <w:rFonts w:hint="eastAsia" w:ascii="Times New Roman" w:hAnsi="Times New Roman" w:eastAsia="微软雅黑" w:cs="Times New Roman"/>
+          <w:spacing w:val="-1"/>
+          <w:sz w:val="18"/>
+          <w:szCs w:val="18"/>
+          <w:lang w:val="en-US" w:eastAsia="zh-CN" w:bidi="ar"/>
+        </w:rPr>
+        <w:t>融合对克唑替尼（</w:t>
+      </w:r>
+      <w:r>
+        <w:rPr>
+          <w:rFonts w:hint="default" w:ascii="Times New Roman" w:hAnsi="Times New Roman" w:eastAsia="微软雅黑" w:cs="Times New Roman"/>
+          <w:spacing w:val="-1"/>
+          <w:sz w:val="18"/>
+          <w:szCs w:val="18"/>
+          <w:lang w:val="en-US" w:eastAsia="zh-CN" w:bidi="ar"/>
+        </w:rPr>
+        <w:t>ALK/MET/ROS1</w:t>
+      </w:r>
+      <w:r>
+        <w:rPr>
+          <w:rFonts w:hint="eastAsia" w:ascii="Times New Roman" w:hAnsi="Times New Roman" w:eastAsia="微软雅黑" w:cs="Times New Roman"/>
+          <w:spacing w:val="-1"/>
+          <w:sz w:val="18"/>
+          <w:szCs w:val="18"/>
+          <w:lang w:val="en-US" w:eastAsia="zh-CN" w:bidi="ar"/>
+        </w:rPr>
+        <w:t>抑制剂）</w:t>
+      </w:r>
+      <w:r>
+        <w:rPr>
+          <w:rFonts w:hint="default" w:ascii="Times New Roman" w:hAnsi="Times New Roman" w:eastAsia="微软雅黑" w:cs="Times New Roman"/>
+          <w:spacing w:val="-1"/>
+          <w:sz w:val="18"/>
+          <w:szCs w:val="18"/>
+          <w:lang w:val="en-US" w:eastAsia="zh-CN" w:bidi="ar"/>
+        </w:rPr>
+        <w:t>[PMID:30980071; PMID: 29596029]</w:t>
+      </w:r>
+      <w:r>
+        <w:rPr>
+          <w:rFonts w:hint="eastAsia" w:ascii="Times New Roman" w:hAnsi="Times New Roman" w:eastAsia="微软雅黑" w:cs="Times New Roman"/>
+          <w:spacing w:val="-1"/>
+          <w:sz w:val="18"/>
+          <w:szCs w:val="18"/>
+          <w:lang w:val="en-US" w:eastAsia="zh-CN" w:bidi="ar"/>
+        </w:rPr>
+        <w:t>、塞瑞替尼</w:t>
+      </w:r>
+      <w:r>
+        <w:rPr>
+          <w:rFonts w:hint="default" w:ascii="Times New Roman" w:hAnsi="Times New Roman" w:eastAsia="微软雅黑" w:cs="Times New Roman"/>
+          <w:spacing w:val="-1"/>
+          <w:sz w:val="18"/>
+          <w:szCs w:val="18"/>
+          <w:lang w:val="en-US" w:eastAsia="zh-CN" w:bidi="ar"/>
+        </w:rPr>
+        <w:t>[PMID: 28520527]</w:t>
+      </w:r>
+      <w:r>
+        <w:rPr>
+          <w:rFonts w:hint="eastAsia" w:ascii="Times New Roman" w:hAnsi="Times New Roman" w:eastAsia="微软雅黑" w:cs="Times New Roman"/>
+          <w:spacing w:val="-1"/>
+          <w:sz w:val="18"/>
+          <w:szCs w:val="18"/>
+          <w:lang w:val="en-US" w:eastAsia="zh-CN" w:bidi="ar"/>
+        </w:rPr>
+        <w:t>、恩曲替尼</w:t>
+      </w:r>
+      <w:r>
+        <w:rPr>
+          <w:rFonts w:hint="default" w:ascii="Times New Roman" w:hAnsi="Times New Roman" w:eastAsia="微软雅黑" w:cs="Times New Roman"/>
+          <w:spacing w:val="-1"/>
+          <w:sz w:val="18"/>
+          <w:szCs w:val="18"/>
+          <w:lang w:val="en-US" w:eastAsia="zh-CN" w:bidi="ar"/>
+        </w:rPr>
+        <w:t>[PMID: 31838015]</w:t>
+      </w:r>
+      <w:r>
+        <w:rPr>
+          <w:rFonts w:hint="eastAsia" w:ascii="Times New Roman" w:hAnsi="Times New Roman" w:eastAsia="微软雅黑" w:cs="Times New Roman"/>
+          <w:spacing w:val="-1"/>
+          <w:sz w:val="18"/>
+          <w:szCs w:val="18"/>
+          <w:lang w:val="en-US" w:eastAsia="zh-CN" w:bidi="ar"/>
+        </w:rPr>
+        <w:t>、劳拉替尼</w:t>
+      </w:r>
+      <w:r>
+        <w:rPr>
+          <w:rFonts w:hint="default" w:ascii="Times New Roman" w:hAnsi="Times New Roman" w:eastAsia="微软雅黑" w:cs="Times New Roman"/>
+          <w:spacing w:val="-1"/>
+          <w:sz w:val="18"/>
+          <w:szCs w:val="18"/>
+          <w:lang w:val="en-US" w:eastAsia="zh-CN" w:bidi="ar"/>
+        </w:rPr>
+        <w:t>[PMID: 31669155]</w:t>
+      </w:r>
+      <w:r>
+        <w:rPr>
+          <w:rFonts w:hint="eastAsia" w:ascii="Times New Roman" w:hAnsi="Times New Roman" w:eastAsia="微软雅黑" w:cs="Times New Roman"/>
+          <w:spacing w:val="-1"/>
+          <w:sz w:val="18"/>
+          <w:szCs w:val="18"/>
+          <w:lang w:val="en-US" w:eastAsia="zh-CN" w:bidi="ar"/>
+        </w:rPr>
+        <w:t>敏感，</w:t>
+      </w:r>
+      <w:r>
+        <w:rPr>
+          <w:rFonts w:hint="default" w:ascii="Times New Roman" w:hAnsi="Times New Roman" w:eastAsia="微软雅黑" w:cs="Times New Roman"/>
+          <w:spacing w:val="-1"/>
+          <w:sz w:val="18"/>
+          <w:szCs w:val="18"/>
+          <w:lang w:val="en-US" w:eastAsia="zh-CN" w:bidi="ar"/>
+        </w:rPr>
+        <w:t>ROS1</w:t>
+      </w:r>
+      <w:r>
+        <w:rPr>
+          <w:rFonts w:hint="eastAsia" w:ascii="Times New Roman" w:hAnsi="Times New Roman" w:eastAsia="微软雅黑" w:cs="Times New Roman"/>
+          <w:spacing w:val="-1"/>
+          <w:sz w:val="18"/>
+          <w:szCs w:val="18"/>
+          <w:lang w:val="en-US" w:eastAsia="zh-CN" w:bidi="ar"/>
+        </w:rPr>
+        <w:t>融合与</w:t>
+      </w:r>
+      <w:r>
+        <w:rPr>
+          <w:rFonts w:hint="default" w:ascii="Times New Roman" w:hAnsi="Times New Roman" w:eastAsia="微软雅黑" w:cs="Times New Roman"/>
+          <w:spacing w:val="-1"/>
+          <w:sz w:val="18"/>
+          <w:szCs w:val="18"/>
+          <w:lang w:val="en-US" w:eastAsia="zh-CN" w:bidi="ar"/>
+        </w:rPr>
+        <w:t>EGFR TKI</w:t>
+      </w:r>
+      <w:r>
+        <w:rPr>
+          <w:rFonts w:hint="eastAsia" w:ascii="Times New Roman" w:hAnsi="Times New Roman" w:eastAsia="微软雅黑" w:cs="Times New Roman"/>
+          <w:spacing w:val="-1"/>
+          <w:sz w:val="18"/>
+          <w:szCs w:val="18"/>
+          <w:lang w:val="en-US" w:eastAsia="zh-CN" w:bidi="ar"/>
+        </w:rPr>
+        <w:t>的原发性耐药有关</w:t>
+      </w:r>
+      <w:r>
+        <w:rPr>
+          <w:rFonts w:hint="default" w:ascii="Times New Roman" w:hAnsi="Times New Roman" w:eastAsia="微软雅黑" w:cs="Times New Roman"/>
+          <w:spacing w:val="-1"/>
+          <w:sz w:val="18"/>
+          <w:szCs w:val="18"/>
+          <w:lang w:val="en-US" w:eastAsia="zh-CN" w:bidi="ar"/>
+        </w:rPr>
+        <w:t>[PMID: 30568455; PMID: 31124056]</w:t>
+      </w:r>
+      <w:r>
+        <w:rPr>
+          <w:rFonts w:hint="eastAsia" w:ascii="Times New Roman" w:hAnsi="Times New Roman" w:eastAsia="微软雅黑" w:cs="Times New Roman"/>
+          <w:spacing w:val="-1"/>
+          <w:sz w:val="18"/>
+          <w:szCs w:val="18"/>
+          <w:lang w:val="en-US" w:eastAsia="zh-CN" w:bidi="ar"/>
+        </w:rPr>
+        <w:t>。</w:t>
+      </w:r>
+    </w:p>
+    <w:p>
+      <w:pPr>
+        <w:rPr>
+          <w:rFonts w:hint="eastAsia" w:ascii="Times New Roman" w:hAnsi="Times New Roman" w:eastAsia="微软雅黑" w:cs="Times New Roman"/>
+          <w:spacing w:val="-1"/>
+          <w:sz w:val="18"/>
+          <w:szCs w:val="18"/>
+          <w:lang w:val="en-US" w:eastAsia="zh-CN" w:bidi="ar"/>
+        </w:rPr>
+      </w:pPr>
+      <w:r>
+        <w:rPr>
+          <w:rFonts w:hint="eastAsia" w:ascii="Times New Roman" w:hAnsi="Times New Roman" w:eastAsia="微软雅黑" w:cs="Times New Roman"/>
+          <w:spacing w:val="-1"/>
+          <w:sz w:val="18"/>
+          <w:szCs w:val="18"/>
+          <w:lang w:val="en-US" w:eastAsia="zh-CN" w:bidi="ar"/>
+        </w:rPr>
+        <w:br w:type="page"/>
+      </w:r>
+    </w:p>
+    <w:p>
+      <w:pPr>
+        <w:widowControl w:val="0"/>
+        <w:numPr>
+          <w:ilvl w:val="255"/>
+          <w:numId w:val="0"/>
+        </w:numPr>
+        <w:jc w:val="left"/>
+        <w:outlineLvl w:val="0"/>
+        <w:rPr>
+          <w:rFonts w:hint="default" w:ascii="Times New Roman" w:hAnsi="Times New Roman" w:eastAsia="微软雅黑" w:cs="Times New Roman"/>
+          <w:b/>
+          <w:bCs/>
+          <w:color w:val="0083C3"/>
+          <w:sz w:val="32"/>
+          <w:szCs w:val="36"/>
+          <w:lang w:val="en-US" w:eastAsia="zh-CN" w:bidi="ar-SA"/>
+          <w14:shadow w14:blurRad="50800" w14:dist="38100" w14:dir="10800000" w14:sx="100000" w14:sy="100000" w14:kx="0" w14:ky="0" w14:algn="r">
+            <w14:srgbClr w14:val="62B541">
+              <w14:alpha w14:val="60000"/>
+            </w14:srgbClr>
+          </w14:shadow>
+        </w:rPr>
+      </w:pPr>
+      <w:bookmarkStart w:id="9" w:name="_Toc26553"/>
+      <w:r>
+        <w:rPr>
+          <w:rFonts w:hint="default" w:ascii="Times New Roman" w:hAnsi="Times New Roman" w:eastAsia="微软雅黑" w:cs="Times New Roman"/>
+          <w:b/>
+          <w:bCs/>
+          <w:color w:val="0083C3"/>
+          <w:sz w:val="32"/>
+          <w:szCs w:val="36"/>
+          <w:lang w:val="en-US" w:eastAsia="zh-CN" w:bidi="ar-SA"/>
+          <w14:shadow w14:blurRad="50800" w14:dist="38100" w14:dir="10800000" w14:sx="100000" w14:sy="100000" w14:kx="0" w14:ky="0" w14:algn="r">
+            <w14:srgbClr w14:val="62B541">
+              <w14:alpha w14:val="60000"/>
+            </w14:srgbClr>
+          </w14:shadow>
+        </w:rPr>
+        <w:t>检测方法与局限性</w:t>
+      </w:r>
+      <w:bookmarkEnd w:id="9"/>
+    </w:p>
+    <w:p>
+      <w:pPr>
+        <w:widowControl w:val="0"/>
+        <w:spacing w:after="0" w:line="276" w:lineRule="auto"/>
+        <w:ind w:right="448"/>
+        <w:rPr>
+          <w:rFonts w:hint="default" w:ascii="Times New Roman" w:hAnsi="Times New Roman" w:eastAsia="微软雅黑" w:cs="Times New Roman"/>
+          <w:b/>
+          <w:bCs/>
+          <w:sz w:val="24"/>
+          <w:szCs w:val="24"/>
+          <w:lang w:eastAsia="zh-CN"/>
+        </w:rPr>
+      </w:pPr>
+      <w:r>
+        <w:rPr>
+          <w:rFonts w:hint="default" w:ascii="Times New Roman" w:hAnsi="Times New Roman" w:eastAsia="微软雅黑" w:cs="Times New Roman"/>
+          <w:b/>
+          <w:bCs/>
+          <w:sz w:val="24"/>
+          <w:szCs w:val="24"/>
+          <w:lang w:eastAsia="zh-CN"/>
+        </w:rPr>
+        <w:t>检测方法</w:t>
+      </w:r>
+    </w:p>
+    <w:p>
+      <w:pPr>
+        <w:keepNext w:val="0"/>
+        <w:keepLines w:val="0"/>
+        <w:pageBreakBefore w:val="0"/>
+        <w:widowControl w:val="0"/>
+        <w:kinsoku/>
+        <w:wordWrap/>
+        <w:overflowPunct/>
+        <w:topLinePunct w:val="0"/>
+        <w:autoSpaceDE/>
+        <w:autoSpaceDN/>
+        <w:bidi w:val="0"/>
+        <w:adjustRightInd/>
+        <w:snapToGrid/>
+        <w:spacing w:after="0" w:line="276" w:lineRule="auto"/>
+        <w:ind w:firstLine="420" w:firstLineChars="0"/>
+        <w:textAlignment w:val="auto"/>
+        <w:rPr>
+          <w:rFonts w:hint="default" w:ascii="Times New Roman" w:hAnsi="Times New Roman" w:eastAsia="微软雅黑" w:cs="Times New Roman"/>
+          <w:bCs/>
+          <w:sz w:val="21"/>
+          <w:szCs w:val="21"/>
+          <w:lang w:eastAsia="zh-CN"/>
+        </w:rPr>
+      </w:pPr>
+      <w:r>
+        <w:rPr>
+          <w:rFonts w:hint="default" w:ascii="Times New Roman" w:hAnsi="Times New Roman" w:eastAsia="微软雅黑" w:cs="Times New Roman"/>
+          <w:bCs/>
+          <w:sz w:val="21"/>
+          <w:szCs w:val="21"/>
+          <w:lang w:eastAsia="zh-CN"/>
+        </w:rPr>
+        <w:t>本次检测基于DNA对样本进行检</w:t>
+      </w:r>
+      <w:r>
+        <w:rPr>
+          <w:rFonts w:hint="eastAsia" w:ascii="Times New Roman" w:hAnsi="Times New Roman" w:eastAsia="微软雅黑" w:cs="Times New Roman"/>
+          <w:bCs/>
+          <w:sz w:val="21"/>
+          <w:szCs w:val="21"/>
+          <w:lang w:val="en-US" w:eastAsia="zh-CN"/>
+        </w:rPr>
+        <w:t>测</w:t>
+      </w:r>
+      <w:r>
+        <w:rPr>
+          <w:rFonts w:hint="default" w:ascii="Times New Roman" w:hAnsi="Times New Roman" w:eastAsia="微软雅黑" w:cs="Times New Roman"/>
+          <w:bCs/>
+          <w:sz w:val="21"/>
+          <w:szCs w:val="21"/>
+          <w:lang w:eastAsia="zh-CN"/>
+        </w:rPr>
+        <w:t>。</w:t>
+      </w:r>
+    </w:p>
+    <w:p>
+      <w:pPr>
+        <w:widowControl w:val="0"/>
+        <w:spacing w:after="0" w:line="276" w:lineRule="auto"/>
+        <w:ind w:right="448"/>
+        <w:rPr>
+          <w:rFonts w:hint="default" w:ascii="Times New Roman" w:hAnsi="Times New Roman" w:eastAsia="微软雅黑" w:cs="Times New Roman"/>
+          <w:b/>
+          <w:bCs/>
+          <w:sz w:val="24"/>
+          <w:szCs w:val="24"/>
+          <w:lang w:eastAsia="zh-CN"/>
+        </w:rPr>
+      </w:pPr>
+      <w:r>
+        <w:rPr>
+          <w:rFonts w:hint="default" w:ascii="Times New Roman" w:hAnsi="Times New Roman" w:eastAsia="微软雅黑" w:cs="Times New Roman"/>
+          <w:b/>
+          <w:bCs/>
+          <w:sz w:val="24"/>
+          <w:szCs w:val="24"/>
+          <w:lang w:eastAsia="zh-CN"/>
+        </w:rPr>
+        <w:t>局限性说明</w:t>
+      </w:r>
+    </w:p>
+    <w:p>
+      <w:pPr>
+        <w:keepNext w:val="0"/>
+        <w:keepLines w:val="0"/>
+        <w:pageBreakBefore w:val="0"/>
+        <w:widowControl w:val="0"/>
+        <w:kinsoku/>
+        <w:wordWrap/>
+        <w:overflowPunct/>
+        <w:topLinePunct w:val="0"/>
+        <w:autoSpaceDE/>
+        <w:autoSpaceDN/>
+        <w:bidi w:val="0"/>
+        <w:adjustRightInd/>
+        <w:snapToGrid/>
+        <w:spacing w:after="0" w:line="276" w:lineRule="auto"/>
+        <w:ind w:firstLine="420" w:firstLineChars="200"/>
+        <w:jc w:val="both"/>
+        <w:textAlignment w:val="auto"/>
+        <w:rPr>
+          <w:rFonts w:hint="default" w:ascii="Times New Roman" w:hAnsi="Times New Roman" w:eastAsia="微软雅黑" w:cs="Times New Roman"/>
+          <w:bCs/>
+          <w:sz w:val="21"/>
+          <w:szCs w:val="21"/>
+          <w:lang w:eastAsia="zh-CN"/>
+        </w:rPr>
+      </w:pPr>
+      <w:r>
+        <w:rPr>
+          <w:rFonts w:hint="default" w:ascii="Times New Roman" w:hAnsi="Times New Roman" w:eastAsia="微软雅黑" w:cs="Times New Roman"/>
+          <w:bCs/>
+          <w:sz w:val="21"/>
+          <w:szCs w:val="21"/>
+          <w:lang w:eastAsia="zh-CN"/>
+        </w:rPr>
+        <w:t>{% for b in summaryOfRresults.productModularization.limitation_statement | nl() %}{%if loop.last%}{{ b }}{%else%}{{ b }}</w:t>
+      </w:r>
+    </w:p>
+    <w:p>
+      <w:pPr>
+        <w:keepNext w:val="0"/>
+        <w:keepLines w:val="0"/>
+        <w:pageBreakBefore w:val="0"/>
+        <w:widowControl/>
+        <w:kinsoku/>
+        <w:wordWrap/>
+        <w:overflowPunct/>
+        <w:topLinePunct w:val="0"/>
+        <w:autoSpaceDE/>
+        <w:autoSpaceDN/>
+        <w:bidi w:val="0"/>
+        <w:adjustRightInd/>
+        <w:snapToGrid/>
+        <w:spacing w:after="0" w:line="276" w:lineRule="auto"/>
+        <w:ind w:firstLine="420" w:firstLineChars="0"/>
+        <w:textAlignment w:val="auto"/>
+        <w:rPr>
+          <w:rFonts w:hint="default" w:ascii="Times New Roman" w:hAnsi="Times New Roman" w:eastAsia="微软雅黑" w:cs="Times New Roman"/>
+          <w:bCs/>
+          <w:sz w:val="21"/>
+          <w:szCs w:val="21"/>
+          <w:lang w:eastAsia="zh-CN"/>
+        </w:rPr>
+      </w:pPr>
+      <w:r>
+        <w:rPr>
+          <w:rFonts w:hint="default" w:ascii="Times New Roman" w:hAnsi="Times New Roman" w:eastAsia="微软雅黑" w:cs="Times New Roman"/>
+          <w:bCs/>
+          <w:sz w:val="21"/>
+          <w:szCs w:val="21"/>
+          <w:lang w:eastAsia="zh-CN"/>
+        </w:rPr>
+        <w:t>{%endif%}{% endfor%}</w:t>
+      </w:r>
+    </w:p>
+    <w:p>
+      <w:pPr>
+        <w:keepNext w:val="0"/>
+        <w:keepLines w:val="0"/>
+        <w:pageBreakBefore w:val="0"/>
+        <w:widowControl/>
+        <w:kinsoku/>
+        <w:wordWrap/>
+        <w:overflowPunct/>
+        <w:topLinePunct w:val="0"/>
+        <w:autoSpaceDE/>
+        <w:autoSpaceDN/>
+        <w:bidi w:val="0"/>
+        <w:adjustRightInd/>
+        <w:snapToGrid w:val="0"/>
+        <w:spacing w:before="157" w:beforeLines="50" w:after="157" w:afterLines="50" w:line="240" w:lineRule="auto"/>
+        <w:textAlignment w:val="auto"/>
+        <w:rPr>
+          <w:rFonts w:hint="default" w:ascii="Times New Roman" w:hAnsi="Times New Roman" w:eastAsia="微软雅黑" w:cs="Times New Roman"/>
+          <w:b/>
+          <w:bCs/>
+          <w:sz w:val="24"/>
+          <w:szCs w:val="22"/>
+          <w:lang w:val="en-US" w:eastAsia="zh-CN" w:bidi="ar-SA"/>
+        </w:rPr>
+      </w:pPr>
+      <w:r>
+        <w:rPr>
+          <w:rFonts w:hint="eastAsia" w:ascii="Times New Roman" w:hAnsi="Times New Roman" w:eastAsia="微软雅黑" w:cs="Times New Roman"/>
+          <w:bCs/>
+          <w:sz w:val="21"/>
+          <w:szCs w:val="21"/>
+          <w:lang w:val="en-US" w:eastAsia="zh-CN"/>
+        </w:rPr>
+        <w:br w:type="page"/>
+      </w:r>
+      <w:r>
+        <w:rPr>
+          <w:rFonts w:hint="default" w:ascii="Times New Roman" w:hAnsi="Times New Roman" w:eastAsia="微软雅黑" w:cs="Times New Roman"/>
+          <w:b/>
+          <w:bCs/>
+          <w:sz w:val="24"/>
+          <w:szCs w:val="22"/>
+          <w:lang w:val="en-US" w:eastAsia="zh-CN" w:bidi="ar-SA"/>
+        </w:rPr>
+        <w:t>广州诺禾医学检验实验室</w:t>
+      </w:r>
+    </w:p>
+    <w:p>
+      <w:pPr>
+        <w:keepNext w:val="0"/>
+        <w:keepLines w:val="0"/>
+        <w:pageBreakBefore w:val="0"/>
+        <w:widowControl/>
+        <w:kinsoku/>
+        <w:wordWrap/>
+        <w:overflowPunct/>
+        <w:topLinePunct w:val="0"/>
+        <w:autoSpaceDE/>
+        <w:autoSpaceDN/>
+        <w:bidi w:val="0"/>
+        <w:adjustRightInd/>
+        <w:spacing w:before="157" w:beforeLines="50" w:after="157" w:afterLines="50" w:line="240" w:lineRule="auto"/>
+        <w:textAlignment w:val="auto"/>
+        <w:rPr>
+          <w:rFonts w:hint="default" w:ascii="Times New Roman" w:hAnsi="Times New Roman" w:eastAsia="微软雅黑" w:cs="Times New Roman"/>
+          <w:b w:val="0"/>
+          <w:bCs w:val="0"/>
+          <w:sz w:val="24"/>
+          <w:szCs w:val="22"/>
+          <w:lang w:val="en-US" w:eastAsia="zh-CN" w:bidi="ar-SA"/>
+        </w:rPr>
+      </w:pPr>
+      <w:r>
+        <w:rPr>
+          <w:rFonts w:hint="default" w:ascii="Times New Roman" w:hAnsi="Times New Roman" w:eastAsia="微软雅黑" w:cs="Times New Roman"/>
+          <w:b w:val="0"/>
+          <w:bCs w:val="0"/>
+          <w:sz w:val="24"/>
+          <w:szCs w:val="22"/>
+          <w:lang w:val="en-US" w:eastAsia="zh-CN" w:bidi="ar-SA"/>
+        </w:rPr>
+        <w:t>广州市黄埔区开源大道11号C6栋702室</w:t>
+      </w:r>
+    </w:p>
+    <w:p>
+      <w:pPr>
+        <w:keepNext w:val="0"/>
+        <w:keepLines w:val="0"/>
+        <w:pageBreakBefore w:val="0"/>
+        <w:widowControl/>
+        <w:kinsoku/>
+        <w:wordWrap/>
+        <w:overflowPunct/>
+        <w:topLinePunct w:val="0"/>
+        <w:autoSpaceDE/>
+        <w:autoSpaceDN/>
+        <w:bidi w:val="0"/>
+        <w:adjustRightInd/>
+        <w:spacing w:before="157" w:beforeLines="50" w:after="157" w:afterLines="50" w:line="240" w:lineRule="auto"/>
+        <w:textAlignment w:val="auto"/>
+        <w:rPr>
+          <w:rFonts w:hint="default" w:ascii="Times New Roman" w:hAnsi="Times New Roman" w:eastAsia="微软雅黑" w:cs="Times New Roman"/>
+          <w:b/>
+          <w:bCs/>
+          <w:sz w:val="24"/>
+          <w:szCs w:val="22"/>
+          <w:lang w:val="en-US" w:eastAsia="zh-CN" w:bidi="ar-SA"/>
+        </w:rPr>
+      </w:pPr>
+    </w:p>
+    <w:p>
+      <w:pPr>
+        <w:keepNext w:val="0"/>
+        <w:keepLines w:val="0"/>
+        <w:pageBreakBefore w:val="0"/>
+        <w:widowControl/>
+        <w:kinsoku/>
+        <w:wordWrap/>
+        <w:overflowPunct/>
+        <w:topLinePunct w:val="0"/>
+        <w:autoSpaceDE/>
+        <w:autoSpaceDN/>
+        <w:bidi w:val="0"/>
+        <w:adjustRightInd/>
+        <w:spacing w:before="157" w:beforeLines="50" w:after="157" w:afterLines="50" w:line="240" w:lineRule="auto"/>
+        <w:textAlignment w:val="auto"/>
+        <w:rPr>
+          <w:rFonts w:hint="default" w:ascii="Times New Roman" w:hAnsi="Times New Roman" w:eastAsia="微软雅黑" w:cs="Times New Roman"/>
+          <w:b/>
+          <w:bCs/>
+          <w:sz w:val="24"/>
+          <w:szCs w:val="22"/>
+          <w:lang w:val="en-US" w:eastAsia="zh-CN" w:bidi="ar-SA"/>
+        </w:rPr>
+      </w:pPr>
+      <w:r>
+        <w:rPr>
+          <w:rFonts w:hint="default" w:ascii="Times New Roman" w:hAnsi="Times New Roman" w:eastAsia="微软雅黑" w:cs="Times New Roman"/>
+          <w:b/>
+          <w:bCs/>
+          <w:sz w:val="24"/>
+          <w:szCs w:val="22"/>
+          <w:lang w:val="en-US" w:eastAsia="zh-CN" w:bidi="ar-SA"/>
+        </w:rPr>
+        <w:t>上海诺禾医学检验实验室</w:t>
+      </w:r>
+    </w:p>
+    <w:p>
+      <w:pPr>
+        <w:keepNext w:val="0"/>
+        <w:keepLines w:val="0"/>
+        <w:pageBreakBefore w:val="0"/>
+        <w:widowControl/>
+        <w:kinsoku/>
+        <w:wordWrap/>
+        <w:overflowPunct/>
+        <w:topLinePunct w:val="0"/>
+        <w:autoSpaceDE/>
+        <w:autoSpaceDN/>
+        <w:bidi w:val="0"/>
+        <w:adjustRightInd/>
+        <w:spacing w:before="157" w:beforeLines="50" w:after="157" w:afterLines="50" w:line="240" w:lineRule="auto"/>
+        <w:textAlignment w:val="auto"/>
+        <w:rPr>
+          <w:rFonts w:hint="default" w:ascii="Times New Roman" w:hAnsi="Times New Roman" w:eastAsia="微软雅黑" w:cs="Times New Roman"/>
+          <w:b w:val="0"/>
+          <w:bCs w:val="0"/>
+          <w:sz w:val="24"/>
+          <w:szCs w:val="22"/>
+          <w:lang w:val="en-US" w:eastAsia="zh-CN" w:bidi="ar-SA"/>
+        </w:rPr>
+      </w:pPr>
+      <w:r>
+        <w:rPr>
+          <w:rFonts w:hint="default" w:ascii="Times New Roman" w:hAnsi="Times New Roman" w:eastAsia="微软雅黑" w:cs="Times New Roman"/>
+          <w:b w:val="0"/>
+          <w:bCs w:val="0"/>
+          <w:sz w:val="24"/>
+          <w:szCs w:val="22"/>
+          <w:lang w:val="en-US" w:eastAsia="zh-CN" w:bidi="ar-SA"/>
+        </w:rPr>
+        <w:t>上海市闵行区绿洲环路396弄9号201室</w:t>
+      </w:r>
+    </w:p>
+    <w:p>
+      <w:pPr>
+        <w:keepNext w:val="0"/>
+        <w:keepLines w:val="0"/>
+        <w:pageBreakBefore w:val="0"/>
+        <w:widowControl/>
+        <w:kinsoku/>
+        <w:wordWrap/>
+        <w:overflowPunct/>
+        <w:topLinePunct w:val="0"/>
+        <w:autoSpaceDE/>
+        <w:autoSpaceDN/>
+        <w:bidi w:val="0"/>
+        <w:adjustRightInd/>
+        <w:spacing w:before="157" w:beforeLines="50" w:after="157" w:afterLines="50" w:line="240" w:lineRule="auto"/>
+        <w:textAlignment w:val="auto"/>
+        <w:rPr>
+          <w:rFonts w:hint="default" w:ascii="Times New Roman" w:hAnsi="Times New Roman" w:eastAsia="微软雅黑" w:cs="Times New Roman"/>
+          <w:b/>
+          <w:bCs/>
+          <w:sz w:val="24"/>
+          <w:szCs w:val="22"/>
+          <w:lang w:val="en-US" w:eastAsia="zh-CN" w:bidi="ar-SA"/>
+        </w:rPr>
+      </w:pPr>
+    </w:p>
+    <w:p>
+      <w:pPr>
+        <w:keepNext w:val="0"/>
+        <w:keepLines w:val="0"/>
+        <w:pageBreakBefore w:val="0"/>
+        <w:widowControl/>
+        <w:kinsoku/>
+        <w:wordWrap/>
+        <w:overflowPunct/>
+        <w:topLinePunct w:val="0"/>
+        <w:autoSpaceDE/>
+        <w:autoSpaceDN/>
+        <w:bidi w:val="0"/>
+        <w:adjustRightInd/>
+        <w:spacing w:before="157" w:beforeLines="50" w:after="157" w:afterLines="50" w:line="240" w:lineRule="auto"/>
+        <w:textAlignment w:val="auto"/>
+        <w:rPr>
+          <w:rFonts w:hint="default" w:ascii="Times New Roman" w:hAnsi="Times New Roman" w:eastAsia="微软雅黑" w:cs="Times New Roman"/>
+          <w:b/>
+          <w:bCs/>
+          <w:sz w:val="24"/>
+          <w:szCs w:val="22"/>
+          <w:lang w:val="en-US" w:eastAsia="zh-CN" w:bidi="ar-SA"/>
+        </w:rPr>
+      </w:pPr>
+      <w:r>
+        <w:rPr>
+          <w:rFonts w:hint="default" w:ascii="Times New Roman" w:hAnsi="Times New Roman" w:eastAsia="微软雅黑" w:cs="Times New Roman"/>
+          <w:b/>
+          <w:bCs/>
+          <w:sz w:val="24"/>
+          <w:szCs w:val="22"/>
+          <w:lang w:val="en-US" w:eastAsia="zh-CN" w:bidi="ar-SA"/>
+        </w:rPr>
+        <w:t>天津诺禾医学检验实验室</w:t>
+      </w:r>
+    </w:p>
+    <w:p>
+      <w:pPr>
+        <w:keepNext w:val="0"/>
+        <w:keepLines w:val="0"/>
+        <w:pageBreakBefore w:val="0"/>
+        <w:widowControl/>
+        <w:kinsoku/>
+        <w:wordWrap/>
+        <w:overflowPunct/>
+        <w:topLinePunct w:val="0"/>
+        <w:autoSpaceDE/>
+        <w:autoSpaceDN/>
+        <w:bidi w:val="0"/>
+        <w:adjustRightInd/>
+        <w:spacing w:before="157" w:beforeLines="50" w:after="157" w:afterLines="50" w:line="240" w:lineRule="auto"/>
+        <w:textAlignment w:val="auto"/>
+        <w:rPr>
+          <w:rFonts w:hint="default" w:ascii="Times New Roman" w:hAnsi="Times New Roman" w:eastAsia="微软雅黑" w:cs="Times New Roman"/>
+          <w:b w:val="0"/>
+          <w:bCs w:val="0"/>
+          <w:sz w:val="24"/>
+          <w:szCs w:val="22"/>
+          <w:lang w:val="en-US" w:eastAsia="zh-CN" w:bidi="ar-SA"/>
+        </w:rPr>
+      </w:pPr>
+      <w:r>
+        <w:rPr>
+          <w:rFonts w:hint="default" w:ascii="Times New Roman" w:hAnsi="Times New Roman" w:eastAsia="微软雅黑" w:cs="Times New Roman"/>
+          <w:b w:val="0"/>
+          <w:bCs w:val="0"/>
+          <w:sz w:val="24"/>
+          <w:szCs w:val="22"/>
+          <w:lang w:val="en-US" w:eastAsia="zh-CN" w:bidi="ar-SA"/>
+        </w:rPr>
+        <w:t>天津市武清区创业总部基地B07</w:t>
+      </w:r>
+    </w:p>
+    <w:p>
+      <w:pPr>
+        <w:keepNext w:val="0"/>
+        <w:keepLines w:val="0"/>
+        <w:pageBreakBefore w:val="0"/>
+        <w:widowControl/>
+        <w:kinsoku/>
+        <w:wordWrap/>
+        <w:overflowPunct/>
+        <w:topLinePunct w:val="0"/>
+        <w:autoSpaceDE/>
+        <w:autoSpaceDN/>
+        <w:bidi w:val="0"/>
+        <w:adjustRightInd/>
+        <w:spacing w:before="157" w:beforeLines="50" w:after="157" w:afterLines="50" w:line="240" w:lineRule="auto"/>
+        <w:textAlignment w:val="auto"/>
+        <w:rPr>
+          <w:rFonts w:hint="default" w:ascii="Times New Roman" w:hAnsi="Times New Roman" w:eastAsia="微软雅黑" w:cs="Times New Roman"/>
+          <w:b/>
+          <w:bCs/>
+          <w:sz w:val="24"/>
+          <w:szCs w:val="22"/>
+          <w:lang w:val="en-US" w:eastAsia="zh-CN" w:bidi="ar-SA"/>
+        </w:rPr>
+      </w:pPr>
+    </w:p>
+    <w:p>
+      <w:pPr>
+        <w:keepNext w:val="0"/>
+        <w:keepLines w:val="0"/>
+        <w:pageBreakBefore w:val="0"/>
+        <w:widowControl/>
+        <w:kinsoku/>
+        <w:wordWrap/>
+        <w:overflowPunct/>
+        <w:topLinePunct w:val="0"/>
+        <w:autoSpaceDE/>
+        <w:autoSpaceDN/>
+        <w:bidi w:val="0"/>
+        <w:adjustRightInd/>
+        <w:spacing w:before="157" w:beforeLines="50" w:after="157" w:afterLines="50" w:line="240" w:lineRule="auto"/>
+        <w:textAlignment w:val="auto"/>
+        <w:rPr>
+          <w:rFonts w:hint="default" w:ascii="Times New Roman" w:hAnsi="Times New Roman" w:eastAsia="微软雅黑" w:cs="Times New Roman"/>
+          <w:sz w:val="24"/>
+          <w:szCs w:val="22"/>
+          <w:lang w:val="en-US" w:eastAsia="en-US" w:bidi="ar-SA"/>
+        </w:rPr>
+      </w:pPr>
+    </w:p>
+    <w:p>
+      <w:pPr>
+        <w:keepNext w:val="0"/>
+        <w:keepLines w:val="0"/>
+        <w:pageBreakBefore w:val="0"/>
+        <w:widowControl/>
+        <w:kinsoku/>
+        <w:wordWrap/>
+        <w:overflowPunct/>
+        <w:topLinePunct w:val="0"/>
+        <w:autoSpaceDE/>
+        <w:autoSpaceDN/>
+        <w:bidi w:val="0"/>
+        <w:adjustRightInd/>
+        <w:spacing w:before="157" w:beforeLines="50" w:after="157" w:afterLines="50" w:line="240" w:lineRule="auto"/>
+        <w:textAlignment w:val="auto"/>
+        <w:rPr>
+          <w:rFonts w:hint="default" w:ascii="Times New Roman" w:hAnsi="Times New Roman" w:eastAsia="微软雅黑" w:cs="Times New Roman"/>
+          <w:sz w:val="24"/>
+          <w:szCs w:val="22"/>
+          <w:lang w:val="en-US" w:eastAsia="en-US" w:bidi="ar-SA"/>
+        </w:rPr>
+      </w:pPr>
+    </w:p>
+    <w:p>
+      <w:pPr>
+        <w:keepNext w:val="0"/>
+        <w:keepLines w:val="0"/>
+        <w:pageBreakBefore w:val="0"/>
+        <w:widowControl/>
+        <w:kinsoku/>
+        <w:wordWrap/>
+        <w:overflowPunct/>
+        <w:topLinePunct w:val="0"/>
+        <w:autoSpaceDE/>
+        <w:autoSpaceDN/>
+        <w:bidi w:val="0"/>
+        <w:adjustRightInd/>
+        <w:spacing w:before="157" w:beforeLines="50" w:after="157" w:afterLines="50" w:line="240" w:lineRule="auto"/>
+        <w:textAlignment w:val="auto"/>
+        <w:rPr>
+          <w:rFonts w:hint="default" w:ascii="Times New Roman" w:hAnsi="Times New Roman" w:eastAsia="微软雅黑" w:cs="Times New Roman"/>
+          <w:sz w:val="24"/>
+          <w:szCs w:val="22"/>
+          <w:lang w:val="en-US" w:eastAsia="en-US" w:bidi="ar-SA"/>
+        </w:rPr>
+      </w:pPr>
+    </w:p>
+    <w:p>
+      <w:pPr>
+        <w:keepNext w:val="0"/>
+        <w:keepLines w:val="0"/>
+        <w:pageBreakBefore w:val="0"/>
+        <w:widowControl/>
+        <w:kinsoku/>
+        <w:wordWrap/>
+        <w:overflowPunct/>
+        <w:topLinePunct w:val="0"/>
+        <w:autoSpaceDE/>
+        <w:autoSpaceDN/>
+        <w:bidi w:val="0"/>
+        <w:adjustRightInd/>
+        <w:spacing w:before="157" w:beforeLines="50" w:after="157" w:afterLines="50" w:line="240" w:lineRule="auto"/>
+        <w:textAlignment w:val="auto"/>
+        <w:rPr>
+          <w:rFonts w:hint="default" w:ascii="Times New Roman" w:hAnsi="Times New Roman" w:eastAsia="微软雅黑" w:cs="Times New Roman"/>
+          <w:sz w:val="24"/>
+          <w:szCs w:val="22"/>
+          <w:lang w:val="en-US" w:eastAsia="en-US" w:bidi="ar-SA"/>
+        </w:rPr>
+      </w:pPr>
+    </w:p>
+    <w:p>
+      <w:pPr>
+        <w:keepNext w:val="0"/>
+        <w:keepLines w:val="0"/>
+        <w:pageBreakBefore w:val="0"/>
+        <w:widowControl/>
+        <w:kinsoku/>
+        <w:wordWrap/>
+        <w:overflowPunct/>
+        <w:topLinePunct w:val="0"/>
+        <w:autoSpaceDE/>
+        <w:autoSpaceDN/>
+        <w:bidi w:val="0"/>
+        <w:adjustRightInd/>
+        <w:spacing w:before="157" w:beforeLines="50" w:after="157" w:afterLines="50" w:line="240" w:lineRule="auto"/>
+        <w:textAlignment w:val="auto"/>
+        <w:rPr>
+          <w:rFonts w:hint="default" w:ascii="Times New Roman" w:hAnsi="Times New Roman" w:eastAsia="微软雅黑" w:cs="Times New Roman"/>
+          <w:sz w:val="24"/>
+          <w:szCs w:val="22"/>
+          <w:lang w:val="en-US" w:eastAsia="en-US" w:bidi="ar-SA"/>
+        </w:rPr>
+      </w:pPr>
+    </w:p>
+    <w:p>
+      <w:pPr>
+        <w:keepNext w:val="0"/>
+        <w:keepLines w:val="0"/>
+        <w:pageBreakBefore w:val="0"/>
+        <w:widowControl/>
+        <w:kinsoku/>
+        <w:wordWrap/>
+        <w:overflowPunct/>
+        <w:topLinePunct w:val="0"/>
+        <w:autoSpaceDE/>
+        <w:autoSpaceDN/>
+        <w:bidi w:val="0"/>
+        <w:adjustRightInd/>
+        <w:spacing w:before="157" w:beforeLines="50" w:after="157" w:afterLines="50" w:line="240" w:lineRule="auto"/>
+        <w:textAlignment w:val="auto"/>
+        <w:rPr>
+          <w:rFonts w:hint="default" w:ascii="Times New Roman" w:hAnsi="Times New Roman" w:eastAsia="微软雅黑" w:cs="Times New Roman"/>
+          <w:sz w:val="24"/>
+          <w:szCs w:val="22"/>
+          <w:lang w:val="en-US" w:eastAsia="en-US" w:bidi="ar-SA"/>
+        </w:rPr>
+      </w:pPr>
+    </w:p>
+    <w:p>
+      <w:pPr>
+        <w:keepNext w:val="0"/>
+        <w:keepLines w:val="0"/>
+        <w:pageBreakBefore w:val="0"/>
+        <w:widowControl/>
+        <w:kinsoku/>
+        <w:wordWrap/>
+        <w:overflowPunct/>
+        <w:topLinePunct w:val="0"/>
+        <w:autoSpaceDE/>
+        <w:autoSpaceDN/>
+        <w:bidi w:val="0"/>
+        <w:adjustRightInd/>
+        <w:spacing w:before="157" w:beforeLines="50" w:after="157" w:afterLines="50" w:line="240" w:lineRule="auto"/>
+        <w:textAlignment w:val="auto"/>
+        <w:rPr>
+          <w:rFonts w:hint="default" w:ascii="Times New Roman" w:hAnsi="Times New Roman" w:eastAsia="微软雅黑" w:cs="Times New Roman"/>
+          <w:sz w:val="24"/>
+          <w:szCs w:val="22"/>
+          <w:lang w:val="en-US" w:eastAsia="en-US" w:bidi="ar-SA"/>
+        </w:rPr>
+      </w:pPr>
+    </w:p>
+    <w:p>
+      <w:pPr>
+        <w:keepNext w:val="0"/>
+        <w:keepLines w:val="0"/>
+        <w:pageBreakBefore w:val="0"/>
+        <w:widowControl/>
+        <w:kinsoku/>
+        <w:wordWrap/>
+        <w:overflowPunct/>
+        <w:topLinePunct w:val="0"/>
+        <w:autoSpaceDE/>
+        <w:autoSpaceDN/>
+        <w:bidi w:val="0"/>
+        <w:adjustRightInd/>
+        <w:spacing w:before="157" w:beforeLines="50" w:after="157" w:afterLines="50" w:line="240" w:lineRule="auto"/>
+        <w:textAlignment w:val="auto"/>
+        <w:rPr>
+          <w:rFonts w:hint="default" w:ascii="Times New Roman" w:hAnsi="Times New Roman" w:eastAsia="微软雅黑" w:cs="Times New Roman"/>
+          <w:sz w:val="24"/>
+          <w:szCs w:val="22"/>
+          <w:lang w:val="en-US" w:eastAsia="en-US" w:bidi="ar-SA"/>
+        </w:rPr>
+      </w:pPr>
+    </w:p>
+    <w:p>
+      <w:pPr>
+        <w:keepNext w:val="0"/>
+        <w:keepLines w:val="0"/>
+        <w:pageBreakBefore w:val="0"/>
+        <w:widowControl/>
+        <w:kinsoku/>
+        <w:wordWrap/>
+        <w:overflowPunct/>
+        <w:topLinePunct w:val="0"/>
+        <w:autoSpaceDE/>
+        <w:autoSpaceDN/>
+        <w:bidi w:val="0"/>
+        <w:adjustRightInd/>
+        <w:spacing w:before="157" w:beforeLines="50" w:after="157" w:afterLines="50" w:line="240" w:lineRule="auto"/>
+        <w:textAlignment w:val="auto"/>
+        <w:rPr>
+          <w:rFonts w:hint="default" w:ascii="Times New Roman" w:hAnsi="Times New Roman" w:eastAsia="微软雅黑" w:cs="Times New Roman"/>
+          <w:sz w:val="24"/>
+          <w:szCs w:val="22"/>
+          <w:lang w:val="en-US" w:eastAsia="en-US" w:bidi="ar-SA"/>
+        </w:rPr>
+      </w:pPr>
+    </w:p>
+    <w:p>
+      <w:pPr>
+        <w:keepNext w:val="0"/>
+        <w:keepLines w:val="0"/>
+        <w:pageBreakBefore w:val="0"/>
+        <w:widowControl/>
+        <w:kinsoku/>
+        <w:wordWrap/>
+        <w:overflowPunct/>
+        <w:topLinePunct w:val="0"/>
+        <w:autoSpaceDE/>
+        <w:autoSpaceDN/>
+        <w:bidi w:val="0"/>
+        <w:adjustRightInd/>
+        <w:spacing w:before="157" w:beforeLines="50" w:after="157" w:afterLines="50" w:line="240" w:lineRule="auto"/>
+        <w:textAlignment w:val="auto"/>
+        <w:rPr>
+          <w:rFonts w:hint="default" w:ascii="Times New Roman" w:hAnsi="Times New Roman" w:eastAsia="微软雅黑" w:cs="Times New Roman"/>
+          <w:sz w:val="24"/>
+          <w:szCs w:val="22"/>
+          <w:lang w:val="en-US" w:eastAsia="en-US" w:bidi="ar-SA"/>
+        </w:rPr>
+      </w:pPr>
+    </w:p>
+    <w:p>
+      <w:pPr>
+        <w:keepNext w:val="0"/>
+        <w:keepLines w:val="0"/>
+        <w:pageBreakBefore w:val="0"/>
+        <w:widowControl/>
+        <w:kinsoku/>
+        <w:wordWrap/>
+        <w:overflowPunct/>
+        <w:topLinePunct w:val="0"/>
+        <w:autoSpaceDE/>
+        <w:autoSpaceDN/>
+        <w:bidi w:val="0"/>
+        <w:adjustRightInd/>
+        <w:spacing w:before="157" w:beforeLines="50" w:after="157" w:afterLines="50" w:line="240" w:lineRule="auto"/>
+        <w:textAlignment w:val="auto"/>
+        <w:rPr>
+          <w:rFonts w:hint="default" w:ascii="Times New Roman" w:hAnsi="Times New Roman" w:eastAsia="微软雅黑" w:cs="Times New Roman"/>
+          <w:sz w:val="24"/>
+          <w:szCs w:val="22"/>
+          <w:lang w:val="en-US" w:eastAsia="en-US" w:bidi="ar-SA"/>
+        </w:rPr>
+      </w:pPr>
+    </w:p>
+    <w:p>
+      <w:pPr>
+        <w:keepNext w:val="0"/>
+        <w:keepLines w:val="0"/>
+        <w:pageBreakBefore w:val="0"/>
+        <w:widowControl/>
+        <w:kinsoku/>
+        <w:wordWrap/>
+        <w:overflowPunct/>
+        <w:topLinePunct w:val="0"/>
+        <w:autoSpaceDE/>
+        <w:autoSpaceDN/>
+        <w:bidi w:val="0"/>
+        <w:adjustRightInd/>
+        <w:spacing w:before="157" w:beforeLines="50" w:after="157" w:afterLines="50" w:line="240" w:lineRule="auto"/>
+        <w:textAlignment w:val="auto"/>
+        <w:rPr>
+          <w:rFonts w:hint="default" w:ascii="Times New Roman" w:hAnsi="Times New Roman" w:eastAsia="微软雅黑" w:cs="Times New Roman"/>
+          <w:sz w:val="24"/>
+          <w:szCs w:val="22"/>
+          <w:lang w:val="en-US" w:eastAsia="en-US" w:bidi="ar-SA"/>
+        </w:rPr>
+      </w:pPr>
+    </w:p>
+    <w:p>
+      <w:pPr>
+        <w:keepNext w:val="0"/>
+        <w:keepLines w:val="0"/>
+        <w:pageBreakBefore w:val="0"/>
+        <w:widowControl/>
+        <w:kinsoku/>
+        <w:wordWrap/>
+        <w:overflowPunct/>
+        <w:topLinePunct w:val="0"/>
+        <w:autoSpaceDE/>
+        <w:autoSpaceDN/>
+        <w:bidi w:val="0"/>
+        <w:adjustRightInd/>
+        <w:spacing w:before="157" w:beforeLines="50" w:after="157" w:afterLines="50" w:line="240" w:lineRule="auto"/>
+        <w:textAlignment w:val="auto"/>
+        <w:rPr>
+          <w:rFonts w:hint="default" w:ascii="Times New Roman" w:hAnsi="Times New Roman" w:eastAsia="微软雅黑" w:cs="Times New Roman"/>
+          <w:sz w:val="24"/>
+          <w:szCs w:val="22"/>
+          <w:lang w:val="en-US" w:eastAsia="en-US" w:bidi="ar-SA"/>
+        </w:rPr>
+      </w:pPr>
+    </w:p>
+    <w:p>
+      <w:pPr>
+        <w:keepNext w:val="0"/>
+        <w:keepLines w:val="0"/>
+        <w:pageBreakBefore w:val="0"/>
+        <w:widowControl/>
+        <w:kinsoku/>
+        <w:wordWrap/>
+        <w:overflowPunct/>
+        <w:topLinePunct w:val="0"/>
+        <w:autoSpaceDE/>
+        <w:autoSpaceDN/>
+        <w:bidi w:val="0"/>
+        <w:adjustRightInd/>
+        <w:spacing w:before="157" w:beforeLines="50" w:after="157" w:afterLines="50" w:line="240" w:lineRule="auto"/>
+        <w:textAlignment w:val="auto"/>
+        <w:rPr>
+          <w:rFonts w:hint="default" w:ascii="Times New Roman" w:hAnsi="Times New Roman" w:eastAsia="微软雅黑" w:cs="Times New Roman"/>
+          <w:sz w:val="24"/>
+          <w:szCs w:val="22"/>
+          <w:lang w:val="en-US" w:eastAsia="en-US" w:bidi="ar-SA"/>
+        </w:rPr>
+      </w:pPr>
+    </w:p>
+    <w:p>
+      <w:pPr>
+        <w:keepNext w:val="0"/>
+        <w:keepLines w:val="0"/>
+        <w:pageBreakBefore w:val="0"/>
+        <w:widowControl/>
+        <w:kinsoku/>
+        <w:wordWrap/>
+        <w:overflowPunct/>
+        <w:topLinePunct w:val="0"/>
+        <w:autoSpaceDE/>
+        <w:autoSpaceDN/>
+        <w:bidi w:val="0"/>
+        <w:adjustRightInd/>
+        <w:spacing w:before="157" w:beforeLines="50" w:after="157" w:afterLines="50" w:line="240" w:lineRule="auto"/>
+        <w:textAlignment w:val="auto"/>
+        <w:rPr>
+          <w:rFonts w:hint="default" w:ascii="Times New Roman" w:hAnsi="Times New Roman" w:eastAsia="微软雅黑" w:cs="Times New Roman"/>
+          <w:sz w:val="24"/>
+          <w:szCs w:val="22"/>
+          <w:lang w:val="en-US" w:eastAsia="en-US" w:bidi="ar-SA"/>
+        </w:rPr>
+      </w:pPr>
+    </w:p>
+    <w:p>
+      <w:pPr>
+        <w:keepNext w:val="0"/>
+        <w:keepLines w:val="0"/>
+        <w:pageBreakBefore w:val="0"/>
+        <w:widowControl/>
+        <w:kinsoku/>
+        <w:wordWrap/>
+        <w:overflowPunct/>
+        <w:topLinePunct w:val="0"/>
+        <w:autoSpaceDE/>
+        <w:autoSpaceDN/>
+        <w:bidi w:val="0"/>
+        <w:adjustRightInd/>
+        <w:spacing w:before="157" w:beforeLines="50" w:after="157" w:afterLines="50" w:line="240" w:lineRule="auto"/>
+        <w:textAlignment w:val="auto"/>
+        <w:rPr>
+          <w:rFonts w:hint="default" w:ascii="Times New Roman" w:hAnsi="Times New Roman" w:eastAsia="微软雅黑" w:cs="Times New Roman"/>
+          <w:sz w:val="24"/>
+          <w:szCs w:val="22"/>
+          <w:lang w:val="en-US" w:eastAsia="en-US" w:bidi="ar-SA"/>
+        </w:rPr>
+      </w:pPr>
+    </w:p>
+    <w:p>
+      <w:pPr>
+        <w:keepNext w:val="0"/>
+        <w:keepLines w:val="0"/>
+        <w:pageBreakBefore w:val="0"/>
+        <w:widowControl/>
+        <w:kinsoku/>
+        <w:wordWrap/>
+        <w:overflowPunct/>
+        <w:topLinePunct w:val="0"/>
+        <w:autoSpaceDE/>
+        <w:autoSpaceDN/>
+        <w:bidi w:val="0"/>
+        <w:adjustRightInd/>
+        <w:spacing w:before="157" w:beforeLines="50" w:after="157" w:afterLines="50" w:line="240" w:lineRule="auto"/>
+        <w:textAlignment w:val="auto"/>
+        <w:rPr>
+          <w:rFonts w:hint="default" w:ascii="Times New Roman" w:hAnsi="Times New Roman" w:eastAsia="微软雅黑" w:cs="Times New Roman"/>
+          <w:sz w:val="24"/>
+          <w:szCs w:val="22"/>
+          <w:lang w:val="en-US" w:eastAsia="en-US" w:bidi="ar-SA"/>
+        </w:rPr>
+      </w:pPr>
+    </w:p>
+    <w:p>
+      <w:pPr>
+        <w:keepNext w:val="0"/>
+        <w:keepLines w:val="0"/>
+        <w:pageBreakBefore w:val="0"/>
+        <w:widowControl/>
+        <w:kinsoku/>
+        <w:wordWrap/>
+        <w:overflowPunct/>
+        <w:topLinePunct w:val="0"/>
+        <w:autoSpaceDE/>
+        <w:autoSpaceDN/>
+        <w:bidi w:val="0"/>
+        <w:adjustRightInd/>
+        <w:spacing w:before="157" w:beforeLines="50" w:after="157" w:afterLines="50" w:line="240" w:lineRule="auto"/>
+        <w:textAlignment w:val="auto"/>
+        <w:rPr>
+          <w:rFonts w:hint="default" w:ascii="Times New Roman" w:hAnsi="Times New Roman" w:eastAsia="微软雅黑" w:cs="Times New Roman"/>
+          <w:sz w:val="24"/>
+          <w:szCs w:val="22"/>
+          <w:lang w:val="en-US" w:eastAsia="en-US" w:bidi="ar-SA"/>
+        </w:rPr>
+      </w:pPr>
+    </w:p>
+    <w:p>
+      <w:pPr>
+        <w:keepNext w:val="0"/>
+        <w:keepLines w:val="0"/>
+        <w:pageBreakBefore w:val="0"/>
+        <w:widowControl/>
+        <w:kinsoku/>
+        <w:wordWrap/>
+        <w:overflowPunct/>
+        <w:topLinePunct w:val="0"/>
+        <w:autoSpaceDE/>
+        <w:autoSpaceDN/>
+        <w:bidi w:val="0"/>
+        <w:adjustRightInd/>
+        <w:snapToGrid/>
+        <w:spacing w:after="0" w:line="240" w:lineRule="auto"/>
+        <w:textAlignment w:val="auto"/>
+        <w:rPr>
+          <w:rFonts w:hint="default" w:ascii="Times New Roman" w:hAnsi="Times New Roman" w:eastAsia="微软雅黑" w:cs="Times New Roman"/>
+          <w:sz w:val="24"/>
+          <w:szCs w:val="22"/>
+          <w:lang w:val="en-US" w:eastAsia="en-US" w:bidi="ar-SA"/>
+        </w:rPr>
+      </w:pPr>
+    </w:p>
+    <w:p>
+      <w:pPr>
+        <w:keepNext w:val="0"/>
+        <w:keepLines w:val="0"/>
+        <w:pageBreakBefore w:val="0"/>
+        <w:widowControl/>
+        <w:kinsoku/>
+        <w:wordWrap/>
+        <w:overflowPunct/>
+        <w:topLinePunct w:val="0"/>
+        <w:autoSpaceDE/>
+        <w:autoSpaceDN/>
+        <w:bidi w:val="0"/>
+        <w:adjustRightInd/>
+        <w:snapToGrid/>
+        <w:spacing w:after="0" w:line="240" w:lineRule="auto"/>
+        <w:textAlignment w:val="auto"/>
+        <w:rPr>
+          <w:rFonts w:hint="default" w:ascii="Times New Roman" w:hAnsi="Times New Roman" w:eastAsia="微软雅黑" w:cs="Times New Roman"/>
+          <w:sz w:val="24"/>
+          <w:szCs w:val="22"/>
+          <w:lang w:val="en-US" w:eastAsia="zh-CN" w:bidi="ar-SA"/>
+        </w:rPr>
+      </w:pPr>
+      <w:r>
+        <w:rPr>
+          <w:rFonts w:hint="default" w:ascii="Times New Roman" w:hAnsi="Times New Roman" w:eastAsia="微软雅黑" w:cs="Times New Roman"/>
+          <w:sz w:val="24"/>
+          <w:szCs w:val="24"/>
+          <w:lang w:val="en-US" w:eastAsia="en-US" w:bidi="ar-SA"/>
+        </w:rPr>
+        <w:drawing>
+          <wp:anchor distT="0" distB="0" distL="114935" distR="114935" simplePos="0" relativeHeight="251666432" behindDoc="0" locked="0" layoutInCell="1" allowOverlap="1">
+            <wp:simplePos x="0" y="0"/>
+            <wp:positionH relativeFrom="column">
+              <wp:posOffset>723900</wp:posOffset>
+            </wp:positionH>
+            <wp:positionV relativeFrom="paragraph">
+              <wp:posOffset>76200</wp:posOffset>
+            </wp:positionV>
+            <wp:extent cx="468630" cy="468630"/>
+            <wp:effectExtent l="0" t="0" r="3810" b="3810"/>
+            <wp:wrapNone/>
+            <wp:docPr id="27" name="图片 4" descr="IMG_256"/>
+            <wp:cNvGraphicFramePr>
+              <a:graphicFrameLocks xmlns:a="http://schemas.openxmlformats.org/drawingml/2006/main" noChangeAspect="1"/>
+            </wp:cNvGraphicFramePr>
+            <a:graphic xmlns:a="http://schemas.openxmlformats.org/drawingml/2006/main">
+              <a:graphicData uri="http://schemas.openxmlformats.org/drawingml/2006/picture">
+                <pic:pic xmlns:pic="http://schemas.openxmlformats.org/drawingml/2006/picture">
+                  <pic:nvPicPr>
+                    <pic:cNvPr id="27" name="图片 4" descr="IMG_256"/>
+                    <pic:cNvPicPr>
+                      <a:picLocks noChangeAspect="1"/>
+                    </pic:cNvPicPr>
+                  </pic:nvPicPr>
+                  <pic:blipFill>
+                    <a:blip r:embed="rId11"/>
+                    <a:stretch>
+                      <a:fillRect/>
+                    </a:stretch>
+                  </pic:blipFill>
+                  <pic:spPr>
+                    <a:xfrm>
+                      <a:off x="0" y="0"/>
+                      <a:ext cx="468630" cy="468630"/>
+                    </a:xfrm>
+                    <a:prstGeom prst="rect">
+                      <a:avLst/>
+                    </a:prstGeom>
+                    <a:noFill/>
+                    <a:ln w="9525">
+                      <a:noFill/>
+                    </a:ln>
+                  </pic:spPr>
+                </pic:pic>
+              </a:graphicData>
+            </a:graphic>
+          </wp:anchor>
+        </w:drawing>
+      </w:r>
+      <w:r>
+        <w:rPr>
+          <w:rFonts w:hint="default" w:ascii="Times New Roman" w:hAnsi="Times New Roman" w:eastAsia="微软雅黑" w:cs="Times New Roman"/>
+          <w:sz w:val="24"/>
+          <w:szCs w:val="24"/>
+          <w:lang w:val="en-US" w:eastAsia="en-US" w:bidi="ar-SA"/>
+        </w:rPr>
+        <w:drawing>
+          <wp:anchor distT="0" distB="0" distL="114935" distR="114935" simplePos="0" relativeHeight="251665408" behindDoc="0" locked="0" layoutInCell="1" allowOverlap="1">
+            <wp:simplePos x="0" y="0"/>
+            <wp:positionH relativeFrom="column">
+              <wp:posOffset>30480</wp:posOffset>
+            </wp:positionH>
+            <wp:positionV relativeFrom="paragraph">
+              <wp:posOffset>83820</wp:posOffset>
+            </wp:positionV>
+            <wp:extent cx="439420" cy="439420"/>
+            <wp:effectExtent l="0" t="0" r="2540" b="2540"/>
+            <wp:wrapNone/>
+            <wp:docPr id="23" name="图片 3" descr="IMG_256"/>
+            <wp:cNvGraphicFramePr>
+              <a:graphicFrameLocks xmlns:a="http://schemas.openxmlformats.org/drawingml/2006/main" noChangeAspect="1"/>
+            </wp:cNvGraphicFramePr>
+            <a:graphic xmlns:a="http://schemas.openxmlformats.org/drawingml/2006/main">
+              <a:graphicData uri="http://schemas.openxmlformats.org/drawingml/2006/picture">
+                <pic:pic xmlns:pic="http://schemas.openxmlformats.org/drawingml/2006/picture">
+                  <pic:nvPicPr>
+                    <pic:cNvPr id="23" name="图片 3" descr="IMG_256"/>
+                    <pic:cNvPicPr>
+                      <a:picLocks noChangeAspect="1"/>
+                    </pic:cNvPicPr>
+                  </pic:nvPicPr>
+                  <pic:blipFill>
+                    <a:blip r:embed="rId12"/>
+                    <a:stretch>
+                      <a:fillRect/>
+                    </a:stretch>
+                  </pic:blipFill>
+                  <pic:spPr>
+                    <a:xfrm>
+                      <a:off x="0" y="0"/>
+                      <a:ext cx="439420" cy="439420"/>
+                    </a:xfrm>
+                    <a:prstGeom prst="rect">
+                      <a:avLst/>
+                    </a:prstGeom>
+                    <a:noFill/>
+                    <a:ln w="9525">
+                      <a:noFill/>
+                    </a:ln>
+                  </pic:spPr>
+                </pic:pic>
+              </a:graphicData>
+            </a:graphic>
+          </wp:anchor>
+        </w:drawing>
+      </w:r>
+      <w:r>
+        <w:rPr>
+          <w:rFonts w:hint="default" w:ascii="Times New Roman" w:hAnsi="Times New Roman" w:eastAsia="微软雅黑" w:cs="Times New Roman"/>
+          <w:sz w:val="24"/>
+          <w:szCs w:val="22"/>
+          <w:lang w:val="en-US" w:eastAsia="zh-CN" w:bidi="ar-SA"/>
+        </w:rPr>
+        <w:tab/>
+      </w:r>
+      <w:r>
+        <w:rPr>
+          <w:rFonts w:hint="default" w:ascii="Times New Roman" w:hAnsi="Times New Roman" w:eastAsia="微软雅黑" w:cs="Times New Roman"/>
+          <w:sz w:val="24"/>
+          <w:szCs w:val="22"/>
+          <w:lang w:val="en-US" w:eastAsia="zh-CN" w:bidi="ar-SA"/>
+        </w:rPr>
+        <w:tab/>
+      </w:r>
+      <w:r>
+        <w:rPr>
+          <w:rFonts w:hint="default" w:ascii="Times New Roman" w:hAnsi="Times New Roman" w:eastAsia="微软雅黑" w:cs="Times New Roman"/>
+          <w:sz w:val="24"/>
+          <w:szCs w:val="22"/>
+          <w:lang w:val="en-US" w:eastAsia="zh-CN" w:bidi="ar-SA"/>
+        </w:rPr>
+        <w:tab/>
+      </w:r>
+      <w:r>
+        <w:rPr>
+          <w:rFonts w:hint="default" w:ascii="Times New Roman" w:hAnsi="Times New Roman" w:eastAsia="微软雅黑" w:cs="Times New Roman"/>
+          <w:sz w:val="24"/>
+          <w:szCs w:val="22"/>
+          <w:lang w:val="en-US" w:eastAsia="zh-CN" w:bidi="ar-SA"/>
+        </w:rPr>
+        <w:tab/>
+      </w:r>
+      <w:r>
+        <w:rPr>
+          <w:rFonts w:hint="default" w:ascii="Times New Roman" w:hAnsi="Times New Roman" w:eastAsia="微软雅黑" w:cs="Times New Roman"/>
+          <w:sz w:val="24"/>
+          <w:szCs w:val="22"/>
+          <w:lang w:val="en-US" w:eastAsia="zh-CN" w:bidi="ar-SA"/>
+        </w:rPr>
+        <w:tab/>
+      </w:r>
+    </w:p>
+    <w:p>
+      <w:pPr>
+        <w:keepNext w:val="0"/>
+        <w:keepLines w:val="0"/>
+        <w:pageBreakBefore w:val="0"/>
+        <w:widowControl/>
+        <w:kinsoku/>
+        <w:wordWrap/>
+        <w:overflowPunct/>
+        <w:topLinePunct w:val="0"/>
+        <w:autoSpaceDE/>
+        <w:autoSpaceDN/>
+        <w:bidi w:val="0"/>
+        <w:adjustRightInd/>
+        <w:snapToGrid/>
+        <w:spacing w:after="0" w:line="240" w:lineRule="auto"/>
+        <w:textAlignment w:val="auto"/>
+        <w:rPr>
+          <w:rFonts w:hint="default" w:ascii="Times New Roman" w:hAnsi="Times New Roman" w:eastAsia="微软雅黑" w:cs="Times New Roman"/>
+          <w:sz w:val="24"/>
+          <w:szCs w:val="22"/>
+          <w:lang w:val="en-US" w:eastAsia="zh-CN" w:bidi="ar-SA"/>
+        </w:rPr>
+      </w:pPr>
+    </w:p>
+    <w:p>
+      <w:pPr>
+        <w:keepNext w:val="0"/>
+        <w:keepLines w:val="0"/>
+        <w:pageBreakBefore w:val="0"/>
+        <w:widowControl/>
+        <w:kinsoku/>
+        <w:wordWrap/>
+        <w:overflowPunct/>
+        <w:topLinePunct w:val="0"/>
+        <w:autoSpaceDE/>
+        <w:autoSpaceDN/>
+        <w:bidi w:val="0"/>
+        <w:adjustRightInd/>
+        <w:snapToGrid/>
+        <w:spacing w:after="0" w:line="240" w:lineRule="auto"/>
+        <w:textAlignment w:val="auto"/>
+        <w:rPr>
+          <w:rFonts w:hint="default" w:ascii="Times New Roman" w:hAnsi="Times New Roman" w:eastAsia="微软雅黑" w:cs="Times New Roman"/>
+          <w:sz w:val="24"/>
+          <w:szCs w:val="22"/>
+          <w:lang w:val="en-US" w:eastAsia="zh-CN" w:bidi="ar-SA"/>
+        </w:rPr>
+      </w:pPr>
+    </w:p>
+    <w:p>
+      <w:pPr>
+        <w:keepNext w:val="0"/>
+        <w:keepLines w:val="0"/>
+        <w:pageBreakBefore w:val="0"/>
+        <w:widowControl/>
+        <w:kinsoku/>
+        <w:wordWrap/>
+        <w:overflowPunct/>
+        <w:topLinePunct w:val="0"/>
+        <w:autoSpaceDE/>
+        <w:autoSpaceDN/>
+        <w:bidi w:val="0"/>
+        <w:adjustRightInd/>
+        <w:snapToGrid/>
+        <w:spacing w:after="0" w:line="240" w:lineRule="auto"/>
+        <w:textAlignment w:val="auto"/>
+        <w:rPr>
+          <w:rFonts w:hint="default" w:ascii="Times New Roman" w:hAnsi="Times New Roman" w:eastAsia="微软雅黑" w:cs="Times New Roman"/>
+          <w:b/>
+          <w:bCs/>
+          <w:color w:val="61964C"/>
+          <w:sz w:val="20"/>
+          <w:szCs w:val="20"/>
+          <w:lang w:val="en-US" w:eastAsia="zh-CN" w:bidi="ar-SA"/>
+        </w:rPr>
+      </w:pPr>
+      <w:r>
+        <w:rPr>
+          <w:rFonts w:hint="default" w:ascii="Times New Roman" w:hAnsi="Times New Roman" w:eastAsia="微软雅黑" w:cs="Times New Roman"/>
+          <w:b/>
+          <w:bCs/>
+          <w:color w:val="0083C3"/>
+          <w:sz w:val="20"/>
+          <w:szCs w:val="20"/>
+          <w:lang w:val="en-US" w:eastAsia="zh-CN" w:bidi="ar-SA"/>
+        </w:rPr>
+        <w:t>诺禾医学   诺禾在线</w:t>
+      </w:r>
+    </w:p>
+    <w:p>
+      <w:pPr>
+        <w:keepNext w:val="0"/>
+        <w:keepLines w:val="0"/>
+        <w:pageBreakBefore w:val="0"/>
+        <w:widowControl/>
+        <w:kinsoku/>
+        <w:wordWrap/>
+        <w:overflowPunct/>
+        <w:topLinePunct w:val="0"/>
+        <w:autoSpaceDE/>
+        <w:autoSpaceDN/>
+        <w:bidi w:val="0"/>
+        <w:adjustRightInd/>
+        <w:snapToGrid/>
+        <w:spacing w:after="0" w:line="240" w:lineRule="auto"/>
+        <w:textAlignment w:val="auto"/>
+        <w:rPr>
+          <w:rFonts w:hint="default" w:ascii="Times New Roman" w:hAnsi="Times New Roman" w:eastAsia="微软雅黑" w:cs="Times New Roman"/>
+          <w:color w:val="0083C3"/>
+          <w:sz w:val="24"/>
+          <w:szCs w:val="22"/>
+          <w:lang w:val="en-US" w:eastAsia="zh-CN" w:bidi="ar-SA"/>
+        </w:rPr>
+      </w:pPr>
+      <w:r>
+        <w:rPr>
+          <w:rFonts w:hint="default" w:ascii="Times New Roman" w:hAnsi="Times New Roman" w:eastAsia="微软雅黑" w:cs="Times New Roman"/>
+          <w:b/>
+          <w:bCs/>
+          <w:color w:val="0083C3"/>
+          <w:sz w:val="28"/>
+          <w:szCs w:val="28"/>
+          <w:lang w:val="en-US" w:eastAsia="en-US" w:bidi="ar-SA"/>
+        </w:rPr>
+        <w:t>www.novogene.com</w:t>
+      </w:r>
+    </w:p>
+    <w:p>
+      <w:pPr>
+        <w:keepNext w:val="0"/>
+        <w:keepLines w:val="0"/>
+        <w:pageBreakBefore w:val="0"/>
+        <w:widowControl/>
+        <w:kinsoku/>
+        <w:wordWrap/>
+        <w:overflowPunct/>
+        <w:topLinePunct w:val="0"/>
+        <w:autoSpaceDE/>
+        <w:autoSpaceDN/>
+        <w:bidi w:val="0"/>
+        <w:adjustRightInd/>
+        <w:spacing w:before="157" w:beforeLines="50" w:after="157" w:afterLines="50" w:line="240" w:lineRule="auto"/>
+        <w:textAlignment w:val="auto"/>
+        <w:rPr>
+          <w:rFonts w:hint="default" w:ascii="Times New Roman" w:hAnsi="Times New Roman" w:eastAsia="微软雅黑" w:cs="Times New Roman"/>
+          <w:b/>
+          <w:bCs/>
+          <w:sz w:val="24"/>
+          <w:szCs w:val="24"/>
+          <w:lang w:val="en-US" w:eastAsia="zh-CN" w:bidi="ar-SA"/>
+        </w:rPr>
+      </w:pPr>
+      <w:r>
+        <w:rPr>
+          <w:rFonts w:hint="default" w:ascii="Times New Roman" w:hAnsi="Times New Roman" w:eastAsia="微软雅黑" w:cs="Times New Roman"/>
+          <w:color w:val="7F7F7F"/>
+          <w:sz w:val="20"/>
+          <w:szCs w:val="20"/>
+          <w:lang w:val="en-US" w:eastAsia="zh-CN" w:bidi="ar-SA"/>
+        </w:rPr>
+        <w:drawing>
+          <wp:anchor distT="0" distB="0" distL="0" distR="0" simplePos="0" relativeHeight="251664384" behindDoc="1" locked="0" layoutInCell="1" allowOverlap="1">
+            <wp:simplePos x="0" y="0"/>
+            <wp:positionH relativeFrom="column">
+              <wp:posOffset>4900295</wp:posOffset>
+            </wp:positionH>
+            <wp:positionV relativeFrom="paragraph">
+              <wp:posOffset>224790</wp:posOffset>
+            </wp:positionV>
+            <wp:extent cx="1369060" cy="389255"/>
+            <wp:effectExtent l="0" t="0" r="2540" b="6985"/>
+            <wp:wrapNone/>
+            <wp:docPr id="28" name="图片 28" descr="C:\Users\JT\Desktop\2019.3.1-诺禾致源logo-最新版\logo-透明底.pnglogo-透明底"/>
+            <wp:cNvGraphicFramePr>
+              <a:graphicFrameLocks xmlns:a="http://schemas.openxmlformats.org/drawingml/2006/main" noChangeAspect="1"/>
+            </wp:cNvGraphicFramePr>
+            <a:graphic xmlns:a="http://schemas.openxmlformats.org/drawingml/2006/main">
+              <a:graphicData uri="http://schemas.openxmlformats.org/drawingml/2006/picture">
+                <pic:pic xmlns:pic="http://schemas.openxmlformats.org/drawingml/2006/picture">
+                  <pic:nvPicPr>
+                    <pic:cNvPr id="28" name="图片 28" descr="C:\Users\JT\Desktop\2019.3.1-诺禾致源logo-最新版\logo-透明底.pnglogo-透明底"/>
+                    <pic:cNvPicPr>
+                      <a:picLocks noChangeAspect="1"/>
+                    </pic:cNvPicPr>
+                  </pic:nvPicPr>
+                  <pic:blipFill>
+                    <a:blip r:embed="rId13"/>
+                    <a:srcRect/>
+                    <a:stretch>
+                      <a:fillRect/>
+                    </a:stretch>
+                  </pic:blipFill>
+                  <pic:spPr>
+                    <a:xfrm>
+                      <a:off x="0" y="0"/>
+                      <a:ext cx="1369060" cy="389255"/>
+                    </a:xfrm>
+                    <a:prstGeom prst="rect">
+                      <a:avLst/>
+                    </a:prstGeom>
+                  </pic:spPr>
+                </pic:pic>
+              </a:graphicData>
+            </a:graphic>
+          </wp:anchor>
+        </w:drawing>
+      </w:r>
+      <w:r>
+        <w:rPr>
+          <w:rFonts w:hint="default" w:ascii="Times New Roman" w:hAnsi="Times New Roman" w:eastAsia="微软雅黑" w:cs="Times New Roman"/>
+          <w:b/>
+          <w:bCs/>
+          <w:sz w:val="24"/>
+          <w:szCs w:val="24"/>
+          <w:lang w:val="en-US" w:eastAsia="zh-CN" w:bidi="ar-SA"/>
+        </w:rPr>
+        <w:t>中国 · 美国 · 英国 · 新加坡 · 荷兰 · 日本</w:t>
+      </w:r>
+    </w:p>
+    <w:p>
+      <w:pPr>
+        <w:keepNext w:val="0"/>
+        <w:keepLines w:val="0"/>
+        <w:pageBreakBefore w:val="0"/>
+        <w:widowControl/>
+        <w:kinsoku/>
+        <w:wordWrap/>
+        <w:overflowPunct/>
+        <w:topLinePunct w:val="0"/>
+        <w:autoSpaceDE/>
+        <w:autoSpaceDN/>
+        <w:bidi w:val="0"/>
+        <w:adjustRightInd/>
+        <w:spacing w:before="157" w:beforeLines="50" w:after="157" w:afterLines="50" w:line="240" w:lineRule="auto"/>
+        <w:textAlignment w:val="auto"/>
+        <w:rPr>
+          <w:rFonts w:hint="eastAsia" w:ascii="Times New Roman" w:hAnsi="Times New Roman" w:eastAsia="微软雅黑" w:cs="Times New Roman"/>
+          <w:spacing w:val="-1"/>
+          <w:sz w:val="18"/>
+          <w:szCs w:val="18"/>
           <w:lang w:val="en-US" w:eastAsia="zh-Hans" w:bidi="ar"/>
         </w:rPr>
       </w:pPr>
       <w:r>
         <w:rPr>
-          <w:rFonts w:hint="eastAsia" w:ascii="Times New Roman" w:hAnsi="Times New Roman" w:eastAsia="微软雅黑" w:cs="Times New Roman"/>
-          <w:spacing w:val="-1"/>
-          <w:sz w:val="18"/>
-          <w:szCs w:val="18"/>
-          <w:lang w:val="en-US" w:eastAsia="zh-CN" w:bidi="ar"/>
-        </w:rPr>
-        <w:t>在非小细胞肺癌中，</w:t>
-      </w:r>
-      <w:r>
-        <w:rPr>
-          <w:rFonts w:hint="default" w:ascii="Times New Roman" w:hAnsi="Times New Roman" w:eastAsia="微软雅黑" w:cs="Times New Roman"/>
-          <w:spacing w:val="-1"/>
-          <w:sz w:val="18"/>
-          <w:szCs w:val="18"/>
-          <w:lang w:val="en-US" w:eastAsia="zh-CN" w:bidi="ar"/>
-        </w:rPr>
-        <w:t>ROS1</w:t>
-      </w:r>
-      <w:r>
-        <w:rPr>
-          <w:rFonts w:hint="eastAsia" w:ascii="Times New Roman" w:hAnsi="Times New Roman" w:eastAsia="微软雅黑" w:cs="Times New Roman"/>
-          <w:spacing w:val="-1"/>
-          <w:sz w:val="18"/>
-          <w:szCs w:val="18"/>
-          <w:lang w:val="en-US" w:eastAsia="zh-CN" w:bidi="ar"/>
-        </w:rPr>
-        <w:t>融合对克唑替尼（</w:t>
-      </w:r>
-      <w:r>
-        <w:rPr>
-          <w:rFonts w:hint="default" w:ascii="Times New Roman" w:hAnsi="Times New Roman" w:eastAsia="微软雅黑" w:cs="Times New Roman"/>
-          <w:spacing w:val="-1"/>
-          <w:sz w:val="18"/>
-          <w:szCs w:val="18"/>
-          <w:lang w:val="en-US" w:eastAsia="zh-CN" w:bidi="ar"/>
-        </w:rPr>
-        <w:t>ALK/MET/ROS1</w:t>
-      </w:r>
-      <w:r>
-        <w:rPr>
-          <w:rFonts w:hint="eastAsia" w:ascii="Times New Roman" w:hAnsi="Times New Roman" w:eastAsia="微软雅黑" w:cs="Times New Roman"/>
-          <w:spacing w:val="-1"/>
-          <w:sz w:val="18"/>
-          <w:szCs w:val="18"/>
-          <w:lang w:val="en-US" w:eastAsia="zh-CN" w:bidi="ar"/>
-        </w:rPr>
-        <w:t>抑制剂）</w:t>
-      </w:r>
-      <w:r>
-        <w:rPr>
-          <w:rFonts w:hint="default" w:ascii="Times New Roman" w:hAnsi="Times New Roman" w:eastAsia="微软雅黑" w:cs="Times New Roman"/>
-          <w:spacing w:val="-1"/>
-          <w:sz w:val="18"/>
-          <w:szCs w:val="18"/>
-          <w:lang w:val="en-US" w:eastAsia="zh-CN" w:bidi="ar"/>
-        </w:rPr>
-        <w:t>[PMID:30980071; PMID: 29596029]</w:t>
-      </w:r>
-      <w:r>
-        <w:rPr>
-          <w:rFonts w:hint="eastAsia" w:ascii="Times New Roman" w:hAnsi="Times New Roman" w:eastAsia="微软雅黑" w:cs="Times New Roman"/>
-          <w:spacing w:val="-1"/>
-          <w:sz w:val="18"/>
-          <w:szCs w:val="18"/>
-          <w:lang w:val="en-US" w:eastAsia="zh-CN" w:bidi="ar"/>
-        </w:rPr>
-        <w:t>、塞瑞替尼</w:t>
-      </w:r>
-      <w:r>
-        <w:rPr>
-          <w:rFonts w:hint="default" w:ascii="Times New Roman" w:hAnsi="Times New Roman" w:eastAsia="微软雅黑" w:cs="Times New Roman"/>
-          <w:spacing w:val="-1"/>
-          <w:sz w:val="18"/>
-          <w:szCs w:val="18"/>
-          <w:lang w:val="en-US" w:eastAsia="zh-CN" w:bidi="ar"/>
-        </w:rPr>
-        <w:t>[PMID: 28520527]</w:t>
-      </w:r>
-      <w:r>
-        <w:rPr>
-          <w:rFonts w:hint="eastAsia" w:ascii="Times New Roman" w:hAnsi="Times New Roman" w:eastAsia="微软雅黑" w:cs="Times New Roman"/>
-          <w:spacing w:val="-1"/>
-          <w:sz w:val="18"/>
-          <w:szCs w:val="18"/>
-          <w:lang w:val="en-US" w:eastAsia="zh-CN" w:bidi="ar"/>
-        </w:rPr>
-        <w:t>、恩曲替尼</w:t>
-      </w:r>
-      <w:r>
-        <w:rPr>
-          <w:rFonts w:hint="default" w:ascii="Times New Roman" w:hAnsi="Times New Roman" w:eastAsia="微软雅黑" w:cs="Times New Roman"/>
-          <w:spacing w:val="-1"/>
-          <w:sz w:val="18"/>
-          <w:szCs w:val="18"/>
-          <w:lang w:val="en-US" w:eastAsia="zh-CN" w:bidi="ar"/>
-        </w:rPr>
-        <w:t>[PMID: 31838015]</w:t>
-      </w:r>
-      <w:r>
-        <w:rPr>
-          <w:rFonts w:hint="eastAsia" w:ascii="Times New Roman" w:hAnsi="Times New Roman" w:eastAsia="微软雅黑" w:cs="Times New Roman"/>
-          <w:spacing w:val="-1"/>
-          <w:sz w:val="18"/>
-          <w:szCs w:val="18"/>
-          <w:lang w:val="en-US" w:eastAsia="zh-CN" w:bidi="ar"/>
-        </w:rPr>
-        <w:t>、劳拉替尼</w:t>
-      </w:r>
-      <w:r>
-        <w:rPr>
-          <w:rFonts w:hint="default" w:ascii="Times New Roman" w:hAnsi="Times New Roman" w:eastAsia="微软雅黑" w:cs="Times New Roman"/>
-          <w:spacing w:val="-1"/>
-          <w:sz w:val="18"/>
-          <w:szCs w:val="18"/>
-          <w:lang w:val="en-US" w:eastAsia="zh-CN" w:bidi="ar"/>
-        </w:rPr>
-        <w:t>[PMID: 31669155]</w:t>
-      </w:r>
-      <w:r>
-        <w:rPr>
-          <w:rFonts w:hint="eastAsia" w:ascii="Times New Roman" w:hAnsi="Times New Roman" w:eastAsia="微软雅黑" w:cs="Times New Roman"/>
-          <w:spacing w:val="-1"/>
-          <w:sz w:val="18"/>
-          <w:szCs w:val="18"/>
-          <w:lang w:val="en-US" w:eastAsia="zh-CN" w:bidi="ar"/>
-        </w:rPr>
-        <w:t>敏感，</w:t>
-      </w:r>
-      <w:r>
-        <w:rPr>
-          <w:rFonts w:hint="default" w:ascii="Times New Roman" w:hAnsi="Times New Roman" w:eastAsia="微软雅黑" w:cs="Times New Roman"/>
-          <w:spacing w:val="-1"/>
-          <w:sz w:val="18"/>
-          <w:szCs w:val="18"/>
-          <w:lang w:val="en-US" w:eastAsia="zh-CN" w:bidi="ar"/>
-        </w:rPr>
-        <w:t>ROS1</w:t>
-      </w:r>
-      <w:r>
-        <w:rPr>
-          <w:rFonts w:hint="eastAsia" w:ascii="Times New Roman" w:hAnsi="Times New Roman" w:eastAsia="微软雅黑" w:cs="Times New Roman"/>
-          <w:spacing w:val="-1"/>
-          <w:sz w:val="18"/>
-          <w:szCs w:val="18"/>
-          <w:lang w:val="en-US" w:eastAsia="zh-CN" w:bidi="ar"/>
-        </w:rPr>
-        <w:t>融合与</w:t>
-      </w:r>
-      <w:r>
-        <w:rPr>
-          <w:rFonts w:hint="default" w:ascii="Times New Roman" w:hAnsi="Times New Roman" w:eastAsia="微软雅黑" w:cs="Times New Roman"/>
-          <w:spacing w:val="-1"/>
-          <w:sz w:val="18"/>
-          <w:szCs w:val="18"/>
-          <w:lang w:val="en-US" w:eastAsia="zh-CN" w:bidi="ar"/>
-        </w:rPr>
-        <w:t>EGFR TKI</w:t>
-      </w:r>
-      <w:r>
-        <w:rPr>
-          <w:rFonts w:hint="eastAsia" w:ascii="Times New Roman" w:hAnsi="Times New Roman" w:eastAsia="微软雅黑" w:cs="Times New Roman"/>
-          <w:spacing w:val="-1"/>
-          <w:sz w:val="18"/>
-          <w:szCs w:val="18"/>
-          <w:lang w:val="en-US" w:eastAsia="zh-CN" w:bidi="ar"/>
-        </w:rPr>
-        <w:t>的原发性耐药有关</w:t>
-      </w:r>
-      <w:r>
-        <w:rPr>
-          <w:rFonts w:hint="default" w:ascii="Times New Roman" w:hAnsi="Times New Roman" w:eastAsia="微软雅黑" w:cs="Times New Roman"/>
-          <w:spacing w:val="-1"/>
-          <w:sz w:val="18"/>
-          <w:szCs w:val="18"/>
-          <w:lang w:val="en-US" w:eastAsia="zh-CN" w:bidi="ar"/>
-        </w:rPr>
-        <w:t>[PMID: 30568455; PMID: 31124056]</w:t>
-      </w:r>
-      <w:r>
-        <w:rPr>
-          <w:rFonts w:hint="eastAsia" w:ascii="Times New Roman" w:hAnsi="Times New Roman" w:eastAsia="微软雅黑" w:cs="Times New Roman"/>
-          <w:spacing w:val="-1"/>
-          <w:sz w:val="18"/>
-          <w:szCs w:val="18"/>
-          <w:lang w:val="en-US" w:eastAsia="zh-CN" w:bidi="ar"/>
-        </w:rPr>
-        <w:t>。</w:t>
+          <w:rFonts w:hint="default" w:ascii="Times New Roman" w:hAnsi="Times New Roman" w:eastAsia="微软雅黑" w:cs="Times New Roman"/>
+          <w:sz w:val="22"/>
+          <w:szCs w:val="22"/>
+          <w:lang w:val="en-US" w:eastAsia="en-US" w:bidi="ar-SA"/>
+        </w:rPr>
+        <w:t>China</w:t>
+      </w:r>
+      <w:r>
+        <w:rPr>
+          <w:rFonts w:hint="default" w:ascii="Times New Roman" w:hAnsi="Times New Roman" w:eastAsia="微软雅黑" w:cs="Times New Roman"/>
+          <w:sz w:val="22"/>
+          <w:szCs w:val="22"/>
+          <w:lang w:val="en-US" w:eastAsia="zh-CN" w:bidi="ar-SA"/>
+        </w:rPr>
+        <w:t xml:space="preserve"> </w:t>
+      </w:r>
+      <w:r>
+        <w:rPr>
+          <w:rFonts w:hint="default" w:ascii="Times New Roman" w:hAnsi="Times New Roman" w:eastAsia="微软雅黑" w:cs="Times New Roman"/>
+          <w:b/>
+          <w:bCs/>
+          <w:sz w:val="24"/>
+          <w:szCs w:val="24"/>
+          <w:lang w:val="en-US" w:eastAsia="zh-CN" w:bidi="ar-SA"/>
+        </w:rPr>
+        <w:t xml:space="preserve">· </w:t>
+      </w:r>
+      <w:r>
+        <w:rPr>
+          <w:rFonts w:hint="default" w:ascii="Times New Roman" w:hAnsi="Times New Roman" w:eastAsia="微软雅黑" w:cs="Times New Roman"/>
+          <w:sz w:val="22"/>
+          <w:szCs w:val="22"/>
+          <w:lang w:val="en-US" w:eastAsia="en-US" w:bidi="ar-SA"/>
+        </w:rPr>
+        <w:t>USA</w:t>
+      </w:r>
+      <w:r>
+        <w:rPr>
+          <w:rFonts w:hint="default" w:ascii="Times New Roman" w:hAnsi="Times New Roman" w:eastAsia="微软雅黑" w:cs="Times New Roman"/>
+          <w:sz w:val="22"/>
+          <w:szCs w:val="22"/>
+          <w:lang w:val="en-US" w:eastAsia="zh-CN" w:bidi="ar-SA"/>
+        </w:rPr>
+        <w:t xml:space="preserve"> </w:t>
+      </w:r>
+      <w:r>
+        <w:rPr>
+          <w:rFonts w:hint="default" w:ascii="Times New Roman" w:hAnsi="Times New Roman" w:eastAsia="微软雅黑" w:cs="Times New Roman"/>
+          <w:b/>
+          <w:bCs/>
+          <w:sz w:val="24"/>
+          <w:szCs w:val="24"/>
+          <w:lang w:val="en-US" w:eastAsia="zh-CN" w:bidi="ar-SA"/>
+        </w:rPr>
+        <w:t xml:space="preserve">· </w:t>
+      </w:r>
+      <w:r>
+        <w:rPr>
+          <w:rFonts w:hint="default" w:ascii="Times New Roman" w:hAnsi="Times New Roman" w:eastAsia="微软雅黑" w:cs="Times New Roman"/>
+          <w:sz w:val="22"/>
+          <w:szCs w:val="22"/>
+          <w:lang w:val="en-US" w:eastAsia="en-US" w:bidi="ar-SA"/>
+        </w:rPr>
+        <w:t>UK</w:t>
+      </w:r>
+      <w:r>
+        <w:rPr>
+          <w:rFonts w:hint="default" w:ascii="Times New Roman" w:hAnsi="Times New Roman" w:eastAsia="微软雅黑" w:cs="Times New Roman"/>
+          <w:sz w:val="22"/>
+          <w:szCs w:val="22"/>
+          <w:lang w:val="en-US" w:eastAsia="zh-CN" w:bidi="ar-SA"/>
+        </w:rPr>
+        <w:t xml:space="preserve"> </w:t>
+      </w:r>
+      <w:r>
+        <w:rPr>
+          <w:rFonts w:hint="default" w:ascii="Times New Roman" w:hAnsi="Times New Roman" w:eastAsia="微软雅黑" w:cs="Times New Roman"/>
+          <w:b/>
+          <w:bCs/>
+          <w:sz w:val="24"/>
+          <w:szCs w:val="24"/>
+          <w:lang w:val="en-US" w:eastAsia="zh-CN" w:bidi="ar-SA"/>
+        </w:rPr>
+        <w:t xml:space="preserve">· </w:t>
+      </w:r>
+      <w:r>
+        <w:rPr>
+          <w:rFonts w:hint="default" w:ascii="Times New Roman" w:hAnsi="Times New Roman" w:eastAsia="微软雅黑" w:cs="Times New Roman"/>
+          <w:sz w:val="22"/>
+          <w:szCs w:val="22"/>
+          <w:lang w:val="en-US" w:eastAsia="en-US" w:bidi="ar-SA"/>
+        </w:rPr>
+        <w:t>Singapore</w:t>
+      </w:r>
+      <w:r>
+        <w:rPr>
+          <w:rFonts w:hint="default" w:ascii="Times New Roman" w:hAnsi="Times New Roman" w:eastAsia="微软雅黑" w:cs="Times New Roman"/>
+          <w:sz w:val="22"/>
+          <w:szCs w:val="22"/>
+          <w:lang w:val="en-US" w:eastAsia="zh-CN" w:bidi="ar-SA"/>
+        </w:rPr>
+        <w:t xml:space="preserve"> </w:t>
+      </w:r>
+      <w:r>
+        <w:rPr>
+          <w:rFonts w:hint="default" w:ascii="Times New Roman" w:hAnsi="Times New Roman" w:eastAsia="微软雅黑" w:cs="Times New Roman"/>
+          <w:b/>
+          <w:bCs/>
+          <w:sz w:val="24"/>
+          <w:szCs w:val="24"/>
+          <w:lang w:val="en-US" w:eastAsia="zh-CN" w:bidi="ar-SA"/>
+        </w:rPr>
+        <w:t xml:space="preserve">· </w:t>
+      </w:r>
+      <w:r>
+        <w:rPr>
+          <w:rFonts w:hint="default" w:ascii="Times New Roman" w:hAnsi="Times New Roman" w:eastAsia="微软雅黑" w:cs="Times New Roman"/>
+          <w:sz w:val="22"/>
+          <w:szCs w:val="22"/>
+          <w:lang w:val="en-US" w:eastAsia="en-US" w:bidi="ar-SA"/>
+        </w:rPr>
+        <w:t>Netherlands</w:t>
+      </w:r>
+      <w:r>
+        <w:rPr>
+          <w:rFonts w:hint="default" w:ascii="Times New Roman" w:hAnsi="Times New Roman" w:eastAsia="微软雅黑" w:cs="Times New Roman"/>
+          <w:sz w:val="22"/>
+          <w:szCs w:val="22"/>
+          <w:lang w:val="en-US" w:eastAsia="zh-CN" w:bidi="ar-SA"/>
+        </w:rPr>
+        <w:t xml:space="preserve"> </w:t>
+      </w:r>
+      <w:r>
+        <w:rPr>
+          <w:rFonts w:hint="default" w:ascii="Times New Roman" w:hAnsi="Times New Roman" w:eastAsia="微软雅黑" w:cs="Times New Roman"/>
+          <w:b/>
+          <w:bCs/>
+          <w:sz w:val="24"/>
+          <w:szCs w:val="24"/>
+          <w:lang w:val="en-US" w:eastAsia="zh-CN" w:bidi="ar-SA"/>
+        </w:rPr>
+        <w:t xml:space="preserve">· </w:t>
+      </w:r>
+      <w:r>
+        <w:rPr>
+          <w:rFonts w:hint="default" w:ascii="Times New Roman" w:hAnsi="Times New Roman" w:eastAsia="微软雅黑" w:cs="Times New Roman"/>
+          <w:sz w:val="22"/>
+          <w:szCs w:val="22"/>
+          <w:lang w:val="en-US" w:eastAsia="zh-CN" w:bidi="ar-SA"/>
+        </w:rPr>
+        <w:t>J</w:t>
+      </w:r>
+      <w:r>
+        <w:rPr>
+          <w:rFonts w:hint="default" w:ascii="Times New Roman" w:hAnsi="Times New Roman" w:eastAsia="微软雅黑" w:cs="Times New Roman"/>
+          <w:sz w:val="22"/>
+          <w:szCs w:val="22"/>
+          <w:lang w:val="en-US" w:eastAsia="en-US" w:bidi="ar-SA"/>
+        </w:rPr>
+        <w:t>apan</w:t>
       </w:r>
     </w:p>
     <w:sectPr>
       <w:pgSz w:w="11906" w:h="16838"/>
-      <w:pgMar w:top="720" w:right="720" w:bottom="720" w:left="720" w:header="851" w:footer="992" w:gutter="0"/>
-      <w:cols w:space="425" w:num="1"/>
-      <w:docGrid w:type="lines" w:linePitch="312" w:charSpace="0"/>
+      <w:pgMar w:top="1037" w:right="1020" w:bottom="981" w:left="1020" w:header="851" w:footer="992" w:gutter="0"/>
+      <w:cols w:space="0" w:num="1"/>
+      <w:rtlGutter w:val="0"/>
+      <w:docGrid w:linePitch="312" w:charSpace="0"/>
     </w:sectPr>
   </w:body>
 </w:document>
@@ -6522,6 +9111,19 @@
       <w:szCs w:val="24"/>
     </w:rPr>
   </w:style>
+  <w:style w:type="table" w:customStyle="1" w:styleId="14">
+    <w:name w:val="Table Normal"/>
+    <w:qFormat/>
+    <w:uiPriority w:val="0"/>
+    <w:tblPr>
+      <w:tblCellMar>
+        <w:top w:w="0" w:type="dxa"/>
+        <w:left w:w="0" w:type="dxa"/>
+        <w:bottom w:w="0" w:type="dxa"/>
+        <w:right w:w="0" w:type="dxa"/>
+      </w:tblCellMar>
+    </w:tblPr>
+  </w:style>
 </w:styles>
 </file>
 

--- a/WebContent/docx/EGFR_ALK_ROS1基因检测报告.docx
+++ b/WebContent/docx/EGFR_ALK_ROS1基因检测报告.docx
@@ -59,8 +59,6 @@
           </wp:inline>
         </w:drawing>
       </w:r>
-      <w:bookmarkStart w:id="10" w:name="_GoBack"/>
-      <w:bookmarkEnd w:id="10"/>
       <w:r>
         <w:rPr>
           <w:sz w:val="22"/>
@@ -3548,7 +3546,7 @@
                 </mc:Choice>
                 <mc:Fallback>
                   <w:pict>
-                    <v:group id="_x0000_s1026" o:spid="_x0000_s1026" o:spt="203" style="position:absolute;left:0pt;margin-left:0.6pt;margin-top:-37.8pt;height:113.6pt;width:240.8pt;z-index:251662336;mso-width-relative:page;mso-height-relative:page;" coordorigin="19211,18842" coordsize="4816,2272" o:gfxdata="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">
+                    <v:group id="_x0000_s1026" o:spid="_x0000_s1026" o:spt="203" style="position:absolute;left:0pt;margin-left:0.6pt;margin-top:-37.8pt;height:113.6pt;width:240.8pt;z-index:251662336;mso-width-relative:page;mso-height-relative:page;" coordorigin="19211,18842" coordsize="4816,2272" o:gfxdata="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">
                       <o:lock v:ext="edit" aspectratio="f"/>
                       <v:group id="组合 6" o:spid="_x0000_s1026" o:spt="203" style="position:absolute;left:19211;top:18842;height:2273;width:4816;" coordorigin="19199,18902" coordsize="4816,2273" o:gfxdata="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">
                         <o:lock v:ext="edit" aspectratio="f"/>
@@ -4119,7 +4117,7 @@
                 </mc:Choice>
                 <mc:Fallback>
                   <w:pict>
-                    <v:group id="_x0000_s1026" o:spid="_x0000_s1026" o:spt="203" style="position:absolute;left:0pt;margin-left:0pt;margin-top:-29.2pt;height:113.65pt;width:246.8pt;z-index:251663360;mso-width-relative:page;mso-height-relative:page;" coordorigin="19199,20810" coordsize="4936,2273" o:gfxdata="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">
+                    <v:group id="_x0000_s1026" o:spid="_x0000_s1026" o:spt="203" style="position:absolute;left:0pt;margin-left:0pt;margin-top:-29.2pt;height:113.65pt;width:246.8pt;z-index:251663360;mso-width-relative:page;mso-height-relative:page;" coordorigin="19199,20810" coordsize="4936,2273" o:gfxdata="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">
                       <o:lock v:ext="edit" aspectratio="f"/>
                       <v:group id="组合 23" o:spid="_x0000_s1026" o:spt="203" style="position:absolute;left:19199;top:20810;height:2273;width:4936;" coordorigin="19199,20810" coordsize="4936,2273" o:gfxdata="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">
                         <o:lock v:ext="edit" aspectratio="f"/>
@@ -4423,13 +4421,13 @@
       </w:pPr>
       <w:bookmarkStart w:id="0" w:name="_Toc16594"/>
       <w:bookmarkStart w:id="1" w:name="_Toc12505"/>
-      <w:bookmarkStart w:id="2" w:name="_Toc2409"/>
+      <w:bookmarkStart w:id="2" w:name="_Toc21764_WPSOffice_Level1"/>
       <w:bookmarkStart w:id="3" w:name="_Toc22658"/>
       <w:bookmarkStart w:id="4" w:name="_Toc13196_WPSOffice_Level1"/>
-      <w:bookmarkStart w:id="5" w:name="_Toc21764_WPSOffice_Level1"/>
-      <w:bookmarkStart w:id="6" w:name="_Toc27302"/>
-      <w:bookmarkStart w:id="7" w:name="_Toc28240"/>
-      <w:bookmarkStart w:id="8" w:name="_Toc1707_WPSOffice_Level1"/>
+      <w:bookmarkStart w:id="5" w:name="_Toc27302"/>
+      <w:bookmarkStart w:id="6" w:name="_Toc28240"/>
+      <w:bookmarkStart w:id="7" w:name="_Toc1707_WPSOffice_Level1"/>
+      <w:bookmarkStart w:id="8" w:name="_Toc2409"/>
       <w:r>
         <w:rPr>
           <w:rFonts w:ascii="Times New Roman" w:hAnsi="Times New Roman"/>
@@ -6933,6 +6931,265 @@
     </w:p>
     <w:p>
       <w:pPr>
+        <w:widowControl w:val="0"/>
+        <w:spacing w:after="0" w:line="276" w:lineRule="auto"/>
+        <w:ind w:firstLine="420" w:firstLineChars="200"/>
+        <w:jc w:val="both"/>
+        <w:rPr>
+          <w:rFonts w:hint="default" w:ascii="Times New Roman" w:hAnsi="Times New Roman" w:eastAsia="微软雅黑" w:cs="Times New Roman"/>
+          <w:bCs/>
+          <w:sz w:val="21"/>
+          <w:szCs w:val="21"/>
+          <w:lang w:eastAsia="zh-CN"/>
+        </w:rPr>
+      </w:pPr>
+      <w:r>
+        <w:rPr>
+          <w:rFonts w:hint="eastAsia" w:ascii="Times New Roman" w:hAnsi="Times New Roman" w:eastAsia="微软雅黑" w:cs="黑体"/>
+          <w:sz w:val="21"/>
+          <w:lang w:eastAsia="zh-CN"/>
+        </w:rPr>
+        <w:t xml:space="preserve">{% if summaryOfRresults.type == </w:t>
+      </w:r>
+      <w:r>
+        <w:rPr>
+          <w:rFonts w:ascii="Times New Roman" w:hAnsi="Times New Roman" w:eastAsia="微软雅黑" w:cs="黑体"/>
+          <w:sz w:val="21"/>
+          <w:lang w:eastAsia="zh-CN"/>
+        </w:rPr>
+        <w:t>“tissue”</w:t>
+      </w:r>
+      <w:r>
+        <w:rPr>
+          <w:rFonts w:hint="eastAsia" w:ascii="Times New Roman" w:hAnsi="Times New Roman" w:eastAsia="微软雅黑" w:cs="黑体"/>
+          <w:sz w:val="21"/>
+          <w:lang w:eastAsia="zh-CN"/>
+        </w:rPr>
+        <w:t xml:space="preserve"> %}</w:t>
+      </w:r>
+      <w:r>
+        <w:rPr>
+          <w:rFonts w:hint="default" w:ascii="Times New Roman" w:hAnsi="Times New Roman" w:eastAsia="微软雅黑" w:cs="Times New Roman"/>
+          <w:bCs/>
+          <w:sz w:val="21"/>
+          <w:szCs w:val="21"/>
+          <w:lang w:eastAsia="zh-CN"/>
+        </w:rPr>
+        <w:t>1.本报告仅对送检样本负责，报告结果仅供参考，不代表临床决策意见，不作为临床诊断的依据。临床决策和诊断需要临床医生根据检测者各项检测结果进行综合评判</w:t>
+      </w:r>
+      <w:r>
+        <w:rPr>
+          <w:rFonts w:hint="eastAsia" w:ascii="Times New Roman" w:hAnsi="Times New Roman" w:eastAsia="微软雅黑" w:cs="Times New Roman"/>
+          <w:bCs/>
+          <w:sz w:val="21"/>
+          <w:szCs w:val="21"/>
+          <w:lang w:eastAsia="zh-CN"/>
+        </w:rPr>
+        <w:t>。</w:t>
+      </w:r>
+    </w:p>
+    <w:p>
+      <w:pPr>
+        <w:widowControl w:val="0"/>
+        <w:spacing w:after="0" w:line="276" w:lineRule="auto"/>
+        <w:ind w:firstLine="420" w:firstLineChars="200"/>
+        <w:jc w:val="both"/>
+        <w:rPr>
+          <w:rFonts w:hint="default" w:ascii="Times New Roman" w:hAnsi="Times New Roman" w:eastAsia="微软雅黑" w:cs="Times New Roman"/>
+          <w:bCs/>
+          <w:sz w:val="21"/>
+          <w:szCs w:val="21"/>
+          <w:lang w:eastAsia="zh-CN"/>
+        </w:rPr>
+      </w:pPr>
+      <w:r>
+        <w:rPr>
+          <w:rFonts w:hint="default" w:ascii="Times New Roman" w:hAnsi="Times New Roman" w:eastAsia="微软雅黑" w:cs="Times New Roman"/>
+          <w:bCs/>
+          <w:sz w:val="21"/>
+          <w:szCs w:val="21"/>
+          <w:lang w:eastAsia="zh-CN"/>
+        </w:rPr>
+        <w:t>2.本检测的分析和解读基于已发表的文献和公开的数据库，随着科学研究的发展和数据库的更新，变异解读可能发生一定的变更。</w:t>
+      </w:r>
+    </w:p>
+    <w:p>
+      <w:pPr>
+        <w:widowControl w:val="0"/>
+        <w:spacing w:after="0" w:line="276" w:lineRule="auto"/>
+        <w:ind w:firstLine="420" w:firstLineChars="200"/>
+        <w:jc w:val="both"/>
+        <w:rPr>
+          <w:rFonts w:hint="default" w:ascii="Times New Roman" w:hAnsi="Times New Roman" w:eastAsia="微软雅黑" w:cs="Times New Roman"/>
+          <w:bCs/>
+          <w:sz w:val="21"/>
+          <w:szCs w:val="21"/>
+          <w:lang w:eastAsia="zh-CN"/>
+        </w:rPr>
+      </w:pPr>
+      <w:r>
+        <w:rPr>
+          <w:rFonts w:hint="default" w:ascii="Times New Roman" w:hAnsi="Times New Roman" w:eastAsia="微软雅黑" w:cs="Times New Roman"/>
+          <w:bCs/>
+          <w:sz w:val="21"/>
+          <w:szCs w:val="21"/>
+          <w:lang w:eastAsia="zh-CN"/>
+        </w:rPr>
+        <w:t>3.本检测适用于发现指定基因DNA水平的变异，不涉及DNA甲基化、RNA水平或蛋白质水平的检测。</w:t>
+      </w:r>
+    </w:p>
+    <w:p>
+      <w:pPr>
+        <w:widowControl w:val="0"/>
+        <w:spacing w:after="0" w:line="276" w:lineRule="auto"/>
+        <w:ind w:firstLine="420" w:firstLineChars="200"/>
+        <w:jc w:val="both"/>
+        <w:rPr>
+          <w:rFonts w:hint="default" w:ascii="Times New Roman" w:hAnsi="Times New Roman" w:eastAsia="微软雅黑" w:cs="Times New Roman"/>
+          <w:bCs/>
+          <w:sz w:val="21"/>
+          <w:szCs w:val="21"/>
+          <w:lang w:eastAsia="zh-CN"/>
+        </w:rPr>
+      </w:pPr>
+      <w:r>
+        <w:rPr>
+          <w:rFonts w:hint="default" w:ascii="Times New Roman" w:hAnsi="Times New Roman" w:eastAsia="微软雅黑" w:cs="Times New Roman"/>
+          <w:bCs/>
+          <w:sz w:val="21"/>
+          <w:szCs w:val="21"/>
+          <w:lang w:eastAsia="zh-CN"/>
+        </w:rPr>
+        <w:t>4.如未检出指定基因的变异(即阴性结果)不能排除存在低于检测下限的变异的可能性。</w:t>
+      </w:r>
+    </w:p>
+    <w:p>
+      <w:pPr>
+        <w:widowControl w:val="0"/>
+        <w:spacing w:after="0" w:line="276" w:lineRule="auto"/>
+        <w:ind w:firstLine="420" w:firstLineChars="200"/>
+        <w:jc w:val="both"/>
+        <w:rPr>
+          <w:rFonts w:hint="default" w:ascii="Times New Roman" w:hAnsi="Times New Roman" w:eastAsia="微软雅黑" w:cs="Times New Roman"/>
+          <w:bCs/>
+          <w:sz w:val="21"/>
+          <w:szCs w:val="21"/>
+          <w:lang w:eastAsia="zh-CN"/>
+        </w:rPr>
+      </w:pPr>
+      <w:r>
+        <w:rPr>
+          <w:rFonts w:hint="default" w:ascii="Times New Roman" w:hAnsi="Times New Roman" w:eastAsia="微软雅黑" w:cs="Times New Roman"/>
+          <w:bCs/>
+          <w:sz w:val="21"/>
+          <w:szCs w:val="21"/>
+          <w:lang w:eastAsia="zh-CN"/>
+        </w:rPr>
+        <w:t>5.肿瘤是一种复杂的系统性疾病，评定是否为恶性肿瘤需要由临床医生综合多种检查结果进行判定。本检测不能用于确认或排除恶性肿瘤的存在。</w:t>
+      </w:r>
+    </w:p>
+    <w:p>
+      <w:pPr>
+        <w:widowControl w:val="0"/>
+        <w:spacing w:after="0" w:line="276" w:lineRule="auto"/>
+        <w:ind w:firstLine="420" w:firstLineChars="200"/>
+        <w:jc w:val="both"/>
+        <w:rPr>
+          <w:rFonts w:hint="default" w:ascii="Times New Roman" w:hAnsi="Times New Roman" w:eastAsia="微软雅黑" w:cs="Times New Roman"/>
+          <w:bCs/>
+          <w:sz w:val="21"/>
+          <w:szCs w:val="21"/>
+          <w:lang w:eastAsia="zh-CN"/>
+        </w:rPr>
+      </w:pPr>
+      <w:r>
+        <w:rPr>
+          <w:rFonts w:hint="default" w:ascii="Times New Roman" w:hAnsi="Times New Roman" w:eastAsia="微软雅黑" w:cs="Times New Roman"/>
+          <w:bCs/>
+          <w:sz w:val="21"/>
+          <w:szCs w:val="21"/>
+          <w:lang w:eastAsia="zh-CN"/>
+        </w:rPr>
+        <w:t>6.部分患者不存在明确的靶向药物对应的基因突变，所以并非所有受检者都可以找到对应靶向药物或明确耐药机制。</w:t>
+      </w:r>
+    </w:p>
+    <w:p>
+      <w:pPr>
+        <w:widowControl w:val="0"/>
+        <w:spacing w:after="0" w:line="276" w:lineRule="auto"/>
+        <w:ind w:firstLine="420" w:firstLineChars="200"/>
+        <w:jc w:val="both"/>
+        <w:rPr>
+          <w:rFonts w:hint="default" w:ascii="Times New Roman" w:hAnsi="Times New Roman" w:eastAsia="微软雅黑" w:cs="Times New Roman"/>
+          <w:bCs/>
+          <w:sz w:val="21"/>
+          <w:szCs w:val="21"/>
+          <w:lang w:eastAsia="zh-CN"/>
+        </w:rPr>
+      </w:pPr>
+      <w:r>
+        <w:rPr>
+          <w:rFonts w:hint="default" w:ascii="Times New Roman" w:hAnsi="Times New Roman" w:eastAsia="微软雅黑" w:cs="Times New Roman"/>
+          <w:bCs/>
+          <w:sz w:val="21"/>
+          <w:szCs w:val="21"/>
+          <w:lang w:eastAsia="zh-CN"/>
+        </w:rPr>
+        <w:t>7.检测范围外的基因变异和/或药物间相互作用等非基因变异因素均可能影响药物效果等临床表型。</w:t>
+      </w:r>
+    </w:p>
+    <w:p>
+      <w:pPr>
+        <w:widowControl w:val="0"/>
+        <w:spacing w:after="0" w:line="276" w:lineRule="auto"/>
+        <w:ind w:firstLine="420" w:firstLineChars="200"/>
+        <w:jc w:val="both"/>
+        <w:rPr>
+          <w:rFonts w:hint="default" w:ascii="Times New Roman" w:hAnsi="Times New Roman" w:eastAsia="微软雅黑" w:cs="Times New Roman"/>
+          <w:bCs/>
+          <w:sz w:val="21"/>
+          <w:szCs w:val="21"/>
+          <w:lang w:eastAsia="zh-CN"/>
+        </w:rPr>
+      </w:pPr>
+      <w:r>
+        <w:rPr>
+          <w:rFonts w:hint="default" w:ascii="Times New Roman" w:hAnsi="Times New Roman" w:eastAsia="微软雅黑" w:cs="Times New Roman"/>
+          <w:bCs/>
+          <w:sz w:val="21"/>
+          <w:szCs w:val="21"/>
+          <w:lang w:eastAsia="zh-CN"/>
+        </w:rPr>
+        <w:t>8.变异检出的敏感性受到送检样本中恶性肿瘤细胞比例的影响。</w:t>
+      </w:r>
+    </w:p>
+    <w:p>
+      <w:pPr>
+        <w:widowControl w:val="0"/>
+        <w:spacing w:after="0" w:line="276" w:lineRule="auto"/>
+        <w:ind w:firstLine="420" w:firstLineChars="200"/>
+        <w:jc w:val="both"/>
+        <w:rPr>
+          <w:rFonts w:hint="default" w:ascii="Times New Roman" w:hAnsi="Times New Roman" w:eastAsia="微软雅黑" w:cs="Times New Roman"/>
+          <w:bCs/>
+          <w:sz w:val="21"/>
+          <w:szCs w:val="21"/>
+          <w:lang w:eastAsia="zh-CN"/>
+        </w:rPr>
+      </w:pPr>
+      <w:r>
+        <w:rPr>
+          <w:rFonts w:hint="default" w:ascii="Times New Roman" w:hAnsi="Times New Roman" w:eastAsia="微软雅黑" w:cs="Times New Roman"/>
+          <w:bCs/>
+          <w:sz w:val="21"/>
+          <w:szCs w:val="21"/>
+          <w:lang w:eastAsia="zh-CN"/>
+        </w:rPr>
+        <w:t>9.本检测仅包括肿瘤组织，未包括对照样本。变异是否为体细胞突变来源是基于数据库和变异丰度的算法综合预测，不能完全排除胚系突变来源的可能性。</w:t>
+      </w:r>
+    </w:p>
+    <w:p>
+      <w:pPr>
         <w:keepNext w:val="0"/>
         <w:keepLines w:val="0"/>
         <w:pageBreakBefore w:val="0"/>
@@ -6946,10 +7203,34 @@
         <w:bidi w:val="0"/>
         <w:adjustRightInd/>
         <w:snapToGrid/>
+        <w:spacing w:after="0" w:line="240" w:lineRule="auto"/>
+        <w:ind w:firstLine="420" w:firstLineChars="0"/>
+        <w:textAlignment w:val="auto"/>
+        <w:rPr>
+          <w:rFonts w:hint="default" w:ascii="Times New Roman" w:hAnsi="Times New Roman" w:eastAsia="微软雅黑" w:cs="Times New Roman"/>
+          <w:bCs/>
+          <w:sz w:val="21"/>
+          <w:szCs w:val="21"/>
+          <w:lang w:eastAsia="zh-CN"/>
+        </w:rPr>
+      </w:pPr>
+      <w:r>
+        <w:rPr>
+          <w:rFonts w:hint="default" w:ascii="Times New Roman" w:hAnsi="Times New Roman" w:eastAsia="微软雅黑" w:cs="Times New Roman"/>
+          <w:bCs/>
+          <w:sz w:val="21"/>
+          <w:szCs w:val="21"/>
+          <w:lang w:eastAsia="zh-CN"/>
+        </w:rPr>
+        <w:t>10.肿瘤发展或治疗过程中可能出现获得性基因变异，从而使癌症的突变谱发生变化，同时肿瘤也可能存在肿瘤间和肿瘤内的异质性。本检测报告结果仅对送检样品负责，如有疑义，请在收到结果后的7个工作日内与我们联系。</w:t>
+      </w:r>
+    </w:p>
+    <w:p>
+      <w:pPr>
+        <w:widowControl w:val="0"/>
         <w:spacing w:after="0" w:line="276" w:lineRule="auto"/>
         <w:ind w:firstLine="420" w:firstLineChars="200"/>
         <w:jc w:val="both"/>
-        <w:textAlignment w:val="auto"/>
         <w:rPr>
           <w:rFonts w:hint="default" w:ascii="Times New Roman" w:hAnsi="Times New Roman" w:eastAsia="微软雅黑" w:cs="Times New Roman"/>
           <w:bCs/>
@@ -6960,13 +7241,256 @@
       </w:pPr>
       <w:r>
         <w:rPr>
+          <w:rFonts w:hint="eastAsia" w:ascii="Times New Roman" w:hAnsi="Times New Roman" w:eastAsia="微软雅黑" w:cs="黑体"/>
+          <w:sz w:val="21"/>
+          <w:lang w:eastAsia="zh-CN"/>
+        </w:rPr>
+        <w:t>{% else %}</w:t>
+      </w:r>
+      <w:r>
+        <w:rPr>
           <w:rFonts w:hint="default" w:ascii="Times New Roman" w:hAnsi="Times New Roman" w:eastAsia="微软雅黑" w:cs="Times New Roman"/>
           <w:bCs/>
           <w:sz w:val="21"/>
           <w:szCs w:val="21"/>
           <w:lang w:eastAsia="zh-CN"/>
         </w:rPr>
-        <w:t>{% for b in summaryOfRresults.productModularization.limitation_statement | nl() %}{%if loop.last%}{{ b }}{%else%}{{ b }}</w:t>
+        <w:t>1.本报告仅对送检样本负责，报告结果仅供参考，不代表临床决策意见，不作为临床诊断的依据。临床决策和诊断需要临床医生根据检测者各项检测结果进行综合评判</w:t>
+      </w:r>
+      <w:r>
+        <w:rPr>
+          <w:rFonts w:hint="eastAsia" w:ascii="Times New Roman" w:hAnsi="Times New Roman" w:eastAsia="微软雅黑" w:cs="Times New Roman"/>
+          <w:bCs/>
+          <w:sz w:val="21"/>
+          <w:szCs w:val="21"/>
+          <w:lang w:eastAsia="zh-CN"/>
+        </w:rPr>
+        <w:t>。</w:t>
+      </w:r>
+    </w:p>
+    <w:p>
+      <w:pPr>
+        <w:widowControl w:val="0"/>
+        <w:spacing w:after="0" w:line="276" w:lineRule="auto"/>
+        <w:ind w:firstLine="420" w:firstLineChars="200"/>
+        <w:jc w:val="both"/>
+        <w:rPr>
+          <w:rFonts w:hint="default" w:ascii="Times New Roman" w:hAnsi="Times New Roman" w:eastAsia="微软雅黑" w:cs="Times New Roman"/>
+          <w:bCs/>
+          <w:sz w:val="21"/>
+          <w:szCs w:val="21"/>
+          <w:lang w:eastAsia="zh-CN"/>
+        </w:rPr>
+      </w:pPr>
+      <w:r>
+        <w:rPr>
+          <w:rFonts w:hint="default" w:ascii="Times New Roman" w:hAnsi="Times New Roman" w:eastAsia="微软雅黑" w:cs="Times New Roman"/>
+          <w:bCs/>
+          <w:sz w:val="21"/>
+          <w:szCs w:val="21"/>
+          <w:lang w:eastAsia="zh-CN"/>
+        </w:rPr>
+        <w:t>2.本检测的分析和解读基于已发表的文献和公开的数据库，随着科学研究的发展和数据库的更新，变异解读可能发生一定的变更。</w:t>
+      </w:r>
+    </w:p>
+    <w:p>
+      <w:pPr>
+        <w:widowControl w:val="0"/>
+        <w:spacing w:after="0" w:line="276" w:lineRule="auto"/>
+        <w:ind w:firstLine="420" w:firstLineChars="200"/>
+        <w:jc w:val="both"/>
+        <w:rPr>
+          <w:rFonts w:hint="default" w:ascii="Times New Roman" w:hAnsi="Times New Roman" w:eastAsia="微软雅黑" w:cs="Times New Roman"/>
+          <w:bCs/>
+          <w:sz w:val="21"/>
+          <w:szCs w:val="21"/>
+          <w:lang w:eastAsia="zh-CN"/>
+        </w:rPr>
+      </w:pPr>
+      <w:r>
+        <w:rPr>
+          <w:rFonts w:hint="default" w:ascii="Times New Roman" w:hAnsi="Times New Roman" w:eastAsia="微软雅黑" w:cs="Times New Roman"/>
+          <w:bCs/>
+          <w:sz w:val="21"/>
+          <w:szCs w:val="21"/>
+          <w:lang w:eastAsia="zh-CN"/>
+        </w:rPr>
+        <w:t>3.本检测适用于发现指定基因DNA水平的变异，不涉及DNA甲基化、RNA水平或蛋白质水平的检测。</w:t>
+      </w:r>
+    </w:p>
+    <w:p>
+      <w:pPr>
+        <w:widowControl w:val="0"/>
+        <w:spacing w:after="0" w:line="276" w:lineRule="auto"/>
+        <w:ind w:firstLine="420" w:firstLineChars="200"/>
+        <w:jc w:val="both"/>
+        <w:rPr>
+          <w:rFonts w:hint="default" w:ascii="Times New Roman" w:hAnsi="Times New Roman" w:eastAsia="微软雅黑" w:cs="Times New Roman"/>
+          <w:bCs/>
+          <w:sz w:val="21"/>
+          <w:szCs w:val="21"/>
+          <w:lang w:eastAsia="zh-CN"/>
+        </w:rPr>
+      </w:pPr>
+      <w:r>
+        <w:rPr>
+          <w:rFonts w:hint="default" w:ascii="Times New Roman" w:hAnsi="Times New Roman" w:eastAsia="微软雅黑" w:cs="Times New Roman"/>
+          <w:bCs/>
+          <w:sz w:val="21"/>
+          <w:szCs w:val="21"/>
+          <w:lang w:eastAsia="zh-CN"/>
+        </w:rPr>
+        <w:t>4.如未检出指定基因的变异(即阴性结果)不能排除存在低于检测下限的变异的可能性。</w:t>
+      </w:r>
+    </w:p>
+    <w:p>
+      <w:pPr>
+        <w:widowControl w:val="0"/>
+        <w:spacing w:after="0" w:line="276" w:lineRule="auto"/>
+        <w:ind w:firstLine="420" w:firstLineChars="200"/>
+        <w:jc w:val="both"/>
+        <w:rPr>
+          <w:rFonts w:hint="default" w:ascii="Times New Roman" w:hAnsi="Times New Roman" w:eastAsia="微软雅黑" w:cs="Times New Roman"/>
+          <w:bCs/>
+          <w:sz w:val="21"/>
+          <w:szCs w:val="21"/>
+          <w:lang w:eastAsia="zh-CN"/>
+        </w:rPr>
+      </w:pPr>
+      <w:r>
+        <w:rPr>
+          <w:rFonts w:hint="default" w:ascii="Times New Roman" w:hAnsi="Times New Roman" w:eastAsia="微软雅黑" w:cs="Times New Roman"/>
+          <w:bCs/>
+          <w:sz w:val="21"/>
+          <w:szCs w:val="21"/>
+          <w:lang w:eastAsia="zh-CN"/>
+        </w:rPr>
+        <w:t>5.肿瘤是一种复杂的系统性疾病，评定是否为恶性肿瘤需要由临床医生综合多种检查结果进行判定。本检测不能用于确认或排除恶性肿瘤的存在。</w:t>
+      </w:r>
+    </w:p>
+    <w:p>
+      <w:pPr>
+        <w:widowControl w:val="0"/>
+        <w:spacing w:after="0" w:line="276" w:lineRule="auto"/>
+        <w:ind w:firstLine="420" w:firstLineChars="200"/>
+        <w:jc w:val="both"/>
+        <w:rPr>
+          <w:rFonts w:hint="default" w:ascii="Times New Roman" w:hAnsi="Times New Roman" w:eastAsia="微软雅黑" w:cs="Times New Roman"/>
+          <w:bCs/>
+          <w:sz w:val="21"/>
+          <w:szCs w:val="21"/>
+          <w:lang w:eastAsia="zh-CN"/>
+        </w:rPr>
+      </w:pPr>
+      <w:r>
+        <w:rPr>
+          <w:rFonts w:hint="default" w:ascii="Times New Roman" w:hAnsi="Times New Roman" w:eastAsia="微软雅黑" w:cs="Times New Roman"/>
+          <w:bCs/>
+          <w:sz w:val="21"/>
+          <w:szCs w:val="21"/>
+          <w:lang w:eastAsia="zh-CN"/>
+        </w:rPr>
+        <w:t>6.部分患者不存在明确的靶向药物对应的基因突变，所以并非所有受检者都可以找到对应靶向药物或明确耐药机制。</w:t>
+      </w:r>
+    </w:p>
+    <w:p>
+      <w:pPr>
+        <w:widowControl w:val="0"/>
+        <w:spacing w:after="0" w:line="276" w:lineRule="auto"/>
+        <w:ind w:firstLine="420" w:firstLineChars="200"/>
+        <w:jc w:val="both"/>
+        <w:rPr>
+          <w:rFonts w:hint="default" w:ascii="Times New Roman" w:hAnsi="Times New Roman" w:eastAsia="微软雅黑" w:cs="Times New Roman"/>
+          <w:bCs/>
+          <w:sz w:val="21"/>
+          <w:szCs w:val="21"/>
+          <w:lang w:eastAsia="zh-CN"/>
+        </w:rPr>
+      </w:pPr>
+      <w:r>
+        <w:rPr>
+          <w:rFonts w:hint="default" w:ascii="Times New Roman" w:hAnsi="Times New Roman" w:eastAsia="微软雅黑" w:cs="Times New Roman"/>
+          <w:bCs/>
+          <w:sz w:val="21"/>
+          <w:szCs w:val="21"/>
+          <w:lang w:eastAsia="zh-CN"/>
+        </w:rPr>
+        <w:t>7.检测范围外的基因变异和/或药物间相互作用等非基因变异因素均可能影响药物效果等临床表型。</w:t>
+      </w:r>
+    </w:p>
+    <w:p>
+      <w:pPr>
+        <w:widowControl w:val="0"/>
+        <w:spacing w:after="0" w:line="276" w:lineRule="auto"/>
+        <w:ind w:firstLine="420" w:firstLineChars="200"/>
+        <w:jc w:val="both"/>
+        <w:rPr>
+          <w:rFonts w:hint="default" w:ascii="Times New Roman" w:hAnsi="Times New Roman" w:eastAsia="微软雅黑" w:cs="Times New Roman"/>
+          <w:bCs/>
+          <w:sz w:val="21"/>
+          <w:szCs w:val="21"/>
+          <w:lang w:eastAsia="zh-CN"/>
+        </w:rPr>
+      </w:pPr>
+      <w:r>
+        <w:rPr>
+          <w:rFonts w:hint="default" w:ascii="Times New Roman" w:hAnsi="Times New Roman" w:eastAsia="微软雅黑" w:cs="Times New Roman"/>
+          <w:bCs/>
+          <w:sz w:val="21"/>
+          <w:szCs w:val="21"/>
+          <w:lang w:eastAsia="zh-CN"/>
+        </w:rPr>
+        <w:t>8.变异检出的敏感性受到送检样本中恶性肿瘤细胞比例的影响。</w:t>
+      </w:r>
+    </w:p>
+    <w:p>
+      <w:pPr>
+        <w:widowControl w:val="0"/>
+        <w:spacing w:after="0" w:line="276" w:lineRule="auto"/>
+        <w:ind w:firstLine="420" w:firstLineChars="200"/>
+        <w:jc w:val="both"/>
+        <w:rPr>
+          <w:rFonts w:hint="default" w:ascii="Times New Roman" w:hAnsi="Times New Roman" w:eastAsia="微软雅黑" w:cs="Times New Roman"/>
+          <w:bCs/>
+          <w:sz w:val="21"/>
+          <w:szCs w:val="21"/>
+          <w:lang w:eastAsia="zh-CN"/>
+        </w:rPr>
+      </w:pPr>
+      <w:r>
+        <w:rPr>
+          <w:rFonts w:hint="default" w:ascii="Times New Roman" w:hAnsi="Times New Roman" w:eastAsia="微软雅黑" w:cs="Times New Roman"/>
+          <w:bCs/>
+          <w:sz w:val="21"/>
+          <w:szCs w:val="21"/>
+          <w:lang w:eastAsia="zh-CN"/>
+        </w:rPr>
+        <w:t>9.外周血游离DNA(cfDNA)主要来自于正常细胞，其中的循环肿瘤DNA(ctDNA)占比一般极低。由于ctDNA占比受到肿瘤分期、肿瘤全身负荷、转移部位及当前治疗状况等多种因素的影响，ctDNA变异丰度与组织中的变异丰度不具备直接关联性；血浆中循环 DNA 源自病灶部位细胞释放入血液，并非所有病变细胞的变异都能释放入血，因此血浆中可检测到的变异可能无法完全反映病灶部位全部细胞变异情况。</w:t>
+      </w:r>
+    </w:p>
+    <w:p>
+      <w:pPr>
+        <w:widowControl w:val="0"/>
+        <w:spacing w:after="0" w:line="276" w:lineRule="auto"/>
+        <w:ind w:firstLine="420" w:firstLineChars="200"/>
+        <w:jc w:val="both"/>
+        <w:rPr>
+          <w:rFonts w:hint="default" w:ascii="Times New Roman" w:hAnsi="Times New Roman" w:eastAsia="微软雅黑" w:cs="Times New Roman"/>
+          <w:bCs/>
+          <w:sz w:val="21"/>
+          <w:szCs w:val="21"/>
+          <w:lang w:eastAsia="zh-CN"/>
+        </w:rPr>
+      </w:pPr>
+      <w:r>
+        <w:rPr>
+          <w:rFonts w:hint="default" w:ascii="Times New Roman" w:hAnsi="Times New Roman" w:eastAsia="微软雅黑" w:cs="Times New Roman"/>
+          <w:bCs/>
+          <w:sz w:val="21"/>
+          <w:szCs w:val="21"/>
+          <w:lang w:eastAsia="zh-CN"/>
+        </w:rPr>
+        <w:t>10.本检测仅包括cfDNA样本，未包括对照样本。变异是否为体细胞突变来源是基于数据库和变异丰度的算法综合预测，不能完全排除胚系突变来源或克隆性造血来源的可能性。</w:t>
       </w:r>
     </w:p>
     <w:p>
@@ -7003,8 +7527,18 @@
           <w:szCs w:val="21"/>
           <w:lang w:eastAsia="zh-CN"/>
         </w:rPr>
-        <w:t>{%endif%}{% endfor%}</w:t>
-      </w:r>
+        <w:t>11.肿瘤发展或治疗过程中可能出现获得性基因变异，从而使癌症的突变谱发生变化，同时肿瘤也可能存在肿瘤间和肿瘤内的异质性。本检测报告结果仅对送检样品负责，如有疑义，请在收到结果后的7个工作日内与我们联系。</w:t>
+      </w:r>
+      <w:r>
+        <w:rPr>
+          <w:rFonts w:hint="eastAsia" w:ascii="Times New Roman" w:hAnsi="Times New Roman" w:eastAsia="微软雅黑" w:cs="黑体"/>
+          <w:sz w:val="21"/>
+          <w:lang w:eastAsia="zh-CN"/>
+        </w:rPr>
+        <w:t>{% endif %}</w:t>
+      </w:r>
+      <w:bookmarkStart w:id="10" w:name="_GoBack"/>
+      <w:bookmarkEnd w:id="10"/>
     </w:p>
     <w:p>
       <w:pPr>

--- a/WebContent/docx/EGFR_ALK_ROS1基因检测报告.docx
+++ b/WebContent/docx/EGFR_ALK_ROS1基因检测报告.docx
@@ -38,7 +38,7 @@
                     </pic:cNvPicPr>
                   </pic:nvPicPr>
                   <pic:blipFill>
-                    <a:blip r:embed="rId6"/>
+                    <a:blip r:embed="rId7"/>
                     <a:srcRect/>
                     <a:stretch>
                       <a:fillRect/>
@@ -66,7 +66,7 @@
         <mc:AlternateContent>
           <mc:Choice Requires="wps">
             <w:drawing>
-              <wp:anchor distT="0" distB="0" distL="114300" distR="114300" simplePos="0" relativeHeight="251661312" behindDoc="0" locked="0" layoutInCell="1" allowOverlap="1">
+              <wp:anchor distT="0" distB="0" distL="114300" distR="114300" simplePos="0" relativeHeight="251662336" behindDoc="0" locked="0" layoutInCell="1" allowOverlap="1">
                 <wp:simplePos x="0" y="0"/>
                 <wp:positionH relativeFrom="column">
                   <wp:posOffset>194310</wp:posOffset>
@@ -166,7 +166,7 @@
           </mc:Choice>
           <mc:Fallback>
             <w:pict>
-              <v:shape id="_x0000_s1026" o:spid="_x0000_s1026" o:spt="202" type="#_x0000_t202" style="position:absolute;left:0pt;margin-left:15.3pt;margin-top:232.75pt;height:103.4pt;width:503.8pt;z-index:251661312;mso-width-relative:page;mso-height-relative:page;" filled="f" stroked="f" coordsize="21600,21600" o:gfxdata="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">
+              <v:shape id="_x0000_s1026" o:spid="_x0000_s1026" o:spt="202" type="#_x0000_t202" style="position:absolute;left:0pt;margin-left:15.3pt;margin-top:232.75pt;height:103.4pt;width:503.8pt;z-index:251662336;mso-width-relative:page;mso-height-relative:page;" filled="f" stroked="f" coordsize="21600,21600" o:gfxdata="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">
                 <v:fill on="f" focussize="0,0"/>
                 <v:stroke on="f" weight="0.5pt"/>
                 <v:imagedata o:title=""/>
@@ -231,6 +231,8 @@
         </w:rPr>
         <w:br w:type="page"/>
       </w:r>
+      <w:bookmarkStart w:id="10" w:name="_GoBack"/>
+      <w:bookmarkEnd w:id="10"/>
     </w:p>
     <w:p>
       <w:pPr>
@@ -269,7 +271,7 @@
         <mc:AlternateContent>
           <mc:Choice Requires="wps">
             <w:drawing>
-              <wp:anchor distT="0" distB="0" distL="114300" distR="114300" simplePos="0" relativeHeight="251660288" behindDoc="0" locked="0" layoutInCell="1" allowOverlap="1">
+              <wp:anchor distT="0" distB="0" distL="114300" distR="114300" simplePos="0" relativeHeight="251661312" behindDoc="0" locked="0" layoutInCell="1" allowOverlap="1">
                 <wp:simplePos x="0" y="0"/>
                 <wp:positionH relativeFrom="column">
                   <wp:align>center</wp:align>
@@ -323,7 +325,7 @@
           </mc:Choice>
           <mc:Fallback>
             <w:pict>
-              <v:line id="_x0000_s1026" o:spid="_x0000_s1026" o:spt="20" style="position:absolute;left:0pt;margin-top:11.9pt;height:0pt;width:521.55pt;mso-position-horizontal:center;z-index:251660288;mso-width-relative:page;mso-height-relative:page;" filled="f" stroked="t" coordsize="21600,21600" o:gfxdata="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">
+              <v:line id="_x0000_s1026" o:spid="_x0000_s1026" o:spt="20" style="position:absolute;left:0pt;margin-top:11.9pt;height:0pt;width:521.55pt;mso-position-horizontal:center;z-index:251661312;mso-width-relative:page;mso-height-relative:page;" filled="f" stroked="t" coordsize="21600,21600" o:gfxdata="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">
                 <v:fill on="f" focussize="0,0"/>
                 <v:stroke weight="2.25pt" color="#000000 [3213]" miterlimit="8" joinstyle="miter"/>
                 <v:imagedata o:title=""/>
@@ -340,7 +342,7 @@
         <mc:AlternateContent>
           <mc:Choice Requires="wps">
             <w:drawing>
-              <wp:anchor distT="0" distB="0" distL="114300" distR="114300" simplePos="0" relativeHeight="251659264" behindDoc="0" locked="0" layoutInCell="1" allowOverlap="1">
+              <wp:anchor distT="0" distB="0" distL="114300" distR="114300" simplePos="0" relativeHeight="251660288" behindDoc="0" locked="0" layoutInCell="1" allowOverlap="1">
                 <wp:simplePos x="0" y="0"/>
                 <wp:positionH relativeFrom="column">
                   <wp:align>center</wp:align>
@@ -394,7 +396,7 @@
           </mc:Choice>
           <mc:Fallback>
             <w:pict>
-              <v:line id="_x0000_s1026" o:spid="_x0000_s1026" o:spt="20" style="position:absolute;left:0pt;margin-top:5.65pt;height:0pt;width:521.55pt;mso-position-horizontal:center;z-index:251659264;mso-width-relative:page;mso-height-relative:page;" filled="f" stroked="t" coordsize="21600,21600" o:gfxdata="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">
+              <v:line id="_x0000_s1026" o:spid="_x0000_s1026" o:spt="20" style="position:absolute;left:0pt;margin-top:5.65pt;height:0pt;width:521.55pt;mso-position-horizontal:center;z-index:251660288;mso-width-relative:page;mso-height-relative:page;" filled="f" stroked="t" coordsize="21600,21600" o:gfxdata="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">
                 <v:fill on="f" focussize="0,0"/>
                 <v:stroke weight="2.25pt" color="#000000 [3213]" miterlimit="8" joinstyle="miter"/>
                 <v:imagedata o:title=""/>
@@ -3392,7 +3394,7 @@
               <mc:AlternateContent>
                 <mc:Choice Requires="wpg">
                   <w:drawing>
-                    <wp:anchor distT="0" distB="0" distL="114300" distR="114300" simplePos="0" relativeHeight="251662336" behindDoc="0" locked="0" layoutInCell="1" allowOverlap="1">
+                    <wp:anchor distT="0" distB="0" distL="114300" distR="114300" simplePos="0" relativeHeight="251663360" behindDoc="0" locked="0" layoutInCell="1" allowOverlap="1">
                       <wp:simplePos x="0" y="0"/>
                       <wp:positionH relativeFrom="column">
                         <wp:posOffset>7620</wp:posOffset>
@@ -3436,7 +3438,7 @@
                                   </pic:cNvPicPr>
                                 </pic:nvPicPr>
                                 <pic:blipFill>
-                                  <a:blip r:embed="rId7">
+                                  <a:blip r:embed="rId8">
                                     <a:clrChange>
                                       <a:clrFrom>
                                         <a:srgbClr val="FFFFFF">
@@ -3474,7 +3476,7 @@
                                   </pic:cNvPicPr>
                                 </pic:nvPicPr>
                                 <pic:blipFill>
-                                  <a:blip r:embed="rId8">
+                                  <a:blip r:embed="rId9">
                                     <a:extLst>
                                       <a:ext uri="{28A0092B-C50C-407E-A947-70E740481C1C}">
                                         <a14:useLocalDpi xmlns:a14="http://schemas.microsoft.com/office/drawing/2010/main" val="0"/>
@@ -3509,7 +3511,7 @@
                                 </pic:cNvPicPr>
                               </pic:nvPicPr>
                               <pic:blipFill>
-                                <a:blip r:embed="rId9">
+                                <a:blip r:embed="rId10">
                                   <a:clrChange>
                                     <a:clrFrom>
                                       <a:srgbClr val="FFFFFF">
@@ -3546,27 +3548,27 @@
                 </mc:Choice>
                 <mc:Fallback>
                   <w:pict>
-                    <v:group id="_x0000_s1026" o:spid="_x0000_s1026" o:spt="203" style="position:absolute;left:0pt;margin-left:0.6pt;margin-top:-37.8pt;height:113.6pt;width:240.8pt;z-index:251662336;mso-width-relative:page;mso-height-relative:page;" coordorigin="19211,18842" coordsize="4816,2272" o:gfxdata="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">
+                    <v:group id="_x0000_s1026" o:spid="_x0000_s1026" o:spt="203" style="position:absolute;left:0pt;margin-left:0.6pt;margin-top:-37.8pt;height:113.6pt;width:240.8pt;z-index:251663360;mso-width-relative:page;mso-height-relative:page;" coordorigin="19211,18842" coordsize="4816,2272" o:gfxdata="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">
                       <o:lock v:ext="edit" aspectratio="f"/>
                       <v:group id="组合 6" o:spid="_x0000_s1026" o:spt="203" style="position:absolute;left:19211;top:18842;height:2273;width:4816;" coordorigin="19199,18902" coordsize="4816,2273" o:gfxdata="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">
                         <o:lock v:ext="edit" aspectratio="f"/>
                         <v:shape id="图片 6" o:spid="_x0000_s1026" o:spt="75" alt="蔡冬雪" type="#_x0000_t75" style="position:absolute;left:19199;top:19551;height:566;width:1261;" filled="f" o:preferrelative="t" stroked="f" coordsize="21600,21600" o:gfxdata="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">
                           <v:fill on="f" focussize="0,0"/>
                           <v:stroke on="f"/>
-                          <v:imagedata r:id="rId7" cropleft="12226f" croptop="21838f" cropright="12384f" cropbottom="17497f" chromakey="#FFFFFF" o:title=""/>
+                          <v:imagedata r:id="rId8" cropleft="12226f" croptop="21838f" cropright="12384f" cropbottom="17497f" chromakey="#FFFFFF" o:title=""/>
                           <o:lock v:ext="edit" aspectratio="t"/>
                         </v:shape>
                         <v:shape id="图片 25" o:spid="_x0000_s1026" o:spt="75" type="#_x0000_t75" style="position:absolute;left:21742;top:18902;height:2273;width:2273;" filled="f" o:preferrelative="t" stroked="f" coordsize="21600,21600" o:gfxdata="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">
                           <v:fill on="f" focussize="0,0"/>
                           <v:stroke on="f"/>
-                          <v:imagedata r:id="rId8" o:title=""/>
+                          <v:imagedata r:id="rId9" o:title=""/>
                           <o:lock v:ext="edit" aspectratio="t"/>
                         </v:shape>
                       </v:group>
                       <v:shape id="图片 4" o:spid="_x0000_s1026" o:spt="75" alt="王建丽" type="#_x0000_t75" style="position:absolute;left:22261;top:19395;height:713;width:1258;" filled="f" o:preferrelative="t" stroked="f" coordsize="21600,21600" o:gfxdata="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">
                         <v:fill on="f" focussize="0,0"/>
                         <v:stroke on="f"/>
-                        <v:imagedata r:id="rId9" chromakey="#FFFFFF" o:title=""/>
+                        <v:imagedata r:id="rId10" chromakey="#FFFFFF" o:title=""/>
                         <o:lock v:ext="edit" aspectratio="t"/>
                       </v:shape>
                     </v:group>
@@ -3959,7 +3961,7 @@
               <mc:AlternateContent>
                 <mc:Choice Requires="wpg">
                   <w:drawing>
-                    <wp:anchor distT="0" distB="0" distL="114300" distR="114300" simplePos="0" relativeHeight="251663360" behindDoc="0" locked="0" layoutInCell="1" allowOverlap="1">
+                    <wp:anchor distT="0" distB="0" distL="114300" distR="114300" simplePos="0" relativeHeight="251664384" behindDoc="0" locked="0" layoutInCell="1" allowOverlap="1">
                       <wp:simplePos x="0" y="0"/>
                       <wp:positionH relativeFrom="column">
                         <wp:posOffset>0</wp:posOffset>
@@ -4003,7 +4005,7 @@
                                   </pic:cNvPicPr>
                                 </pic:nvPicPr>
                                 <pic:blipFill>
-                                  <a:blip r:embed="rId10">
+                                  <a:blip r:embed="rId11">
                                     <a:clrChange>
                                       <a:clrFrom>
                                         <a:srgbClr val="FFFFFF">
@@ -4045,7 +4047,7 @@
                                   </pic:cNvPicPr>
                                 </pic:nvPicPr>
                                 <pic:blipFill>
-                                  <a:blip r:embed="rId8">
+                                  <a:blip r:embed="rId9">
                                     <a:extLst>
                                       <a:ext uri="{28A0092B-C50C-407E-A947-70E740481C1C}">
                                         <a14:useLocalDpi xmlns:a14="http://schemas.microsoft.com/office/drawing/2010/main" val="0"/>
@@ -4080,7 +4082,7 @@
                                 </pic:cNvPicPr>
                               </pic:nvPicPr>
                               <pic:blipFill>
-                                <a:blip r:embed="rId9">
+                                <a:blip r:embed="rId10">
                                   <a:clrChange>
                                     <a:clrFrom>
                                       <a:srgbClr val="FFFFFF">
@@ -4117,27 +4119,27 @@
                 </mc:Choice>
                 <mc:Fallback>
                   <w:pict>
-                    <v:group id="_x0000_s1026" o:spid="_x0000_s1026" o:spt="203" style="position:absolute;left:0pt;margin-left:0pt;margin-top:-29.2pt;height:113.65pt;width:246.8pt;z-index:251663360;mso-width-relative:page;mso-height-relative:page;" coordorigin="19199,20810" coordsize="4936,2273" o:gfxdata="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">
+                    <v:group id="_x0000_s1026" o:spid="_x0000_s1026" o:spt="203" style="position:absolute;left:0pt;margin-left:0pt;margin-top:-29.2pt;height:113.65pt;width:246.8pt;z-index:251664384;mso-width-relative:page;mso-height-relative:page;" coordorigin="19199,20810" coordsize="4936,2273" o:gfxdata="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">
                       <o:lock v:ext="edit" aspectratio="f"/>
                       <v:group id="组合 23" o:spid="_x0000_s1026" o:spt="203" style="position:absolute;left:19199;top:20810;height:2273;width:4936;" coordorigin="19199,20810" coordsize="4936,2273" o:gfxdata="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">
                         <o:lock v:ext="edit" aspectratio="f"/>
                         <v:shape id="图片 1" o:spid="_x0000_s1026" o:spt="75" type="#_x0000_t75" style="position:absolute;left:19199;top:21203;height:901;width:1672;" filled="f" o:preferrelative="t" stroked="f" coordsize="21600,21600" o:gfxdata="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">
                           <v:fill on="f" focussize="0,0"/>
                           <v:stroke on="f"/>
-                          <v:imagedata r:id="rId10" cropleft="7158f" croptop="7646f" chromakey="#FFFFFF" o:title=""/>
+                          <v:imagedata r:id="rId11" cropleft="7158f" croptop="7646f" chromakey="#FFFFFF" o:title=""/>
                           <o:lock v:ext="edit" aspectratio="t"/>
                         </v:shape>
                         <v:shape id="图片 25" o:spid="_x0000_s1026" o:spt="75" type="#_x0000_t75" style="position:absolute;left:21862;top:20810;height:2273;width:2273;" filled="f" o:preferrelative="t" stroked="f" coordsize="21600,21600" o:gfxdata="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">
                           <v:fill on="f" focussize="0,0"/>
                           <v:stroke on="f"/>
-                          <v:imagedata r:id="rId8" o:title=""/>
+                          <v:imagedata r:id="rId9" o:title=""/>
                           <o:lock v:ext="edit" aspectratio="t"/>
                         </v:shape>
                       </v:group>
                       <v:shape id="图片 11" o:spid="_x0000_s1026" o:spt="75" alt="王建丽" type="#_x0000_t75" style="position:absolute;left:22321;top:21215;height:842;width:1488;" filled="f" o:preferrelative="t" stroked="f" coordsize="21600,21600" o:gfxdata="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">
                         <v:fill on="f" focussize="0,0"/>
                         <v:stroke on="f"/>
-                        <v:imagedata r:id="rId9" chromakey="#FFFFFF" o:title=""/>
+                        <v:imagedata r:id="rId10" chromakey="#FFFFFF" o:title=""/>
                         <o:lock v:ext="edit" aspectratio="t"/>
                       </v:shape>
                     </v:group>
@@ -4419,15 +4421,15 @@
           </w14:shadow>
         </w:rPr>
       </w:pPr>
-      <w:bookmarkStart w:id="0" w:name="_Toc16594"/>
+      <w:bookmarkStart w:id="0" w:name="_Toc21764_WPSOffice_Level1"/>
       <w:bookmarkStart w:id="1" w:name="_Toc12505"/>
-      <w:bookmarkStart w:id="2" w:name="_Toc21764_WPSOffice_Level1"/>
-      <w:bookmarkStart w:id="3" w:name="_Toc22658"/>
-      <w:bookmarkStart w:id="4" w:name="_Toc13196_WPSOffice_Level1"/>
-      <w:bookmarkStart w:id="5" w:name="_Toc27302"/>
-      <w:bookmarkStart w:id="6" w:name="_Toc28240"/>
-      <w:bookmarkStart w:id="7" w:name="_Toc1707_WPSOffice_Level1"/>
-      <w:bookmarkStart w:id="8" w:name="_Toc2409"/>
+      <w:bookmarkStart w:id="2" w:name="_Toc22658"/>
+      <w:bookmarkStart w:id="3" w:name="_Toc28240"/>
+      <w:bookmarkStart w:id="4" w:name="_Toc16594"/>
+      <w:bookmarkStart w:id="5" w:name="_Toc1707_WPSOffice_Level1"/>
+      <w:bookmarkStart w:id="6" w:name="_Toc13196_WPSOffice_Level1"/>
+      <w:bookmarkStart w:id="7" w:name="_Toc2409"/>
+      <w:bookmarkStart w:id="8" w:name="_Toc27302"/>
       <w:r>
         <w:rPr>
           <w:rFonts w:ascii="Times New Roman" w:hAnsi="Times New Roman"/>
@@ -7537,8 +7539,6 @@
         </w:rPr>
         <w:t>{% endif %}</w:t>
       </w:r>
-      <w:bookmarkStart w:id="10" w:name="_GoBack"/>
-      <w:bookmarkEnd w:id="10"/>
     </w:p>
     <w:p>
       <w:pPr>
@@ -8340,7 +8340,7 @@
           <w:lang w:val="en-US" w:eastAsia="en-US" w:bidi="ar-SA"/>
         </w:rPr>
         <w:drawing>
-          <wp:anchor distT="0" distB="0" distL="114935" distR="114935" simplePos="0" relativeHeight="251666432" behindDoc="0" locked="0" layoutInCell="1" allowOverlap="1">
+          <wp:anchor distT="0" distB="0" distL="114935" distR="114935" simplePos="0" relativeHeight="251667456" behindDoc="0" locked="0" layoutInCell="1" allowOverlap="1">
             <wp:simplePos x="0" y="0"/>
             <wp:positionH relativeFrom="column">
               <wp:posOffset>723900</wp:posOffset>
@@ -8365,7 +8365,7 @@
                     </pic:cNvPicPr>
                   </pic:nvPicPr>
                   <pic:blipFill>
-                    <a:blip r:embed="rId11"/>
+                    <a:blip r:embed="rId12"/>
                     <a:stretch>
                       <a:fillRect/>
                     </a:stretch>
@@ -8397,7 +8397,7 @@
           <w:lang w:val="en-US" w:eastAsia="en-US" w:bidi="ar-SA"/>
         </w:rPr>
         <w:drawing>
-          <wp:anchor distT="0" distB="0" distL="114935" distR="114935" simplePos="0" relativeHeight="251665408" behindDoc="0" locked="0" layoutInCell="1" allowOverlap="1">
+          <wp:anchor distT="0" distB="0" distL="114935" distR="114935" simplePos="0" relativeHeight="251666432" behindDoc="0" locked="0" layoutInCell="1" allowOverlap="1">
             <wp:simplePos x="0" y="0"/>
             <wp:positionH relativeFrom="column">
               <wp:posOffset>30480</wp:posOffset>
@@ -8422,7 +8422,7 @@
                     </pic:cNvPicPr>
                   </pic:nvPicPr>
                   <pic:blipFill>
-                    <a:blip r:embed="rId12"/>
+                    <a:blip r:embed="rId13"/>
                     <a:stretch>
                       <a:fillRect/>
                     </a:stretch>
@@ -8654,7 +8654,7 @@
           <w:lang w:val="en-US" w:eastAsia="zh-CN" w:bidi="ar-SA"/>
         </w:rPr>
         <w:drawing>
-          <wp:anchor distT="0" distB="0" distL="0" distR="0" simplePos="0" relativeHeight="251664384" behindDoc="1" locked="0" layoutInCell="1" allowOverlap="1">
+          <wp:anchor distT="0" distB="0" distL="0" distR="0" simplePos="0" relativeHeight="251665408" behindDoc="1" locked="0" layoutInCell="1" allowOverlap="1">
             <wp:simplePos x="0" y="0"/>
             <wp:positionH relativeFrom="column">
               <wp:posOffset>4900295</wp:posOffset>
@@ -8679,7 +8679,7 @@
                     </pic:cNvPicPr>
                   </pic:nvPicPr>
                   <pic:blipFill>
-                    <a:blip r:embed="rId13"/>
+                    <a:blip r:embed="rId14"/>
                     <a:srcRect/>
                     <a:stretch>
                       <a:fillRect/>
@@ -8901,8 +8901,9 @@
       </w:r>
     </w:p>
     <w:sectPr>
+      <w:headerReference r:id="rId5" w:type="default"/>
       <w:pgSz w:w="11906" w:h="16838"/>
-      <w:pgMar w:top="1037" w:right="1020" w:bottom="981" w:left="1020" w:header="851" w:footer="992" w:gutter="0"/>
+      <w:pgMar w:top="1037" w:right="1020" w:bottom="981" w:left="1020" w:header="709" w:footer="992" w:gutter="0"/>
       <w:cols w:space="0" w:num="1"/>
       <w:rtlGutter w:val="0"/>
       <w:docGrid w:linePitch="312" w:charSpace="0"/>
@@ -8959,6 +8960,34 @@
     </w:p>
   </w:footnote>
 </w:footnotes>
+</file>
+
+<file path=word/header1.xml><?xml version="1.0" encoding="utf-8"?>
+<w:hdr xmlns:wpc="http://schemas.microsoft.com/office/word/2010/wordprocessingCanvas" xmlns:mc="http://schemas.openxmlformats.org/markup-compatibility/2006" xmlns:o="urn:schemas-microsoft-com:office:office" xmlns:r="http://schemas.openxmlformats.org/officeDocument/2006/relationships" xmlns:m="http://schemas.openxmlformats.org/officeDocument/2006/math" xmlns:v="urn:schemas-microsoft-com:vml" xmlns:wp14="http://schemas.microsoft.com/office/word/2010/wordprocessingDrawing" xmlns:wp="http://schemas.openxmlformats.org/drawingml/2006/wordprocessingDrawing" xmlns:w10="urn:schemas-microsoft-com:office:word" xmlns:w="http://schemas.openxmlformats.org/wordprocessingml/2006/main" xmlns:w14="http://schemas.microsoft.com/office/word/2010/wordml" xmlns:w15="http://schemas.microsoft.com/office/word/2012/wordml" xmlns:wpg="http://schemas.microsoft.com/office/word/2010/wordprocessingGroup" xmlns:wpi="http://schemas.microsoft.com/office/word/2010/wordprocessingInk" xmlns:wne="http://schemas.microsoft.com/office/word/2006/wordml" xmlns:wps="http://schemas.microsoft.com/office/word/2010/wordprocessingShape" xmlns:wpsCustomData="http://www.wps.cn/officeDocument/2013/wpsCustomData" mc:Ignorable="w14 w15 wp14">
+  <w:p>
+    <w:pPr>
+      <w:pStyle w:val="4"/>
+      <w:pBdr>
+        <w:bottom w:val="none" w:color="auto" w:sz="0" w:space="1"/>
+      </w:pBdr>
+    </w:pPr>
+    <w:r>
+      <w:rPr>
+        <w:sz w:val="18"/>
+      </w:rPr>
+      <w:pict>
+        <v:shape id="PowerPlusWaterMarkObject291817" o:spid="_x0000_s2049" o:spt="136" type="#_x0000_t136" style="position:absolute;left:0pt;height:48.3pt;width:166.5pt;mso-position-horizontal:center;mso-position-horizontal-relative:margin;mso-position-vertical:center;mso-position-vertical-relative:margin;rotation:-2949120f;z-index:-251657216;mso-width-relative:page;mso-height-relative:page;" fillcolor="#C0C0C0" filled="t" stroked="f" coordsize="21600,21600" adj="10800">
+          <v:path/>
+          <v:fill on="t" opacity="32768f" focussize="0,0"/>
+          <v:stroke on="f"/>
+          <v:imagedata o:title=""/>
+          <o:lock v:ext="edit" aspectratio="t"/>
+          <v:textpath on="t" fitshape="t" fitpath="t" trim="t" xscale="f" string="{{ client }}" style="font-family:微软雅黑;font-size:48pt;v-same-letter-heights:f;v-text-align:center;"/>
+        </v:shape>
+      </w:pict>
+    </w:r>
+  </w:p>
+</w:hdr>
 </file>
 
 <file path=word/numbering.xml><?xml version="1.0" encoding="utf-8"?>
@@ -9920,6 +9949,7 @@
 <s:customData xmlns="http://www.wps.cn/officeDocument/2013/wpsCustomData" xmlns:s="http://www.wps.cn/officeDocument/2013/wpsCustomData">
   <customSectProps/>
   <customShpExts>
+    <customShpInfo spid="_x0000_s2049"/>
     <customShpInfo spid="_x0000_s1026" textRotate="1"/>
   </customShpExts>
 </s:customData>

--- a/WebContent/docx/EGFR_ALK_ROS1基因检测报告.docx
+++ b/WebContent/docx/EGFR_ALK_ROS1基因检测报告.docx
@@ -231,8 +231,6 @@
         </w:rPr>
         <w:br w:type="page"/>
       </w:r>
-      <w:bookmarkStart w:id="10" w:name="_GoBack"/>
-      <w:bookmarkEnd w:id="10"/>
     </w:p>
     <w:p>
       <w:pPr>
@@ -335,6 +333,7 @@
           </mc:Fallback>
         </mc:AlternateContent>
       </w:r>
+      <w:bookmarkStart w:id="10" w:name="_GoBack"/>
       <w:r>
         <w:rPr>
           <w:rFonts w:hint="eastAsia" w:ascii="Times New Roman" w:hAnsi="Times New Roman" w:eastAsia="微软雅黑" w:cs="微软雅黑"/>
@@ -406,6 +405,7 @@
           </mc:Fallback>
         </mc:AlternateContent>
       </w:r>
+      <w:bookmarkEnd w:id="10"/>
     </w:p>
     <w:p>
       <w:pPr>
@@ -3302,9 +3302,459 @@
         </w:rPr>
       </w:pPr>
     </w:p>
+    <w:tbl>
+      <w:tblPr>
+        <w:tblStyle w:val="14"/>
+        <w:tblW w:w="6772" w:type="dxa"/>
+        <w:jc w:val="right"/>
+        <w:tblLayout w:type="fixed"/>
+        <w:tblCellMar>
+          <w:top w:w="0" w:type="dxa"/>
+          <w:left w:w="0" w:type="dxa"/>
+          <w:bottom w:w="0" w:type="dxa"/>
+          <w:right w:w="0" w:type="dxa"/>
+        </w:tblCellMar>
+      </w:tblPr>
+      <w:tblGrid>
+        <w:gridCol w:w="1272"/>
+        <w:gridCol w:w="2040"/>
+        <w:gridCol w:w="1166"/>
+        <w:gridCol w:w="2294"/>
+      </w:tblGrid>
+      <w:tr>
+        <w:tblPrEx>
+          <w:tblCellMar>
+            <w:top w:w="0" w:type="dxa"/>
+            <w:left w:w="0" w:type="dxa"/>
+            <w:bottom w:w="0" w:type="dxa"/>
+            <w:right w:w="0" w:type="dxa"/>
+          </w:tblCellMar>
+        </w:tblPrEx>
+        <w:trPr>
+          <w:trHeight w:val="680" w:hRule="exact"/>
+          <w:jc w:val="right"/>
+        </w:trPr>
+        <w:tc>
+          <w:tcPr>
+            <w:tcW w:w="1272" w:type="dxa"/>
+            <w:vAlign w:val="center"/>
+          </w:tcPr>
+          <w:p>
+            <w:pPr>
+              <w:pStyle w:val="12"/>
+              <w:spacing w:before="13"/>
+              <w:ind w:left="13" w:right="95"/>
+              <w:jc w:val="both"/>
+              <w:rPr>
+                <w:rFonts w:ascii="Times New Roman" w:hAnsi="Times New Roman" w:cs="Times New Roman"/>
+                <w:b/>
+                <w:sz w:val="24"/>
+                <w:szCs w:val="24"/>
+              </w:rPr>
+            </w:pPr>
+            <w:r>
+              <w:rPr>
+                <w:rFonts w:ascii="Times New Roman" w:hAnsi="Times New Roman" w:cs="Times New Roman"/>
+                <w:b/>
+                <w:sz w:val="24"/>
+                <w:szCs w:val="24"/>
+              </w:rPr>
+              <w:t>检测人：</w:t>
+            </w:r>
+          </w:p>
+        </w:tc>
+        <w:tc>
+          <w:tcPr>
+            <w:tcW w:w="2040" w:type="dxa"/>
+            <w:vAlign w:val="center"/>
+          </w:tcPr>
+          <w:p>
+            <w:pPr>
+              <w:pStyle w:val="12"/>
+              <w:spacing w:before="13"/>
+              <w:jc w:val="both"/>
+              <w:rPr>
+                <w:rFonts w:ascii="Times New Roman" w:hAnsi="Times New Roman" w:cs="Times New Roman"/>
+                <w:b/>
+                <w:sz w:val="24"/>
+                <w:szCs w:val="24"/>
+              </w:rPr>
+            </w:pPr>
+            <w:r>
+              <w:rPr>
+                <w:rFonts w:hint="eastAsia" w:ascii="Times New Roman" w:hAnsi="Times New Roman" w:cs="Times New Roman"/>
+                <w:b/>
+                <w:sz w:val="24"/>
+                <w:szCs w:val="24"/>
+              </w:rPr>
+              <w:t>{{"ty_tianjin1"|sign(64,28)}}</w:t>
+            </w:r>
+          </w:p>
+        </w:tc>
+        <w:tc>
+          <w:tcPr>
+            <w:tcW w:w="1166" w:type="dxa"/>
+            <w:vAlign w:val="center"/>
+          </w:tcPr>
+          <w:p>
+            <w:pPr>
+              <w:pStyle w:val="12"/>
+              <w:spacing w:before="13"/>
+              <w:jc w:val="both"/>
+              <w:rPr>
+                <w:rFonts w:ascii="Times New Roman" w:hAnsi="Times New Roman" w:cs="Times New Roman"/>
+                <w:b/>
+                <w:sz w:val="24"/>
+                <w:szCs w:val="24"/>
+              </w:rPr>
+            </w:pPr>
+            <w:r>
+              <w:rPr>
+                <w:rFonts w:ascii="Times New Roman" w:hAnsi="Times New Roman" w:cs="Times New Roman"/>
+                <w:b/>
+                <w:sz w:val="24"/>
+                <w:szCs w:val="24"/>
+              </w:rPr>
+              <w:t>复核人</w:t>
+            </w:r>
+            <w:r>
+              <w:rPr>
+                <w:rFonts w:ascii="Times New Roman" w:hAnsi="Times New Roman" w:cs="Times New Roman"/>
+                <w:b/>
+                <w:sz w:val="24"/>
+                <w:szCs w:val="24"/>
+                <w:lang w:eastAsia="zh-CN"/>
+              </w:rPr>
+              <w:t>：</w:t>
+            </w:r>
+          </w:p>
+        </w:tc>
+        <w:tc>
+          <w:tcPr>
+            <w:tcW w:w="2294" w:type="dxa"/>
+            <w:vAlign w:val="center"/>
+          </w:tcPr>
+          <w:p>
+            <w:pPr>
+              <w:pStyle w:val="12"/>
+              <w:spacing w:before="13"/>
+              <w:ind w:right="15"/>
+              <w:jc w:val="both"/>
+              <w:rPr>
+                <w:rFonts w:ascii="Times New Roman" w:hAnsi="Times New Roman" w:cs="Times New Roman"/>
+                <w:b/>
+                <w:sz w:val="24"/>
+                <w:szCs w:val="24"/>
+              </w:rPr>
+            </w:pPr>
+            <w:r>
+              <w:rPr>
+                <w:rFonts w:hint="eastAsia" w:ascii="Times New Roman" w:hAnsi="Times New Roman" w:cs="Times New Roman"/>
+                <w:b/>
+                <w:sz w:val="24"/>
+                <w:szCs w:val="24"/>
+              </w:rPr>
+              <w:t>{{"ty_tianjin2"|sign(59,34)}}</w:t>
+            </w:r>
+            <w:r>
+              <w:rPr>
+                <w:sz w:val="18"/>
+              </w:rPr>
+              <w:drawing>
+                <wp:anchor distT="0" distB="0" distL="114300" distR="114300" simplePos="0" relativeHeight="251666432" behindDoc="0" locked="0" layoutInCell="1" allowOverlap="1">
+                  <wp:simplePos x="0" y="0"/>
+                  <wp:positionH relativeFrom="column">
+                    <wp:posOffset>-398145</wp:posOffset>
+                  </wp:positionH>
+                  <wp:positionV relativeFrom="paragraph">
+                    <wp:posOffset>-311785</wp:posOffset>
+                  </wp:positionV>
+                  <wp:extent cx="1443355" cy="1443355"/>
+                  <wp:effectExtent l="0" t="0" r="4445" b="4445"/>
+                  <wp:wrapNone/>
+                  <wp:docPr id="21" name="图片 25"/>
+                  <wp:cNvGraphicFramePr>
+                    <a:graphicFrameLocks xmlns:a="http://schemas.openxmlformats.org/drawingml/2006/main" noChangeAspect="1"/>
+                  </wp:cNvGraphicFramePr>
+                  <a:graphic xmlns:a="http://schemas.openxmlformats.org/drawingml/2006/main">
+                    <a:graphicData uri="http://schemas.openxmlformats.org/drawingml/2006/picture">
+                      <pic:pic xmlns:pic="http://schemas.openxmlformats.org/drawingml/2006/picture">
+                        <pic:nvPicPr>
+                          <pic:cNvPr id="21" name="图片 25"/>
+                          <pic:cNvPicPr>
+                            <a:picLocks noChangeAspect="1" noChangeArrowheads="1"/>
+                          </pic:cNvPicPr>
+                        </pic:nvPicPr>
+                        <pic:blipFill>
+                          <a:blip r:embed="rId8">
+                            <a:extLst>
+                              <a:ext uri="{28A0092B-C50C-407E-A947-70E740481C1C}">
+                                <a14:useLocalDpi xmlns:a14="http://schemas.microsoft.com/office/drawing/2010/main" val="0"/>
+                              </a:ext>
+                            </a:extLst>
+                          </a:blip>
+                          <a:srcRect/>
+                          <a:stretch>
+                            <a:fillRect/>
+                          </a:stretch>
+                        </pic:blipFill>
+                        <pic:spPr>
+                          <a:xfrm>
+                            <a:off x="0" y="0"/>
+                            <a:ext cx="1443355" cy="1443355"/>
+                          </a:xfrm>
+                          <a:prstGeom prst="rect">
+                            <a:avLst/>
+                          </a:prstGeom>
+                          <a:noFill/>
+                          <a:ln>
+                            <a:noFill/>
+                          </a:ln>
+                        </pic:spPr>
+                      </pic:pic>
+                    </a:graphicData>
+                  </a:graphic>
+                </wp:anchor>
+              </w:drawing>
+            </w:r>
+          </w:p>
+        </w:tc>
+      </w:tr>
+      <w:tr>
+        <w:tblPrEx>
+          <w:tblCellMar>
+            <w:top w:w="0" w:type="dxa"/>
+            <w:left w:w="0" w:type="dxa"/>
+            <w:bottom w:w="0" w:type="dxa"/>
+            <w:right w:w="0" w:type="dxa"/>
+          </w:tblCellMar>
+        </w:tblPrEx>
+        <w:trPr>
+          <w:trHeight w:val="457" w:hRule="exact"/>
+          <w:jc w:val="right"/>
+        </w:trPr>
+        <w:tc>
+          <w:tcPr>
+            <w:tcW w:w="1272" w:type="dxa"/>
+            <w:vAlign w:val="center"/>
+          </w:tcPr>
+          <w:p>
+            <w:pPr>
+              <w:pStyle w:val="12"/>
+              <w:spacing w:line="341" w:lineRule="exact"/>
+              <w:ind w:left="13" w:right="165"/>
+              <w:jc w:val="both"/>
+              <w:rPr>
+                <w:rFonts w:ascii="Times New Roman" w:hAnsi="Times New Roman" w:cs="Times New Roman"/>
+                <w:b/>
+                <w:sz w:val="24"/>
+                <w:szCs w:val="24"/>
+              </w:rPr>
+            </w:pPr>
+            <w:r>
+              <w:rPr>
+                <w:rFonts w:ascii="Times New Roman" w:hAnsi="Times New Roman" w:cs="Times New Roman"/>
+                <w:b/>
+                <w:sz w:val="24"/>
+                <w:szCs w:val="24"/>
+              </w:rPr>
+              <w:t>日</w:t>
+            </w:r>
+            <w:r>
+              <w:rPr>
+                <w:rFonts w:ascii="Times New Roman" w:hAnsi="Times New Roman" w:cs="Times New Roman"/>
+                <w:b/>
+                <w:sz w:val="24"/>
+                <w:szCs w:val="24"/>
+                <w:lang w:eastAsia="zh-CN"/>
+              </w:rPr>
+              <w:t xml:space="preserve">  </w:t>
+            </w:r>
+            <w:r>
+              <w:rPr>
+                <w:rFonts w:ascii="Times New Roman" w:hAnsi="Times New Roman" w:cs="Times New Roman"/>
+                <w:b/>
+                <w:sz w:val="24"/>
+                <w:szCs w:val="24"/>
+              </w:rPr>
+              <w:t>期：</w:t>
+            </w:r>
+          </w:p>
+        </w:tc>
+        <w:tc>
+          <w:tcPr>
+            <w:tcW w:w="2040" w:type="dxa"/>
+            <w:vAlign w:val="center"/>
+          </w:tcPr>
+          <w:p>
+            <w:pPr>
+              <w:pStyle w:val="12"/>
+              <w:spacing w:line="363" w:lineRule="exact"/>
+              <w:jc w:val="both"/>
+              <w:rPr>
+                <w:rFonts w:ascii="Times New Roman" w:hAnsi="Times New Roman" w:cs="Times New Roman"/>
+                <w:sz w:val="24"/>
+                <w:szCs w:val="24"/>
+              </w:rPr>
+            </w:pPr>
+            <w:r>
+              <w:rPr>
+                <w:rFonts w:ascii="Times New Roman" w:hAnsi="Times New Roman" w:cs="Times New Roman"/>
+                <w:kern w:val="2"/>
+                <w:sz w:val="24"/>
+                <w:szCs w:val="24"/>
+                <w:lang w:eastAsia="zh-CN"/>
+              </w:rPr>
+              <w:t>{{ reportdate }}</w:t>
+            </w:r>
+          </w:p>
+        </w:tc>
+        <w:tc>
+          <w:tcPr>
+            <w:tcW w:w="1166" w:type="dxa"/>
+            <w:vAlign w:val="center"/>
+          </w:tcPr>
+          <w:p>
+            <w:pPr>
+              <w:pStyle w:val="12"/>
+              <w:spacing w:line="341" w:lineRule="exact"/>
+              <w:jc w:val="both"/>
+              <w:rPr>
+                <w:rFonts w:ascii="Times New Roman" w:hAnsi="Times New Roman" w:cs="Times New Roman"/>
+                <w:b/>
+                <w:sz w:val="24"/>
+                <w:szCs w:val="24"/>
+              </w:rPr>
+            </w:pPr>
+            <w:r>
+              <w:rPr>
+                <w:rFonts w:ascii="Times New Roman" w:hAnsi="Times New Roman" w:cs="Times New Roman"/>
+                <w:b/>
+                <w:sz w:val="24"/>
+                <w:szCs w:val="24"/>
+              </w:rPr>
+              <w:t>日</w:t>
+            </w:r>
+            <w:r>
+              <w:rPr>
+                <w:rFonts w:ascii="Times New Roman" w:hAnsi="Times New Roman" w:cs="Times New Roman"/>
+                <w:b/>
+                <w:sz w:val="24"/>
+                <w:szCs w:val="24"/>
+                <w:lang w:eastAsia="zh-CN"/>
+              </w:rPr>
+              <w:t xml:space="preserve">  </w:t>
+            </w:r>
+            <w:r>
+              <w:rPr>
+                <w:rFonts w:ascii="Times New Roman" w:hAnsi="Times New Roman" w:cs="Times New Roman"/>
+                <w:b/>
+                <w:sz w:val="24"/>
+                <w:szCs w:val="24"/>
+              </w:rPr>
+              <w:t>期：</w:t>
+            </w:r>
+          </w:p>
+        </w:tc>
+        <w:tc>
+          <w:tcPr>
+            <w:tcW w:w="2294" w:type="dxa"/>
+            <w:vAlign w:val="center"/>
+          </w:tcPr>
+          <w:p>
+            <w:pPr>
+              <w:pStyle w:val="12"/>
+              <w:spacing w:line="363" w:lineRule="exact"/>
+              <w:ind w:right="15"/>
+              <w:jc w:val="both"/>
+              <w:rPr>
+                <w:rFonts w:ascii="Times New Roman" w:hAnsi="Times New Roman" w:cs="Times New Roman"/>
+                <w:sz w:val="24"/>
+                <w:szCs w:val="24"/>
+              </w:rPr>
+            </w:pPr>
+            <w:r>
+              <w:rPr>
+                <w:rFonts w:ascii="Times New Roman" w:hAnsi="Times New Roman" w:cs="Times New Roman"/>
+                <w:kern w:val="2"/>
+                <w:sz w:val="24"/>
+                <w:szCs w:val="24"/>
+                <w:lang w:eastAsia="zh-CN"/>
+              </w:rPr>
+              <w:t>{{ reportdate }}</w:t>
+            </w:r>
+          </w:p>
+        </w:tc>
+      </w:tr>
+    </w:tbl>
     <w:p>
       <w:pPr>
         <w:rPr>
+          <w:rFonts w:ascii="Times New Roman" w:hAnsi="Times New Roman" w:eastAsia="微软雅黑" w:cs="Times New Roman"/>
+          <w:sz w:val="24"/>
+          <w:szCs w:val="24"/>
+          <w:lang w:eastAsia="zh-CN"/>
+        </w:rPr>
+      </w:pPr>
+      <w:r>
+        <w:rPr>
+          <w:rFonts w:hint="eastAsia" w:ascii="Times New Roman" w:hAnsi="Times New Roman" w:eastAsia="微软雅黑" w:cs="Times New Roman"/>
+          <w:sz w:val="24"/>
+          <w:szCs w:val="24"/>
+          <w:lang w:eastAsia="zh-CN"/>
+        </w:rPr>
+        <w:t xml:space="preserve">{% endif %}{% if testedby == </w:t>
+      </w:r>
+      <w:r>
+        <w:rPr>
+          <w:rFonts w:ascii="Times New Roman" w:hAnsi="Times New Roman" w:eastAsia="微软雅黑" w:cs="Times New Roman"/>
+          <w:sz w:val="24"/>
+          <w:szCs w:val="24"/>
+          <w:lang w:eastAsia="zh-CN"/>
+        </w:rPr>
+        <w:t>“</w:t>
+      </w:r>
+      <w:r>
+        <w:rPr>
+          <w:rFonts w:hint="eastAsia" w:ascii="Times New Roman" w:hAnsi="Times New Roman" w:eastAsia="微软雅黑" w:cs="Times New Roman"/>
+          <w:sz w:val="24"/>
+          <w:szCs w:val="24"/>
+          <w:lang w:eastAsia="zh-CN"/>
+        </w:rPr>
+        <w:t>2</w:t>
+      </w:r>
+      <w:r>
+        <w:rPr>
+          <w:rFonts w:ascii="Times New Roman" w:hAnsi="Times New Roman" w:eastAsia="微软雅黑" w:cs="Times New Roman"/>
+          <w:sz w:val="24"/>
+          <w:szCs w:val="24"/>
+          <w:lang w:eastAsia="zh-CN"/>
+        </w:rPr>
+        <w:t>”</w:t>
+      </w:r>
+      <w:r>
+        <w:rPr>
+          <w:rFonts w:hint="eastAsia" w:ascii="Times New Roman" w:hAnsi="Times New Roman" w:eastAsia="微软雅黑" w:cs="Times New Roman"/>
+          <w:sz w:val="24"/>
+          <w:szCs w:val="24"/>
+          <w:lang w:eastAsia="zh-CN"/>
+        </w:rPr>
+        <w:t xml:space="preserve"> %}</w:t>
+      </w:r>
+    </w:p>
+    <w:p>
+      <w:pPr>
+        <w:rPr>
+          <w:rFonts w:hint="default"/>
+          <w:sz w:val="24"/>
+          <w:lang w:val="en-US" w:eastAsia="zh-CN"/>
+        </w:rPr>
+      </w:pPr>
+    </w:p>
+    <w:p>
+      <w:pPr>
+        <w:rPr>
+          <w:sz w:val="24"/>
           <w:lang w:eastAsia="zh-CN"/>
         </w:rPr>
       </w:pPr>
@@ -3338,7 +3788,7 @@
           </w:tblCellMar>
         </w:tblPrEx>
         <w:trPr>
-          <w:trHeight w:val="441" w:hRule="exact"/>
+          <w:trHeight w:val="680" w:hRule="exact"/>
           <w:jc w:val="right"/>
         </w:trPr>
         <w:tc>
@@ -3389,192 +3839,12 @@
             </w:pPr>
             <w:r>
               <w:rPr>
-                <w:sz w:val="22"/>
-              </w:rPr>
-              <mc:AlternateContent>
-                <mc:Choice Requires="wpg">
-                  <w:drawing>
-                    <wp:anchor distT="0" distB="0" distL="114300" distR="114300" simplePos="0" relativeHeight="251663360" behindDoc="0" locked="0" layoutInCell="1" allowOverlap="1">
-                      <wp:simplePos x="0" y="0"/>
-                      <wp:positionH relativeFrom="column">
-                        <wp:posOffset>7620</wp:posOffset>
-                      </wp:positionH>
-                      <wp:positionV relativeFrom="paragraph">
-                        <wp:posOffset>-480060</wp:posOffset>
-                      </wp:positionV>
-                      <wp:extent cx="3058160" cy="1442720"/>
-                      <wp:effectExtent l="0" t="0" r="5080" b="5080"/>
-                      <wp:wrapNone/>
-                      <wp:docPr id="9" name="组合 9"/>
-                      <wp:cNvGraphicFramePr/>
-                      <a:graphic xmlns:a="http://schemas.openxmlformats.org/drawingml/2006/main">
-                        <a:graphicData uri="http://schemas.microsoft.com/office/word/2010/wordprocessingGroup">
-                          <wpg:wgp>
-                            <wpg:cNvGrpSpPr/>
-                            <wpg:grpSpPr>
-                              <a:xfrm>
-                                <a:off x="0" y="0"/>
-                                <a:ext cx="3058160" cy="1442720"/>
-                                <a:chOff x="19211" y="18842"/>
-                                <a:chExt cx="4816" cy="2272"/>
-                              </a:xfrm>
-                            </wpg:grpSpPr>
-                            <wpg:grpSp>
-                              <wpg:cNvPr id="4" name="组合 6"/>
-                              <wpg:cNvGrpSpPr/>
-                              <wpg:grpSpPr>
-                                <a:xfrm>
-                                  <a:off x="19211" y="18842"/>
-                                  <a:ext cx="4816" cy="2273"/>
-                                  <a:chOff x="19199" y="18902"/>
-                                  <a:chExt cx="4816" cy="2273"/>
-                                </a:xfrm>
-                              </wpg:grpSpPr>
-                              <pic:pic xmlns:pic="http://schemas.openxmlformats.org/drawingml/2006/picture">
-                                <pic:nvPicPr>
-                                  <pic:cNvPr id="16" name="图片 6" descr="蔡冬雪"/>
-                                  <pic:cNvPicPr>
-                                    <a:picLocks noChangeAspect="1"/>
-                                  </pic:cNvPicPr>
-                                </pic:nvPicPr>
-                                <pic:blipFill>
-                                  <a:blip r:embed="rId8">
-                                    <a:clrChange>
-                                      <a:clrFrom>
-                                        <a:srgbClr val="FFFFFF">
-                                          <a:alpha val="100000"/>
-                                        </a:srgbClr>
-                                      </a:clrFrom>
-                                      <a:clrTo>
-                                        <a:srgbClr val="FFFFFF">
-                                          <a:alpha val="100000"/>
-                                          <a:alpha val="0"/>
-                                        </a:srgbClr>
-                                      </a:clrTo>
-                                    </a:clrChange>
-                                  </a:blip>
-                                  <a:srcRect l="18656" t="33322" r="18897" b="26699"/>
-                                  <a:stretch>
-                                    <a:fillRect/>
-                                  </a:stretch>
-                                </pic:blipFill>
-                                <pic:spPr>
-                                  <a:xfrm>
-                                    <a:off x="19199" y="19551"/>
-                                    <a:ext cx="1261" cy="566"/>
-                                  </a:xfrm>
-                                  <a:prstGeom prst="rect">
-                                    <a:avLst/>
-                                  </a:prstGeom>
-                                </pic:spPr>
-                              </pic:pic>
-                              <pic:pic xmlns:pic="http://schemas.openxmlformats.org/drawingml/2006/picture">
-                                <pic:nvPicPr>
-                                  <pic:cNvPr id="21" name="图片 25"/>
-                                  <pic:cNvPicPr>
-                                    <a:picLocks noChangeAspect="1" noChangeArrowheads="1"/>
-                                  </pic:cNvPicPr>
-                                </pic:nvPicPr>
-                                <pic:blipFill>
-                                  <a:blip r:embed="rId9">
-                                    <a:extLst>
-                                      <a:ext uri="{28A0092B-C50C-407E-A947-70E740481C1C}">
-                                        <a14:useLocalDpi xmlns:a14="http://schemas.microsoft.com/office/drawing/2010/main" val="0"/>
-                                      </a:ext>
-                                    </a:extLst>
-                                  </a:blip>
-                                  <a:srcRect/>
-                                  <a:stretch>
-                                    <a:fillRect/>
-                                  </a:stretch>
-                                </pic:blipFill>
-                                <pic:spPr>
-                                  <a:xfrm>
-                                    <a:off x="21742" y="18902"/>
-                                    <a:ext cx="2273" cy="2273"/>
-                                  </a:xfrm>
-                                  <a:prstGeom prst="rect">
-                                    <a:avLst/>
-                                  </a:prstGeom>
-                                  <a:noFill/>
-                                  <a:ln>
-                                    <a:noFill/>
-                                  </a:ln>
-                                </pic:spPr>
-                              </pic:pic>
-                            </wpg:grpSp>
-                            <pic:pic xmlns:pic="http://schemas.openxmlformats.org/drawingml/2006/picture">
-                              <pic:nvPicPr>
-                                <pic:cNvPr id="12" name="图片 4" descr="王建丽"/>
-                                <pic:cNvPicPr>
-                                  <a:picLocks noChangeAspect="1"/>
-                                </pic:cNvPicPr>
-                              </pic:nvPicPr>
-                              <pic:blipFill>
-                                <a:blip r:embed="rId10">
-                                  <a:clrChange>
-                                    <a:clrFrom>
-                                      <a:srgbClr val="FFFFFF">
-                                        <a:alpha val="100000"/>
-                                      </a:srgbClr>
-                                    </a:clrFrom>
-                                    <a:clrTo>
-                                      <a:srgbClr val="FFFFFF">
-                                        <a:alpha val="100000"/>
-                                        <a:alpha val="0"/>
-                                      </a:srgbClr>
-                                    </a:clrTo>
-                                  </a:clrChange>
-                                </a:blip>
-                                <a:stretch>
-                                  <a:fillRect/>
-                                </a:stretch>
-                              </pic:blipFill>
-                              <pic:spPr>
-                                <a:xfrm>
-                                  <a:off x="22261" y="19395"/>
-                                  <a:ext cx="1258" cy="713"/>
-                                </a:xfrm>
-                                <a:prstGeom prst="rect">
-                                  <a:avLst/>
-                                </a:prstGeom>
-                              </pic:spPr>
-                            </pic:pic>
-                          </wpg:wgp>
-                        </a:graphicData>
-                      </a:graphic>
-                    </wp:anchor>
-                  </w:drawing>
-                </mc:Choice>
-                <mc:Fallback>
-                  <w:pict>
-                    <v:group id="_x0000_s1026" o:spid="_x0000_s1026" o:spt="203" style="position:absolute;left:0pt;margin-left:0.6pt;margin-top:-37.8pt;height:113.6pt;width:240.8pt;z-index:251663360;mso-width-relative:page;mso-height-relative:page;" coordorigin="19211,18842" coordsize="4816,2272" o:gfxdata="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">
-                      <o:lock v:ext="edit" aspectratio="f"/>
-                      <v:group id="组合 6" o:spid="_x0000_s1026" o:spt="203" style="position:absolute;left:19211;top:18842;height:2273;width:4816;" coordorigin="19199,18902" coordsize="4816,2273" o:gfxdata="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">
-                        <o:lock v:ext="edit" aspectratio="f"/>
-                        <v:shape id="图片 6" o:spid="_x0000_s1026" o:spt="75" alt="蔡冬雪" type="#_x0000_t75" style="position:absolute;left:19199;top:19551;height:566;width:1261;" filled="f" o:preferrelative="t" stroked="f" coordsize="21600,21600" o:gfxdata="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">
-                          <v:fill on="f" focussize="0,0"/>
-                          <v:stroke on="f"/>
-                          <v:imagedata r:id="rId8" cropleft="12226f" croptop="21838f" cropright="12384f" cropbottom="17497f" chromakey="#FFFFFF" o:title=""/>
-                          <o:lock v:ext="edit" aspectratio="t"/>
-                        </v:shape>
-                        <v:shape id="图片 25" o:spid="_x0000_s1026" o:spt="75" type="#_x0000_t75" style="position:absolute;left:21742;top:18902;height:2273;width:2273;" filled="f" o:preferrelative="t" stroked="f" coordsize="21600,21600" o:gfxdata="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">
-                          <v:fill on="f" focussize="0,0"/>
-                          <v:stroke on="f"/>
-                          <v:imagedata r:id="rId9" o:title=""/>
-                          <o:lock v:ext="edit" aspectratio="t"/>
-                        </v:shape>
-                      </v:group>
-                      <v:shape id="图片 4" o:spid="_x0000_s1026" o:spt="75" alt="王建丽" type="#_x0000_t75" style="position:absolute;left:22261;top:19395;height:713;width:1258;" filled="f" o:preferrelative="t" stroked="f" coordsize="21600,21600" o:gfxdata="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">
-                        <v:fill on="f" focussize="0,0"/>
-                        <v:stroke on="f"/>
-                        <v:imagedata r:id="rId10" chromakey="#FFFFFF" o:title=""/>
-                        <o:lock v:ext="edit" aspectratio="t"/>
-                      </v:shape>
-                    </v:group>
-                  </w:pict>
-                </mc:Fallback>
-              </mc:AlternateContent>
+                <w:rFonts w:hint="eastAsia" w:ascii="Times New Roman" w:hAnsi="Times New Roman" w:cs="Times New Roman"/>
+                <w:b/>
+                <w:sz w:val="24"/>
+                <w:szCs w:val="24"/>
+              </w:rPr>
+              <w:t>{{"ty_guangzhou1"|sign(62,34)}}</w:t>
             </w:r>
           </w:p>
         </w:tc>
@@ -3634,6 +3904,76 @@
                 <w:szCs w:val="24"/>
               </w:rPr>
             </w:pPr>
+            <w:r>
+              <w:rPr>
+                <w:rFonts w:hint="eastAsia" w:ascii="Times New Roman" w:hAnsi="Times New Roman" w:cs="Times New Roman"/>
+                <w:b/>
+                <w:sz w:val="24"/>
+                <w:szCs w:val="24"/>
+              </w:rPr>
+              <w:t>{{"ty_guangzhou2"|sign(59,34)}}</w:t>
+            </w:r>
+            <w:r>
+              <w:rPr>
+                <w:sz w:val="24"/>
+              </w:rPr>
+              <w:drawing>
+                <wp:anchor distT="0" distB="0" distL="114300" distR="114300" simplePos="0" relativeHeight="251667456" behindDoc="0" locked="0" layoutInCell="1" allowOverlap="1">
+                  <wp:simplePos x="0" y="0"/>
+                  <wp:positionH relativeFrom="column">
+                    <wp:posOffset>-375285</wp:posOffset>
+                  </wp:positionH>
+                  <wp:positionV relativeFrom="paragraph">
+                    <wp:posOffset>-391795</wp:posOffset>
+                  </wp:positionV>
+                  <wp:extent cx="1443355" cy="1443355"/>
+                  <wp:effectExtent l="0" t="0" r="4445" b="4445"/>
+                  <wp:wrapNone/>
+                  <wp:docPr id="1" name="图片 25"/>
+                  <wp:cNvGraphicFramePr>
+                    <a:graphicFrameLocks xmlns:a="http://schemas.openxmlformats.org/drawingml/2006/main" noChangeAspect="1"/>
+                  </wp:cNvGraphicFramePr>
+                  <a:graphic xmlns:a="http://schemas.openxmlformats.org/drawingml/2006/main">
+                    <a:graphicData uri="http://schemas.openxmlformats.org/drawingml/2006/picture">
+                      <pic:pic xmlns:pic="http://schemas.openxmlformats.org/drawingml/2006/picture">
+                        <pic:nvPicPr>
+                          <pic:cNvPr id="1" name="图片 25"/>
+                          <pic:cNvPicPr>
+                            <a:picLocks noChangeAspect="1" noChangeArrowheads="1"/>
+                          </pic:cNvPicPr>
+                        </pic:nvPicPr>
+                        <pic:blipFill>
+                          <a:blip r:embed="rId8">
+                            <a:extLst>
+                              <a:ext uri="{28A0092B-C50C-407E-A947-70E740481C1C}">
+                                <a14:useLocalDpi xmlns:a14="http://schemas.microsoft.com/office/drawing/2010/main" val="0"/>
+                              </a:ext>
+                            </a:extLst>
+                          </a:blip>
+                          <a:srcRect/>
+                          <a:stretch>
+                            <a:fillRect/>
+                          </a:stretch>
+                        </pic:blipFill>
+                        <pic:spPr>
+                          <a:xfrm>
+                            <a:off x="0" y="0"/>
+                            <a:ext cx="1443355" cy="1443355"/>
+                          </a:xfrm>
+                          <a:prstGeom prst="rect">
+                            <a:avLst/>
+                          </a:prstGeom>
+                          <a:noFill/>
+                          <a:ln>
+                            <a:noFill/>
+                          </a:ln>
+                        </pic:spPr>
+                      </pic:pic>
+                    </a:graphicData>
+                  </a:graphic>
+                </wp:anchor>
+              </w:drawing>
+            </w:r>
           </w:p>
         </w:tc>
       </w:tr>
@@ -3807,577 +4147,6 @@
     <w:p>
       <w:pPr>
         <w:rPr>
-          <w:rFonts w:ascii="Times New Roman" w:hAnsi="Times New Roman" w:eastAsia="微软雅黑" w:cs="Times New Roman"/>
-          <w:sz w:val="24"/>
-          <w:szCs w:val="24"/>
-          <w:lang w:eastAsia="zh-CN"/>
-        </w:rPr>
-      </w:pPr>
-      <w:r>
-        <w:rPr>
-          <w:rFonts w:hint="eastAsia" w:ascii="Times New Roman" w:hAnsi="Times New Roman" w:eastAsia="微软雅黑" w:cs="Times New Roman"/>
-          <w:sz w:val="24"/>
-          <w:szCs w:val="24"/>
-          <w:lang w:eastAsia="zh-CN"/>
-        </w:rPr>
-        <w:t xml:space="preserve">{% endif %}{% if testedby == </w:t>
-      </w:r>
-      <w:r>
-        <w:rPr>
-          <w:rFonts w:ascii="Times New Roman" w:hAnsi="Times New Roman" w:eastAsia="微软雅黑" w:cs="Times New Roman"/>
-          <w:sz w:val="24"/>
-          <w:szCs w:val="24"/>
-          <w:lang w:eastAsia="zh-CN"/>
-        </w:rPr>
-        <w:t>“</w:t>
-      </w:r>
-      <w:r>
-        <w:rPr>
-          <w:rFonts w:hint="eastAsia" w:ascii="Times New Roman" w:hAnsi="Times New Roman" w:eastAsia="微软雅黑" w:cs="Times New Roman"/>
-          <w:sz w:val="24"/>
-          <w:szCs w:val="24"/>
-          <w:lang w:eastAsia="zh-CN"/>
-        </w:rPr>
-        <w:t>2</w:t>
-      </w:r>
-      <w:r>
-        <w:rPr>
-          <w:rFonts w:ascii="Times New Roman" w:hAnsi="Times New Roman" w:eastAsia="微软雅黑" w:cs="Times New Roman"/>
-          <w:sz w:val="24"/>
-          <w:szCs w:val="24"/>
-          <w:lang w:eastAsia="zh-CN"/>
-        </w:rPr>
-        <w:t>”</w:t>
-      </w:r>
-      <w:r>
-        <w:rPr>
-          <w:rFonts w:hint="eastAsia" w:ascii="Times New Roman" w:hAnsi="Times New Roman" w:eastAsia="微软雅黑" w:cs="Times New Roman"/>
-          <w:sz w:val="24"/>
-          <w:szCs w:val="24"/>
-          <w:lang w:eastAsia="zh-CN"/>
-        </w:rPr>
-        <w:t xml:space="preserve"> %}</w:t>
-      </w:r>
-    </w:p>
-    <w:p>
-      <w:pPr>
-        <w:rPr>
-          <w:rFonts w:hint="default"/>
-          <w:sz w:val="24"/>
-          <w:lang w:val="en-US" w:eastAsia="zh-CN"/>
-        </w:rPr>
-      </w:pPr>
-    </w:p>
-    <w:p>
-      <w:pPr>
-        <w:rPr>
-          <w:sz w:val="24"/>
-          <w:lang w:eastAsia="zh-CN"/>
-        </w:rPr>
-      </w:pPr>
-    </w:p>
-    <w:tbl>
-      <w:tblPr>
-        <w:tblStyle w:val="14"/>
-        <w:tblW w:w="6772" w:type="dxa"/>
-        <w:jc w:val="right"/>
-        <w:tblLayout w:type="fixed"/>
-        <w:tblCellMar>
-          <w:top w:w="0" w:type="dxa"/>
-          <w:left w:w="0" w:type="dxa"/>
-          <w:bottom w:w="0" w:type="dxa"/>
-          <w:right w:w="0" w:type="dxa"/>
-        </w:tblCellMar>
-      </w:tblPr>
-      <w:tblGrid>
-        <w:gridCol w:w="1272"/>
-        <w:gridCol w:w="2040"/>
-        <w:gridCol w:w="1166"/>
-        <w:gridCol w:w="2294"/>
-      </w:tblGrid>
-      <w:tr>
-        <w:tblPrEx>
-          <w:tblCellMar>
-            <w:top w:w="0" w:type="dxa"/>
-            <w:left w:w="0" w:type="dxa"/>
-            <w:bottom w:w="0" w:type="dxa"/>
-            <w:right w:w="0" w:type="dxa"/>
-          </w:tblCellMar>
-        </w:tblPrEx>
-        <w:trPr>
-          <w:trHeight w:val="441" w:hRule="exact"/>
-          <w:jc w:val="right"/>
-        </w:trPr>
-        <w:tc>
-          <w:tcPr>
-            <w:tcW w:w="1272" w:type="dxa"/>
-            <w:vAlign w:val="center"/>
-          </w:tcPr>
-          <w:p>
-            <w:pPr>
-              <w:pStyle w:val="12"/>
-              <w:spacing w:before="13"/>
-              <w:ind w:left="13" w:right="95"/>
-              <w:jc w:val="both"/>
-              <w:rPr>
-                <w:rFonts w:ascii="Times New Roman" w:hAnsi="Times New Roman" w:cs="Times New Roman"/>
-                <w:b/>
-                <w:sz w:val="24"/>
-                <w:szCs w:val="24"/>
-              </w:rPr>
-            </w:pPr>
-            <w:r>
-              <w:rPr>
-                <w:rFonts w:ascii="Times New Roman" w:hAnsi="Times New Roman" w:cs="Times New Roman"/>
-                <w:b/>
-                <w:sz w:val="24"/>
-                <w:szCs w:val="24"/>
-              </w:rPr>
-              <w:t>检测人：</w:t>
-            </w:r>
-          </w:p>
-        </w:tc>
-        <w:tc>
-          <w:tcPr>
-            <w:tcW w:w="2040" w:type="dxa"/>
-            <w:vAlign w:val="center"/>
-          </w:tcPr>
-          <w:p>
-            <w:pPr>
-              <w:pStyle w:val="12"/>
-              <w:spacing w:before="13"/>
-              <w:jc w:val="both"/>
-              <w:rPr>
-                <w:rFonts w:ascii="Times New Roman" w:hAnsi="Times New Roman" w:cs="Times New Roman"/>
-                <w:b/>
-                <w:sz w:val="24"/>
-                <w:szCs w:val="24"/>
-              </w:rPr>
-            </w:pPr>
-            <w:r>
-              <w:rPr>
-                <w:sz w:val="22"/>
-              </w:rPr>
-              <mc:AlternateContent>
-                <mc:Choice Requires="wpg">
-                  <w:drawing>
-                    <wp:anchor distT="0" distB="0" distL="114300" distR="114300" simplePos="0" relativeHeight="251664384" behindDoc="0" locked="0" layoutInCell="1" allowOverlap="1">
-                      <wp:simplePos x="0" y="0"/>
-                      <wp:positionH relativeFrom="column">
-                        <wp:posOffset>0</wp:posOffset>
-                      </wp:positionH>
-                      <wp:positionV relativeFrom="paragraph">
-                        <wp:posOffset>-370840</wp:posOffset>
-                      </wp:positionV>
-                      <wp:extent cx="3134360" cy="1443355"/>
-                      <wp:effectExtent l="0" t="0" r="5080" b="4445"/>
-                      <wp:wrapNone/>
-                      <wp:docPr id="14" name="组合 14"/>
-                      <wp:cNvGraphicFramePr/>
-                      <a:graphic xmlns:a="http://schemas.openxmlformats.org/drawingml/2006/main">
-                        <a:graphicData uri="http://schemas.microsoft.com/office/word/2010/wordprocessingGroup">
-                          <wpg:wgp>
-                            <wpg:cNvGrpSpPr/>
-                            <wpg:grpSpPr>
-                              <a:xfrm>
-                                <a:off x="0" y="0"/>
-                                <a:ext cx="3134360" cy="1443355"/>
-                                <a:chOff x="19199" y="20810"/>
-                                <a:chExt cx="4936" cy="2273"/>
-                              </a:xfrm>
-                            </wpg:grpSpPr>
-                            <wpg:grpSp>
-                              <wpg:cNvPr id="15" name="组合 23"/>
-                              <wpg:cNvGrpSpPr/>
-                              <wpg:grpSpPr>
-                                <a:xfrm>
-                                  <a:off x="19199" y="20810"/>
-                                  <a:ext cx="4936" cy="2273"/>
-                                  <a:chOff x="19199" y="20810"/>
-                                  <a:chExt cx="4936" cy="2273"/>
-                                </a:xfrm>
-                              </wpg:grpSpPr>
-                              <pic:pic xmlns:pic="http://schemas.openxmlformats.org/drawingml/2006/picture">
-                                <pic:nvPicPr>
-                                  <pic:cNvPr id="13" name="图片 1"/>
-                                  <pic:cNvPicPr>
-                                    <a:picLocks noChangeAspect="1"/>
-                                  </pic:cNvPicPr>
-                                </pic:nvPicPr>
-                                <pic:blipFill>
-                                  <a:blip r:embed="rId11">
-                                    <a:clrChange>
-                                      <a:clrFrom>
-                                        <a:srgbClr val="FFFFFF">
-                                          <a:alpha val="100000"/>
-                                        </a:srgbClr>
-                                      </a:clrFrom>
-                                      <a:clrTo>
-                                        <a:srgbClr val="FFFFFF">
-                                          <a:alpha val="100000"/>
-                                          <a:alpha val="0"/>
-                                        </a:srgbClr>
-                                      </a:clrTo>
-                                    </a:clrChange>
-                                  </a:blip>
-                                  <a:srcRect l="10922" t="11667"/>
-                                  <a:stretch>
-                                    <a:fillRect/>
-                                  </a:stretch>
-                                </pic:blipFill>
-                                <pic:spPr>
-                                  <a:xfrm>
-                                    <a:off x="19199" y="21203"/>
-                                    <a:ext cx="1672" cy="901"/>
-                                  </a:xfrm>
-                                  <a:prstGeom prst="rect">
-                                    <a:avLst/>
-                                  </a:prstGeom>
-                                  <a:noFill/>
-                                  <a:ln>
-                                    <a:noFill/>
-                                  </a:ln>
-                                </pic:spPr>
-                              </pic:pic>
-                              <pic:pic xmlns:pic="http://schemas.openxmlformats.org/drawingml/2006/picture">
-                                <pic:nvPicPr>
-                                  <pic:cNvPr id="18" name="图片 25"/>
-                                  <pic:cNvPicPr>
-                                    <a:picLocks noChangeAspect="1" noChangeArrowheads="1"/>
-                                  </pic:cNvPicPr>
-                                </pic:nvPicPr>
-                                <pic:blipFill>
-                                  <a:blip r:embed="rId9">
-                                    <a:extLst>
-                                      <a:ext uri="{28A0092B-C50C-407E-A947-70E740481C1C}">
-                                        <a14:useLocalDpi xmlns:a14="http://schemas.microsoft.com/office/drawing/2010/main" val="0"/>
-                                      </a:ext>
-                                    </a:extLst>
-                                  </a:blip>
-                                  <a:srcRect/>
-                                  <a:stretch>
-                                    <a:fillRect/>
-                                  </a:stretch>
-                                </pic:blipFill>
-                                <pic:spPr>
-                                  <a:xfrm>
-                                    <a:off x="21862" y="20810"/>
-                                    <a:ext cx="2273" cy="2273"/>
-                                  </a:xfrm>
-                                  <a:prstGeom prst="rect">
-                                    <a:avLst/>
-                                  </a:prstGeom>
-                                  <a:noFill/>
-                                  <a:ln>
-                                    <a:noFill/>
-                                  </a:ln>
-                                </pic:spPr>
-                              </pic:pic>
-                            </wpg:grpSp>
-                            <pic:pic xmlns:pic="http://schemas.openxmlformats.org/drawingml/2006/picture">
-                              <pic:nvPicPr>
-                                <pic:cNvPr id="19" name="图片 11" descr="王建丽"/>
-                                <pic:cNvPicPr>
-                                  <a:picLocks noChangeAspect="1"/>
-                                </pic:cNvPicPr>
-                              </pic:nvPicPr>
-                              <pic:blipFill>
-                                <a:blip r:embed="rId10">
-                                  <a:clrChange>
-                                    <a:clrFrom>
-                                      <a:srgbClr val="FFFFFF">
-                                        <a:alpha val="100000"/>
-                                      </a:srgbClr>
-                                    </a:clrFrom>
-                                    <a:clrTo>
-                                      <a:srgbClr val="FFFFFF">
-                                        <a:alpha val="100000"/>
-                                        <a:alpha val="0"/>
-                                      </a:srgbClr>
-                                    </a:clrTo>
-                                  </a:clrChange>
-                                </a:blip>
-                                <a:stretch>
-                                  <a:fillRect/>
-                                </a:stretch>
-                              </pic:blipFill>
-                              <pic:spPr>
-                                <a:xfrm>
-                                  <a:off x="22321" y="21215"/>
-                                  <a:ext cx="1488" cy="842"/>
-                                </a:xfrm>
-                                <a:prstGeom prst="rect">
-                                  <a:avLst/>
-                                </a:prstGeom>
-                              </pic:spPr>
-                            </pic:pic>
-                          </wpg:wgp>
-                        </a:graphicData>
-                      </a:graphic>
-                    </wp:anchor>
-                  </w:drawing>
-                </mc:Choice>
-                <mc:Fallback>
-                  <w:pict>
-                    <v:group id="_x0000_s1026" o:spid="_x0000_s1026" o:spt="203" style="position:absolute;left:0pt;margin-left:0pt;margin-top:-29.2pt;height:113.65pt;width:246.8pt;z-index:251664384;mso-width-relative:page;mso-height-relative:page;" coordorigin="19199,20810" coordsize="4936,2273" o:gfxdata="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">
-                      <o:lock v:ext="edit" aspectratio="f"/>
-                      <v:group id="组合 23" o:spid="_x0000_s1026" o:spt="203" style="position:absolute;left:19199;top:20810;height:2273;width:4936;" coordorigin="19199,20810" coordsize="4936,2273" o:gfxdata="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">
-                        <o:lock v:ext="edit" aspectratio="f"/>
-                        <v:shape id="图片 1" o:spid="_x0000_s1026" o:spt="75" type="#_x0000_t75" style="position:absolute;left:19199;top:21203;height:901;width:1672;" filled="f" o:preferrelative="t" stroked="f" coordsize="21600,21600" o:gfxdata="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">
-                          <v:fill on="f" focussize="0,0"/>
-                          <v:stroke on="f"/>
-                          <v:imagedata r:id="rId11" cropleft="7158f" croptop="7646f" chromakey="#FFFFFF" o:title=""/>
-                          <o:lock v:ext="edit" aspectratio="t"/>
-                        </v:shape>
-                        <v:shape id="图片 25" o:spid="_x0000_s1026" o:spt="75" type="#_x0000_t75" style="position:absolute;left:21862;top:20810;height:2273;width:2273;" filled="f" o:preferrelative="t" stroked="f" coordsize="21600,21600" o:gfxdata="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">
-                          <v:fill on="f" focussize="0,0"/>
-                          <v:stroke on="f"/>
-                          <v:imagedata r:id="rId9" o:title=""/>
-                          <o:lock v:ext="edit" aspectratio="t"/>
-                        </v:shape>
-                      </v:group>
-                      <v:shape id="图片 11" o:spid="_x0000_s1026" o:spt="75" alt="王建丽" type="#_x0000_t75" style="position:absolute;left:22321;top:21215;height:842;width:1488;" filled="f" o:preferrelative="t" stroked="f" coordsize="21600,21600" o:gfxdata="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">
-                        <v:fill on="f" focussize="0,0"/>
-                        <v:stroke on="f"/>
-                        <v:imagedata r:id="rId10" chromakey="#FFFFFF" o:title=""/>
-                        <o:lock v:ext="edit" aspectratio="t"/>
-                      </v:shape>
-                    </v:group>
-                  </w:pict>
-                </mc:Fallback>
-              </mc:AlternateContent>
-            </w:r>
-          </w:p>
-        </w:tc>
-        <w:tc>
-          <w:tcPr>
-            <w:tcW w:w="1166" w:type="dxa"/>
-            <w:vAlign w:val="center"/>
-          </w:tcPr>
-          <w:p>
-            <w:pPr>
-              <w:pStyle w:val="12"/>
-              <w:spacing w:before="13"/>
-              <w:jc w:val="both"/>
-              <w:rPr>
-                <w:rFonts w:ascii="Times New Roman" w:hAnsi="Times New Roman" w:cs="Times New Roman"/>
-                <w:b/>
-                <w:sz w:val="24"/>
-                <w:szCs w:val="24"/>
-              </w:rPr>
-            </w:pPr>
-            <w:r>
-              <w:rPr>
-                <w:rFonts w:ascii="Times New Roman" w:hAnsi="Times New Roman" w:cs="Times New Roman"/>
-                <w:b/>
-                <w:sz w:val="24"/>
-                <w:szCs w:val="24"/>
-              </w:rPr>
-              <w:t>复核人</w:t>
-            </w:r>
-            <w:r>
-              <w:rPr>
-                <w:rFonts w:ascii="Times New Roman" w:hAnsi="Times New Roman" w:cs="Times New Roman"/>
-                <w:b/>
-                <w:sz w:val="24"/>
-                <w:szCs w:val="24"/>
-                <w:lang w:eastAsia="zh-CN"/>
-              </w:rPr>
-              <w:t>：</w:t>
-            </w:r>
-          </w:p>
-        </w:tc>
-        <w:tc>
-          <w:tcPr>
-            <w:tcW w:w="2294" w:type="dxa"/>
-            <w:vAlign w:val="center"/>
-          </w:tcPr>
-          <w:p>
-            <w:pPr>
-              <w:pStyle w:val="12"/>
-              <w:spacing w:before="13"/>
-              <w:ind w:right="15"/>
-              <w:jc w:val="both"/>
-              <w:rPr>
-                <w:rFonts w:ascii="Times New Roman" w:hAnsi="Times New Roman" w:cs="Times New Roman"/>
-                <w:b/>
-                <w:sz w:val="24"/>
-                <w:szCs w:val="24"/>
-              </w:rPr>
-            </w:pPr>
-          </w:p>
-        </w:tc>
-      </w:tr>
-      <w:tr>
-        <w:tblPrEx>
-          <w:tblCellMar>
-            <w:top w:w="0" w:type="dxa"/>
-            <w:left w:w="0" w:type="dxa"/>
-            <w:bottom w:w="0" w:type="dxa"/>
-            <w:right w:w="0" w:type="dxa"/>
-          </w:tblCellMar>
-        </w:tblPrEx>
-        <w:trPr>
-          <w:trHeight w:val="457" w:hRule="exact"/>
-          <w:jc w:val="right"/>
-        </w:trPr>
-        <w:tc>
-          <w:tcPr>
-            <w:tcW w:w="1272" w:type="dxa"/>
-            <w:vAlign w:val="center"/>
-          </w:tcPr>
-          <w:p>
-            <w:pPr>
-              <w:pStyle w:val="12"/>
-              <w:spacing w:line="341" w:lineRule="exact"/>
-              <w:ind w:left="13" w:right="165"/>
-              <w:jc w:val="both"/>
-              <w:rPr>
-                <w:rFonts w:ascii="Times New Roman" w:hAnsi="Times New Roman" w:cs="Times New Roman"/>
-                <w:b/>
-                <w:sz w:val="24"/>
-                <w:szCs w:val="24"/>
-              </w:rPr>
-            </w:pPr>
-            <w:r>
-              <w:rPr>
-                <w:rFonts w:ascii="Times New Roman" w:hAnsi="Times New Roman" w:cs="Times New Roman"/>
-                <w:b/>
-                <w:sz w:val="24"/>
-                <w:szCs w:val="24"/>
-              </w:rPr>
-              <w:t>日</w:t>
-            </w:r>
-            <w:r>
-              <w:rPr>
-                <w:rFonts w:ascii="Times New Roman" w:hAnsi="Times New Roman" w:cs="Times New Roman"/>
-                <w:b/>
-                <w:sz w:val="24"/>
-                <w:szCs w:val="24"/>
-                <w:lang w:eastAsia="zh-CN"/>
-              </w:rPr>
-              <w:t xml:space="preserve">  </w:t>
-            </w:r>
-            <w:r>
-              <w:rPr>
-                <w:rFonts w:ascii="Times New Roman" w:hAnsi="Times New Roman" w:cs="Times New Roman"/>
-                <w:b/>
-                <w:sz w:val="24"/>
-                <w:szCs w:val="24"/>
-              </w:rPr>
-              <w:t>期：</w:t>
-            </w:r>
-          </w:p>
-        </w:tc>
-        <w:tc>
-          <w:tcPr>
-            <w:tcW w:w="2040" w:type="dxa"/>
-            <w:vAlign w:val="center"/>
-          </w:tcPr>
-          <w:p>
-            <w:pPr>
-              <w:pStyle w:val="12"/>
-              <w:spacing w:line="363" w:lineRule="exact"/>
-              <w:jc w:val="both"/>
-              <w:rPr>
-                <w:rFonts w:ascii="Times New Roman" w:hAnsi="Times New Roman" w:cs="Times New Roman"/>
-                <w:sz w:val="24"/>
-                <w:szCs w:val="24"/>
-              </w:rPr>
-            </w:pPr>
-            <w:r>
-              <w:rPr>
-                <w:rFonts w:ascii="Times New Roman" w:hAnsi="Times New Roman" w:cs="Times New Roman"/>
-                <w:kern w:val="2"/>
-                <w:sz w:val="24"/>
-                <w:szCs w:val="24"/>
-                <w:lang w:eastAsia="zh-CN"/>
-              </w:rPr>
-              <w:t>{{ reportdate }}</w:t>
-            </w:r>
-          </w:p>
-        </w:tc>
-        <w:tc>
-          <w:tcPr>
-            <w:tcW w:w="1166" w:type="dxa"/>
-            <w:vAlign w:val="center"/>
-          </w:tcPr>
-          <w:p>
-            <w:pPr>
-              <w:pStyle w:val="12"/>
-              <w:spacing w:line="341" w:lineRule="exact"/>
-              <w:jc w:val="both"/>
-              <w:rPr>
-                <w:rFonts w:ascii="Times New Roman" w:hAnsi="Times New Roman" w:cs="Times New Roman"/>
-                <w:b/>
-                <w:sz w:val="24"/>
-                <w:szCs w:val="24"/>
-              </w:rPr>
-            </w:pPr>
-            <w:r>
-              <w:rPr>
-                <w:rFonts w:ascii="Times New Roman" w:hAnsi="Times New Roman" w:cs="Times New Roman"/>
-                <w:b/>
-                <w:sz w:val="24"/>
-                <w:szCs w:val="24"/>
-              </w:rPr>
-              <w:t>日</w:t>
-            </w:r>
-            <w:r>
-              <w:rPr>
-                <w:rFonts w:ascii="Times New Roman" w:hAnsi="Times New Roman" w:cs="Times New Roman"/>
-                <w:b/>
-                <w:sz w:val="24"/>
-                <w:szCs w:val="24"/>
-                <w:lang w:eastAsia="zh-CN"/>
-              </w:rPr>
-              <w:t xml:space="preserve">  </w:t>
-            </w:r>
-            <w:r>
-              <w:rPr>
-                <w:rFonts w:ascii="Times New Roman" w:hAnsi="Times New Roman" w:cs="Times New Roman"/>
-                <w:b/>
-                <w:sz w:val="24"/>
-                <w:szCs w:val="24"/>
-              </w:rPr>
-              <w:t>期：</w:t>
-            </w:r>
-          </w:p>
-        </w:tc>
-        <w:tc>
-          <w:tcPr>
-            <w:tcW w:w="2294" w:type="dxa"/>
-            <w:vAlign w:val="center"/>
-          </w:tcPr>
-          <w:p>
-            <w:pPr>
-              <w:pStyle w:val="12"/>
-              <w:spacing w:line="363" w:lineRule="exact"/>
-              <w:ind w:right="15"/>
-              <w:jc w:val="both"/>
-              <w:rPr>
-                <w:rFonts w:ascii="Times New Roman" w:hAnsi="Times New Roman" w:cs="Times New Roman"/>
-                <w:sz w:val="24"/>
-                <w:szCs w:val="24"/>
-              </w:rPr>
-            </w:pPr>
-            <w:r>
-              <w:rPr>
-                <w:rFonts w:ascii="Times New Roman" w:hAnsi="Times New Roman" w:cs="Times New Roman"/>
-                <w:kern w:val="2"/>
-                <w:sz w:val="24"/>
-                <w:szCs w:val="24"/>
-                <w:lang w:eastAsia="zh-CN"/>
-              </w:rPr>
-              <w:t>{{ reportdate }}</w:t>
-            </w:r>
-          </w:p>
-        </w:tc>
-      </w:tr>
-    </w:tbl>
-    <w:p>
-      <w:pPr>
-        <w:rPr>
           <w:rFonts w:ascii="Times New Roman" w:hAnsi="Times New Roman" w:eastAsia="微软雅黑" w:cs="微软雅黑"/>
           <w:sz w:val="24"/>
         </w:rPr>
@@ -4421,15 +4190,15 @@
           </w14:shadow>
         </w:rPr>
       </w:pPr>
-      <w:bookmarkStart w:id="0" w:name="_Toc21764_WPSOffice_Level1"/>
-      <w:bookmarkStart w:id="1" w:name="_Toc12505"/>
-      <w:bookmarkStart w:id="2" w:name="_Toc22658"/>
-      <w:bookmarkStart w:id="3" w:name="_Toc28240"/>
-      <w:bookmarkStart w:id="4" w:name="_Toc16594"/>
-      <w:bookmarkStart w:id="5" w:name="_Toc1707_WPSOffice_Level1"/>
-      <w:bookmarkStart w:id="6" w:name="_Toc13196_WPSOffice_Level1"/>
-      <w:bookmarkStart w:id="7" w:name="_Toc2409"/>
-      <w:bookmarkStart w:id="8" w:name="_Toc27302"/>
+      <w:bookmarkStart w:id="0" w:name="_Toc13196_WPSOffice_Level1"/>
+      <w:bookmarkStart w:id="1" w:name="_Toc1707_WPSOffice_Level1"/>
+      <w:bookmarkStart w:id="2" w:name="_Toc2409"/>
+      <w:bookmarkStart w:id="3" w:name="_Toc27302"/>
+      <w:bookmarkStart w:id="4" w:name="_Toc12505"/>
+      <w:bookmarkStart w:id="5" w:name="_Toc21764_WPSOffice_Level1"/>
+      <w:bookmarkStart w:id="6" w:name="_Toc22658"/>
+      <w:bookmarkStart w:id="7" w:name="_Toc28240"/>
+      <w:bookmarkStart w:id="8" w:name="_Toc16594"/>
       <w:r>
         <w:rPr>
           <w:rFonts w:ascii="Times New Roman" w:hAnsi="Times New Roman"/>
@@ -8340,7 +8109,7 @@
           <w:lang w:val="en-US" w:eastAsia="en-US" w:bidi="ar-SA"/>
         </w:rPr>
         <w:drawing>
-          <wp:anchor distT="0" distB="0" distL="114935" distR="114935" simplePos="0" relativeHeight="251667456" behindDoc="0" locked="0" layoutInCell="1" allowOverlap="1">
+          <wp:anchor distT="0" distB="0" distL="114935" distR="114935" simplePos="0" relativeHeight="251665408" behindDoc="0" locked="0" layoutInCell="1" allowOverlap="1">
             <wp:simplePos x="0" y="0"/>
             <wp:positionH relativeFrom="column">
               <wp:posOffset>723900</wp:posOffset>
@@ -8365,7 +8134,7 @@
                     </pic:cNvPicPr>
                   </pic:nvPicPr>
                   <pic:blipFill>
-                    <a:blip r:embed="rId12"/>
+                    <a:blip r:embed="rId9"/>
                     <a:stretch>
                       <a:fillRect/>
                     </a:stretch>
@@ -8397,7 +8166,7 @@
           <w:lang w:val="en-US" w:eastAsia="en-US" w:bidi="ar-SA"/>
         </w:rPr>
         <w:drawing>
-          <wp:anchor distT="0" distB="0" distL="114935" distR="114935" simplePos="0" relativeHeight="251666432" behindDoc="0" locked="0" layoutInCell="1" allowOverlap="1">
+          <wp:anchor distT="0" distB="0" distL="114935" distR="114935" simplePos="0" relativeHeight="251664384" behindDoc="0" locked="0" layoutInCell="1" allowOverlap="1">
             <wp:simplePos x="0" y="0"/>
             <wp:positionH relativeFrom="column">
               <wp:posOffset>30480</wp:posOffset>
@@ -8422,7 +8191,7 @@
                     </pic:cNvPicPr>
                   </pic:nvPicPr>
                   <pic:blipFill>
-                    <a:blip r:embed="rId13"/>
+                    <a:blip r:embed="rId10"/>
                     <a:stretch>
                       <a:fillRect/>
                     </a:stretch>
@@ -8654,7 +8423,7 @@
           <w:lang w:val="en-US" w:eastAsia="zh-CN" w:bidi="ar-SA"/>
         </w:rPr>
         <w:drawing>
-          <wp:anchor distT="0" distB="0" distL="0" distR="0" simplePos="0" relativeHeight="251665408" behindDoc="1" locked="0" layoutInCell="1" allowOverlap="1">
+          <wp:anchor distT="0" distB="0" distL="0" distR="0" simplePos="0" relativeHeight="251663360" behindDoc="1" locked="0" layoutInCell="1" allowOverlap="1">
             <wp:simplePos x="0" y="0"/>
             <wp:positionH relativeFrom="column">
               <wp:posOffset>4900295</wp:posOffset>
@@ -8679,7 +8448,7 @@
                     </pic:cNvPicPr>
                   </pic:nvPicPr>
                   <pic:blipFill>
-                    <a:blip r:embed="rId14"/>
+                    <a:blip r:embed="rId11"/>
                     <a:srcRect/>
                     <a:stretch>
                       <a:fillRect/>
